--- a/Knowledge/3-Work knowledge/1-Software Engineering/2-Testing/5-My Source/1-ISTQB Foundation Level/5-Test Management/5-Test Techniques/1-Types of Black-Box Techniques/3-Boundary Value Analysis (BVA).docx
+++ b/Knowledge/3-Work knowledge/1-Software Engineering/2-Testing/5-My Source/1-ISTQB Foundation Level/5-Test Management/5-Test Techniques/1-Types of Black-Box Techniques/3-Boundary Value Analysis (BVA).docx
@@ -31,51 +31,77 @@
       </w:pPr>
       <w:r>
         <w:rPr>
-          <w:b/>
-          <w:shd w:val="clear" w:color="auto" w:fill="B7B7B7"/>
-        </w:rPr>
-        <w:t># Source</w:t>
-      </w:r>
-      <w:r>
-        <w:rPr>
-          <w:shd w:val="clear" w:color="auto" w:fill="B7B7B7"/>
-        </w:rPr>
-        <w:t xml:space="preserve">: </w:t>
-      </w:r>
-      <w:r>
-        <w:rPr>
-          <w:b/>
-          <w:shd w:val="clear" w:color="auto" w:fill="B7B7B7"/>
-        </w:rPr>
-        <w:t xml:space="preserve">Chatgpt </w:t>
-      </w:r>
-      <w:r>
-        <w:rPr>
-          <w:b/>
-          <w:sz w:val="14"/>
-          <w:szCs w:val="14"/>
-          <w:shd w:val="clear" w:color="auto" w:fill="B7B7B7"/>
-        </w:rPr>
-        <w:t>(GPT</w:t>
-      </w:r>
-      <w:r>
-        <w:rPr>
-          <w:rFonts w:ascii="Cambria Math" w:hAnsi="Cambria Math" w:cs="Cambria Math"/>
-          <w:b/>
-          <w:sz w:val="14"/>
-          <w:szCs w:val="14"/>
-          <w:shd w:val="clear" w:color="auto" w:fill="B7B7B7"/>
+          <w:rFonts w:ascii="Arial" w:eastAsia="Arial" w:hAnsi="Arial" w:cs="Arial"/>
+          <w:b/>
+          <w:color w:val="000000"/>
+          <w:sz w:val="18"/>
+          <w:highlight w:val="lightGray"/>
+        </w:rPr>
+        <w:t># Source: AI Source: Provided by: [Data Path</w:t>
+      </w:r>
+      <w:r>
+        <w:rPr>
+          <w:rFonts w:ascii="Arial" w:eastAsia="Arial" w:hAnsi="Arial" w:cs="Arial"/>
+          <w:color w:val="000000"/>
+          <w:sz w:val="18"/>
+          <w:highlight w:val="lightGray"/>
+        </w:rPr>
+        <w:t xml:space="preserve">: Persons Table -&gt; ID Column: 1, Name_En Column: Motasem Essam] -&gt; </w:t>
+      </w:r>
+      <w:r>
+        <w:rPr>
+          <w:rFonts w:ascii="Arial" w:eastAsia="Arial" w:hAnsi="Arial" w:cs="Arial"/>
+          <w:b/>
+          <w:color w:val="000000"/>
+          <w:sz w:val="18"/>
+          <w:highlight w:val="lightGray"/>
+        </w:rPr>
+        <w:t>From:</w:t>
+      </w:r>
+      <w:r>
+        <w:rPr>
+          <w:rFonts w:ascii="Arial" w:eastAsia="Arial" w:hAnsi="Arial" w:cs="Arial"/>
+          <w:color w:val="000000"/>
+          <w:sz w:val="18"/>
+          <w:highlight w:val="lightGray"/>
+        </w:rPr>
+        <w:t xml:space="preserve"> [Chatgpt (GPT</w:t>
+      </w:r>
+      <w:r>
+        <w:rPr>
+          <w:rFonts w:ascii="Arial" w:eastAsia="Arial" w:hAnsi="Arial" w:cs="Cambria Math"/>
+          <w:color w:val="000000"/>
+          <w:sz w:val="18"/>
+          <w:highlight w:val="lightGray"/>
         </w:rPr>
         <w:t>‑</w:t>
       </w:r>
       <w:r>
         <w:rPr>
-          <w:b/>
-          <w:sz w:val="14"/>
-          <w:szCs w:val="14"/>
-          <w:shd w:val="clear" w:color="auto" w:fill="B7B7B7"/>
-        </w:rPr>
-        <w:t>5 Mini) at [8/15/2025]</w:t>
+          <w:rFonts w:ascii="Arial" w:eastAsia="Arial" w:hAnsi="Arial" w:cs="Arial"/>
+          <w:color w:val="000000"/>
+          <w:sz w:val="18"/>
+          <w:highlight w:val="lightGray"/>
+        </w:rPr>
+        <w:t xml:space="preserve">5 Mini)] </w:t>
+      </w:r>
+      <w:r>
+        <w:rPr>
+          <w:rFonts w:ascii="Arial" w:eastAsia="Arial" w:hAnsi="Arial" w:cs="Arial"/>
+          <w:b/>
+          <w:color w:val="000000"/>
+          <w:sz w:val="18"/>
+          <w:highlight w:val="lightGray"/>
+        </w:rPr>
+        <w:t>on</w:t>
+      </w:r>
+      <w:r>
+        <w:rPr>
+          <w:rFonts w:ascii="Arial" w:eastAsia="Arial" w:hAnsi="Arial"/>
+          <w:sz w:val="18"/>
+          <w:highlight w:val="lightGray"/>
+        </w:rPr>
+        <w:t xml:space="preserve"> [8/15/2025]</w:t>
       </w:r>
     </w:p>
     <w:p>
@@ -140,7 +166,7 @@
     </w:p>
     <w:p>
       <w:r>
-        <w:pict w14:anchorId="15DD2852">
+        <w:pict w14:anchorId="1844BFD6">
           <v:rect id="_x0000_i1025" style="width:0;height:1.5pt" o:hralign="center" o:hrstd="t" o:hr="t" fillcolor="#a0a0a0" stroked="f"/>
         </w:pict>
       </w:r>
@@ -173,51 +199,77 @@
       </w:pPr>
       <w:r>
         <w:rPr>
-          <w:b/>
-          <w:shd w:val="clear" w:color="auto" w:fill="B7B7B7"/>
-        </w:rPr>
-        <w:t># Source</w:t>
-      </w:r>
-      <w:r>
-        <w:rPr>
-          <w:shd w:val="clear" w:color="auto" w:fill="B7B7B7"/>
-        </w:rPr>
-        <w:t xml:space="preserve">: </w:t>
-      </w:r>
-      <w:r>
-        <w:rPr>
-          <w:b/>
-          <w:shd w:val="clear" w:color="auto" w:fill="B7B7B7"/>
-        </w:rPr>
-        <w:t xml:space="preserve">Chatgpt </w:t>
-      </w:r>
-      <w:r>
-        <w:rPr>
-          <w:b/>
-          <w:sz w:val="14"/>
-          <w:szCs w:val="14"/>
-          <w:shd w:val="clear" w:color="auto" w:fill="B7B7B7"/>
-        </w:rPr>
-        <w:t>(GPT</w:t>
-      </w:r>
-      <w:r>
-        <w:rPr>
-          <w:rFonts w:ascii="Cambria Math" w:hAnsi="Cambria Math" w:cs="Cambria Math"/>
-          <w:b/>
-          <w:sz w:val="14"/>
-          <w:szCs w:val="14"/>
-          <w:shd w:val="clear" w:color="auto" w:fill="B7B7B7"/>
+          <w:rFonts w:ascii="Arial" w:eastAsia="Arial" w:hAnsi="Arial" w:cs="Arial"/>
+          <w:b/>
+          <w:color w:val="000000"/>
+          <w:sz w:val="18"/>
+          <w:highlight w:val="lightGray"/>
+        </w:rPr>
+        <w:t># Source: AI Source: Provided by: [Data Path</w:t>
+      </w:r>
+      <w:r>
+        <w:rPr>
+          <w:rFonts w:ascii="Arial" w:eastAsia="Arial" w:hAnsi="Arial" w:cs="Arial"/>
+          <w:color w:val="000000"/>
+          <w:sz w:val="18"/>
+          <w:highlight w:val="lightGray"/>
+        </w:rPr>
+        <w:t xml:space="preserve">: Persons Table -&gt; ID Column: 1, Name_En Column: Motasem Essam] -&gt; </w:t>
+      </w:r>
+      <w:r>
+        <w:rPr>
+          <w:rFonts w:ascii="Arial" w:eastAsia="Arial" w:hAnsi="Arial" w:cs="Arial"/>
+          <w:b/>
+          <w:color w:val="000000"/>
+          <w:sz w:val="18"/>
+          <w:highlight w:val="lightGray"/>
+        </w:rPr>
+        <w:t>From:</w:t>
+      </w:r>
+      <w:r>
+        <w:rPr>
+          <w:rFonts w:ascii="Arial" w:eastAsia="Arial" w:hAnsi="Arial" w:cs="Arial"/>
+          <w:color w:val="000000"/>
+          <w:sz w:val="18"/>
+          <w:highlight w:val="lightGray"/>
+        </w:rPr>
+        <w:t xml:space="preserve"> [Chatgpt (GPT</w:t>
+      </w:r>
+      <w:r>
+        <w:rPr>
+          <w:rFonts w:ascii="Arial" w:eastAsia="Arial" w:hAnsi="Arial" w:cs="Cambria Math"/>
+          <w:color w:val="000000"/>
+          <w:sz w:val="18"/>
+          <w:highlight w:val="lightGray"/>
         </w:rPr>
         <w:t>‑</w:t>
       </w:r>
       <w:r>
         <w:rPr>
-          <w:b/>
-          <w:sz w:val="14"/>
-          <w:szCs w:val="14"/>
-          <w:shd w:val="clear" w:color="auto" w:fill="B7B7B7"/>
-        </w:rPr>
-        <w:t>5 Mini) at [8/15/2025]</w:t>
+          <w:rFonts w:ascii="Arial" w:eastAsia="Arial" w:hAnsi="Arial" w:cs="Arial"/>
+          <w:color w:val="000000"/>
+          <w:sz w:val="18"/>
+          <w:highlight w:val="lightGray"/>
+        </w:rPr>
+        <w:t xml:space="preserve">5 Mini)] </w:t>
+      </w:r>
+      <w:r>
+        <w:rPr>
+          <w:rFonts w:ascii="Arial" w:eastAsia="Arial" w:hAnsi="Arial" w:cs="Arial"/>
+          <w:b/>
+          <w:color w:val="000000"/>
+          <w:sz w:val="18"/>
+          <w:highlight w:val="lightGray"/>
+        </w:rPr>
+        <w:t>on</w:t>
+      </w:r>
+      <w:r>
+        <w:rPr>
+          <w:rFonts w:ascii="Arial" w:eastAsia="Arial" w:hAnsi="Arial"/>
+          <w:sz w:val="18"/>
+          <w:highlight w:val="lightGray"/>
+        </w:rPr>
+        <w:t xml:space="preserve"> [8/15/2025]</w:t>
       </w:r>
     </w:p>
     <w:p>
@@ -226,7 +278,7 @@
           <w:ilvl w:val="0"/>
           <w:numId w:val="3"/>
         </w:numPr>
-        <w:spacing w:before="240"/>
+        <w:spacing w:before="240" w:after="0" w:line="276" w:lineRule="auto"/>
       </w:pPr>
       <w:r>
         <w:rPr>
@@ -260,6 +312,7 @@
           <w:ilvl w:val="0"/>
           <w:numId w:val="3"/>
         </w:numPr>
+        <w:spacing w:after="0" w:line="276" w:lineRule="auto"/>
       </w:pPr>
       <w:r>
         <w:rPr>
@@ -338,6 +391,7 @@
           <w:ilvl w:val="0"/>
           <w:numId w:val="3"/>
         </w:numPr>
+        <w:spacing w:after="0" w:line="276" w:lineRule="auto"/>
         <w:rPr>
           <w:rFonts w:ascii="Roboto Mono" w:eastAsia="Roboto Mono" w:hAnsi="Roboto Mono" w:cs="Roboto Mono"/>
         </w:rPr>
@@ -361,6 +415,7 @@
           <w:ilvl w:val="1"/>
           <w:numId w:val="3"/>
         </w:numPr>
+        <w:spacing w:after="0" w:line="276" w:lineRule="auto"/>
         <w:rPr>
           <w:rFonts w:ascii="Roboto Mono" w:eastAsia="Roboto Mono" w:hAnsi="Roboto Mono" w:cs="Roboto Mono"/>
         </w:rPr>
@@ -386,6 +441,7 @@
           <w:ilvl w:val="1"/>
           <w:numId w:val="3"/>
         </w:numPr>
+        <w:spacing w:after="0" w:line="276" w:lineRule="auto"/>
         <w:rPr>
           <w:rFonts w:ascii="Roboto Mono" w:eastAsia="Roboto Mono" w:hAnsi="Roboto Mono" w:cs="Roboto Mono"/>
         </w:rPr>
@@ -411,7 +467,7 @@
           <w:ilvl w:val="1"/>
           <w:numId w:val="3"/>
         </w:numPr>
-        <w:spacing w:after="240"/>
+        <w:spacing w:after="240" w:line="276" w:lineRule="auto"/>
         <w:rPr>
           <w:rFonts w:ascii="Roboto Mono" w:eastAsia="Roboto Mono" w:hAnsi="Roboto Mono" w:cs="Roboto Mono"/>
         </w:rPr>
@@ -444,28 +500,18 @@
     <w:p>
       <w:pPr>
         <w:pStyle w:val="Heading3"/>
-        <w:rPr>
-          <w:lang w:val="en-US"/>
-        </w:rPr>
-      </w:pPr>
-      <w:r>
-        <w:rPr>
-          <w:lang w:val="en-US"/>
-        </w:rPr>
+      </w:pPr>
+      <w:r>
         <w:t xml:space="preserve">1. Structural Variations (based on </w:t>
       </w:r>
       <w:r>
         <w:rPr>
           <w:i/>
           <w:iCs/>
-          <w:lang w:val="en-US"/>
         </w:rPr>
         <w:t>which boundaries</w:t>
       </w:r>
       <w:r>
-        <w:rPr>
-          <w:lang w:val="en-US"/>
-        </w:rPr>
         <w:t xml:space="preserve"> are tested)</w:t>
       </w:r>
     </w:p>
@@ -475,51 +521,77 @@
       </w:pPr>
       <w:r>
         <w:rPr>
-          <w:b/>
-          <w:shd w:val="clear" w:color="auto" w:fill="B7B7B7"/>
-        </w:rPr>
-        <w:t># Source</w:t>
-      </w:r>
-      <w:r>
-        <w:rPr>
-          <w:shd w:val="clear" w:color="auto" w:fill="B7B7B7"/>
-        </w:rPr>
-        <w:t xml:space="preserve">: </w:t>
-      </w:r>
-      <w:r>
-        <w:rPr>
-          <w:b/>
-          <w:shd w:val="clear" w:color="auto" w:fill="B7B7B7"/>
-        </w:rPr>
-        <w:t xml:space="preserve">Chatgpt </w:t>
-      </w:r>
-      <w:r>
-        <w:rPr>
-          <w:b/>
-          <w:sz w:val="14"/>
-          <w:szCs w:val="14"/>
-          <w:shd w:val="clear" w:color="auto" w:fill="B7B7B7"/>
-        </w:rPr>
-        <w:t>(GPT</w:t>
-      </w:r>
-      <w:r>
-        <w:rPr>
-          <w:rFonts w:ascii="Cambria Math" w:hAnsi="Cambria Math" w:cs="Cambria Math"/>
-          <w:b/>
-          <w:sz w:val="14"/>
-          <w:szCs w:val="14"/>
-          <w:shd w:val="clear" w:color="auto" w:fill="B7B7B7"/>
+          <w:rFonts w:ascii="Arial" w:eastAsia="Arial" w:hAnsi="Arial" w:cs="Arial"/>
+          <w:b/>
+          <w:color w:val="000000"/>
+          <w:sz w:val="18"/>
+          <w:highlight w:val="lightGray"/>
+        </w:rPr>
+        <w:t># Source: AI Source: Provided by: [Data Path</w:t>
+      </w:r>
+      <w:r>
+        <w:rPr>
+          <w:rFonts w:ascii="Arial" w:eastAsia="Arial" w:hAnsi="Arial" w:cs="Arial"/>
+          <w:color w:val="000000"/>
+          <w:sz w:val="18"/>
+          <w:highlight w:val="lightGray"/>
+        </w:rPr>
+        <w:t xml:space="preserve">: Persons Table -&gt; ID Column: 1, Name_En Column: Motasem Essam] -&gt; </w:t>
+      </w:r>
+      <w:r>
+        <w:rPr>
+          <w:rFonts w:ascii="Arial" w:eastAsia="Arial" w:hAnsi="Arial" w:cs="Arial"/>
+          <w:b/>
+          <w:color w:val="000000"/>
+          <w:sz w:val="18"/>
+          <w:highlight w:val="lightGray"/>
+        </w:rPr>
+        <w:t>From:</w:t>
+      </w:r>
+      <w:r>
+        <w:rPr>
+          <w:rFonts w:ascii="Arial" w:eastAsia="Arial" w:hAnsi="Arial" w:cs="Arial"/>
+          <w:color w:val="000000"/>
+          <w:sz w:val="18"/>
+          <w:highlight w:val="lightGray"/>
+        </w:rPr>
+        <w:t xml:space="preserve"> [Chatgpt (GPT</w:t>
+      </w:r>
+      <w:r>
+        <w:rPr>
+          <w:rFonts w:ascii="Arial" w:eastAsia="Arial" w:hAnsi="Arial" w:cs="Cambria Math"/>
+          <w:color w:val="000000"/>
+          <w:sz w:val="18"/>
+          <w:highlight w:val="lightGray"/>
         </w:rPr>
         <w:t>‑</w:t>
       </w:r>
       <w:r>
         <w:rPr>
-          <w:b/>
-          <w:sz w:val="14"/>
-          <w:szCs w:val="14"/>
-          <w:shd w:val="clear" w:color="auto" w:fill="B7B7B7"/>
-        </w:rPr>
-        <w:t>5 Mini) at [8/15/2025]</w:t>
+          <w:rFonts w:ascii="Arial" w:eastAsia="Arial" w:hAnsi="Arial" w:cs="Arial"/>
+          <w:color w:val="000000"/>
+          <w:sz w:val="18"/>
+          <w:highlight w:val="lightGray"/>
+        </w:rPr>
+        <w:t xml:space="preserve">5 Mini)] </w:t>
+      </w:r>
+      <w:r>
+        <w:rPr>
+          <w:rFonts w:ascii="Arial" w:eastAsia="Arial" w:hAnsi="Arial" w:cs="Arial"/>
+          <w:b/>
+          <w:color w:val="000000"/>
+          <w:sz w:val="18"/>
+          <w:highlight w:val="lightGray"/>
+        </w:rPr>
+        <w:t>on</w:t>
+      </w:r>
+      <w:r>
+        <w:rPr>
+          <w:rFonts w:ascii="Arial" w:eastAsia="Arial" w:hAnsi="Arial"/>
+          <w:sz w:val="18"/>
+          <w:highlight w:val="lightGray"/>
+        </w:rPr>
+        <w:t xml:space="preserve"> [8/15/2025]</w:t>
       </w:r>
     </w:p>
     <w:p>
@@ -551,7 +623,7 @@
     </w:p>
     <w:p>
       <w:r>
-        <w:pict w14:anchorId="60609F0A">
+        <w:pict w14:anchorId="208026A6">
           <v:rect id="_x0000_i1026" style="width:0;height:1.5pt" o:hralign="center" o:hrstd="t" o:hr="t" fillcolor="#a0a0a0" stroked="f"/>
         </w:pict>
       </w:r>
@@ -563,7 +635,6 @@
       <w:bookmarkStart w:id="4" w:name="_99qkyi1pmfcm" w:colFirst="0" w:colLast="0"/>
       <w:bookmarkEnd w:id="4"/>
       <w:r>
-        <w:lastRenderedPageBreak/>
         <w:t>1. Single Boundary Value Analysis</w:t>
       </w:r>
     </w:p>
@@ -573,51 +644,77 @@
       </w:pPr>
       <w:r>
         <w:rPr>
-          <w:b/>
-          <w:shd w:val="clear" w:color="auto" w:fill="B7B7B7"/>
-        </w:rPr>
-        <w:t># Source</w:t>
-      </w:r>
-      <w:r>
-        <w:rPr>
-          <w:shd w:val="clear" w:color="auto" w:fill="B7B7B7"/>
-        </w:rPr>
-        <w:t xml:space="preserve">: </w:t>
-      </w:r>
-      <w:r>
-        <w:rPr>
-          <w:b/>
-          <w:shd w:val="clear" w:color="auto" w:fill="B7B7B7"/>
-        </w:rPr>
-        <w:t xml:space="preserve">Chatgpt </w:t>
-      </w:r>
-      <w:r>
-        <w:rPr>
-          <w:b/>
-          <w:sz w:val="14"/>
-          <w:szCs w:val="14"/>
-          <w:shd w:val="clear" w:color="auto" w:fill="B7B7B7"/>
-        </w:rPr>
-        <w:t>(GPT</w:t>
-      </w:r>
-      <w:r>
-        <w:rPr>
-          <w:rFonts w:ascii="Cambria Math" w:hAnsi="Cambria Math" w:cs="Cambria Math"/>
-          <w:b/>
-          <w:sz w:val="14"/>
-          <w:szCs w:val="14"/>
-          <w:shd w:val="clear" w:color="auto" w:fill="B7B7B7"/>
+          <w:rFonts w:ascii="Arial" w:eastAsia="Arial" w:hAnsi="Arial" w:cs="Arial"/>
+          <w:b/>
+          <w:color w:val="000000"/>
+          <w:sz w:val="18"/>
+          <w:highlight w:val="lightGray"/>
+        </w:rPr>
+        <w:t># Source: AI Source: Provided by: [Data Path</w:t>
+      </w:r>
+      <w:r>
+        <w:rPr>
+          <w:rFonts w:ascii="Arial" w:eastAsia="Arial" w:hAnsi="Arial" w:cs="Arial"/>
+          <w:color w:val="000000"/>
+          <w:sz w:val="18"/>
+          <w:highlight w:val="lightGray"/>
+        </w:rPr>
+        <w:t xml:space="preserve">: Persons Table -&gt; ID Column: 1, Name_En Column: Motasem Essam] -&gt; </w:t>
+      </w:r>
+      <w:r>
+        <w:rPr>
+          <w:rFonts w:ascii="Arial" w:eastAsia="Arial" w:hAnsi="Arial" w:cs="Arial"/>
+          <w:b/>
+          <w:color w:val="000000"/>
+          <w:sz w:val="18"/>
+          <w:highlight w:val="lightGray"/>
+        </w:rPr>
+        <w:t>From:</w:t>
+      </w:r>
+      <w:r>
+        <w:rPr>
+          <w:rFonts w:ascii="Arial" w:eastAsia="Arial" w:hAnsi="Arial" w:cs="Arial"/>
+          <w:color w:val="000000"/>
+          <w:sz w:val="18"/>
+          <w:highlight w:val="lightGray"/>
+        </w:rPr>
+        <w:t xml:space="preserve"> [Chatgpt (GPT</w:t>
+      </w:r>
+      <w:r>
+        <w:rPr>
+          <w:rFonts w:ascii="Arial" w:eastAsia="Arial" w:hAnsi="Arial" w:cs="Cambria Math"/>
+          <w:color w:val="000000"/>
+          <w:sz w:val="18"/>
+          <w:highlight w:val="lightGray"/>
         </w:rPr>
         <w:t>‑</w:t>
       </w:r>
       <w:r>
         <w:rPr>
-          <w:b/>
-          <w:sz w:val="14"/>
-          <w:szCs w:val="14"/>
-          <w:shd w:val="clear" w:color="auto" w:fill="B7B7B7"/>
-        </w:rPr>
-        <w:t>5 Mini) at [8/15/2025]</w:t>
+          <w:rFonts w:ascii="Arial" w:eastAsia="Arial" w:hAnsi="Arial" w:cs="Arial"/>
+          <w:color w:val="000000"/>
+          <w:sz w:val="18"/>
+          <w:highlight w:val="lightGray"/>
+        </w:rPr>
+        <w:t xml:space="preserve">5 Mini)] </w:t>
+      </w:r>
+      <w:r>
+        <w:rPr>
+          <w:rFonts w:ascii="Arial" w:eastAsia="Arial" w:hAnsi="Arial" w:cs="Arial"/>
+          <w:b/>
+          <w:color w:val="000000"/>
+          <w:sz w:val="18"/>
+          <w:highlight w:val="lightGray"/>
+        </w:rPr>
+        <w:t>on</w:t>
+      </w:r>
+      <w:r>
+        <w:rPr>
+          <w:rFonts w:ascii="Arial" w:eastAsia="Arial" w:hAnsi="Arial"/>
+          <w:sz w:val="18"/>
+          <w:highlight w:val="lightGray"/>
+        </w:rPr>
+        <w:t xml:space="preserve"> [8/15/2025]</w:t>
       </w:r>
     </w:p>
     <w:p>
@@ -626,7 +723,7 @@
           <w:ilvl w:val="0"/>
           <w:numId w:val="13"/>
         </w:numPr>
-        <w:spacing w:before="240"/>
+        <w:spacing w:before="240" w:after="0" w:line="276" w:lineRule="auto"/>
       </w:pPr>
       <w:r>
         <w:rPr>
@@ -660,6 +757,7 @@
           <w:ilvl w:val="0"/>
           <w:numId w:val="13"/>
         </w:numPr>
+        <w:spacing w:after="0" w:line="276" w:lineRule="auto"/>
       </w:pPr>
       <w:r>
         <w:rPr>
@@ -693,6 +791,7 @@
           <w:ilvl w:val="0"/>
           <w:numId w:val="13"/>
         </w:numPr>
+        <w:spacing w:after="0" w:line="276" w:lineRule="auto"/>
         <w:rPr>
           <w:rFonts w:ascii="Roboto Mono" w:eastAsia="Roboto Mono" w:hAnsi="Roboto Mono" w:cs="Roboto Mono"/>
         </w:rPr>
@@ -716,6 +815,7 @@
           <w:ilvl w:val="1"/>
           <w:numId w:val="13"/>
         </w:numPr>
+        <w:spacing w:after="0" w:line="276" w:lineRule="auto"/>
         <w:rPr>
           <w:rFonts w:ascii="Roboto Mono" w:eastAsia="Roboto Mono" w:hAnsi="Roboto Mono" w:cs="Roboto Mono"/>
         </w:rPr>
@@ -741,6 +841,7 @@
           <w:ilvl w:val="1"/>
           <w:numId w:val="13"/>
         </w:numPr>
+        <w:spacing w:after="0" w:line="276" w:lineRule="auto"/>
         <w:rPr>
           <w:rFonts w:ascii="Roboto Mono" w:eastAsia="Roboto Mono" w:hAnsi="Roboto Mono" w:cs="Roboto Mono"/>
         </w:rPr>
@@ -766,7 +867,7 @@
           <w:ilvl w:val="1"/>
           <w:numId w:val="13"/>
         </w:numPr>
-        <w:spacing w:after="240"/>
+        <w:spacing w:after="240" w:line="276" w:lineRule="auto"/>
         <w:rPr>
           <w:rFonts w:ascii="Roboto Mono" w:eastAsia="Roboto Mono" w:hAnsi="Roboto Mono" w:cs="Roboto Mono"/>
         </w:rPr>
@@ -894,7 +995,7 @@
     </w:p>
     <w:p>
       <w:r>
-        <w:pict w14:anchorId="75C226E2">
+        <w:pict w14:anchorId="6F5760BB">
           <v:rect id="_x0000_i1027" style="width:0;height:1.5pt" o:hralign="center" o:hrstd="t" o:hr="t" fillcolor="#a0a0a0" stroked="f"/>
         </w:pict>
       </w:r>
@@ -915,51 +1016,77 @@
       </w:pPr>
       <w:r>
         <w:rPr>
-          <w:b/>
-          <w:shd w:val="clear" w:color="auto" w:fill="B7B7B7"/>
-        </w:rPr>
-        <w:t># Source</w:t>
-      </w:r>
-      <w:r>
-        <w:rPr>
-          <w:shd w:val="clear" w:color="auto" w:fill="B7B7B7"/>
-        </w:rPr>
-        <w:t xml:space="preserve">: </w:t>
-      </w:r>
-      <w:r>
-        <w:rPr>
-          <w:b/>
-          <w:shd w:val="clear" w:color="auto" w:fill="B7B7B7"/>
-        </w:rPr>
-        <w:t xml:space="preserve">Chatgpt </w:t>
-      </w:r>
-      <w:r>
-        <w:rPr>
-          <w:b/>
-          <w:sz w:val="14"/>
-          <w:szCs w:val="14"/>
-          <w:shd w:val="clear" w:color="auto" w:fill="B7B7B7"/>
-        </w:rPr>
-        <w:t>(GPT</w:t>
-      </w:r>
-      <w:r>
-        <w:rPr>
-          <w:rFonts w:ascii="Cambria Math" w:hAnsi="Cambria Math" w:cs="Cambria Math"/>
-          <w:b/>
-          <w:sz w:val="14"/>
-          <w:szCs w:val="14"/>
-          <w:shd w:val="clear" w:color="auto" w:fill="B7B7B7"/>
+          <w:rFonts w:ascii="Arial" w:eastAsia="Arial" w:hAnsi="Arial" w:cs="Arial"/>
+          <w:b/>
+          <w:color w:val="000000"/>
+          <w:sz w:val="18"/>
+          <w:highlight w:val="lightGray"/>
+        </w:rPr>
+        <w:t># Source: AI Source: Provided by: [Data Path</w:t>
+      </w:r>
+      <w:r>
+        <w:rPr>
+          <w:rFonts w:ascii="Arial" w:eastAsia="Arial" w:hAnsi="Arial" w:cs="Arial"/>
+          <w:color w:val="000000"/>
+          <w:sz w:val="18"/>
+          <w:highlight w:val="lightGray"/>
+        </w:rPr>
+        <w:t xml:space="preserve">: Persons Table -&gt; ID Column: 1, Name_En Column: Motasem Essam] -&gt; </w:t>
+      </w:r>
+      <w:r>
+        <w:rPr>
+          <w:rFonts w:ascii="Arial" w:eastAsia="Arial" w:hAnsi="Arial" w:cs="Arial"/>
+          <w:b/>
+          <w:color w:val="000000"/>
+          <w:sz w:val="18"/>
+          <w:highlight w:val="lightGray"/>
+        </w:rPr>
+        <w:t>From:</w:t>
+      </w:r>
+      <w:r>
+        <w:rPr>
+          <w:rFonts w:ascii="Arial" w:eastAsia="Arial" w:hAnsi="Arial" w:cs="Arial"/>
+          <w:color w:val="000000"/>
+          <w:sz w:val="18"/>
+          <w:highlight w:val="lightGray"/>
+        </w:rPr>
+        <w:t xml:space="preserve"> [Chatgpt (GPT</w:t>
+      </w:r>
+      <w:r>
+        <w:rPr>
+          <w:rFonts w:ascii="Arial" w:eastAsia="Arial" w:hAnsi="Arial" w:cs="Cambria Math"/>
+          <w:color w:val="000000"/>
+          <w:sz w:val="18"/>
+          <w:highlight w:val="lightGray"/>
         </w:rPr>
         <w:t>‑</w:t>
       </w:r>
       <w:r>
         <w:rPr>
-          <w:b/>
-          <w:sz w:val="14"/>
-          <w:szCs w:val="14"/>
-          <w:shd w:val="clear" w:color="auto" w:fill="B7B7B7"/>
-        </w:rPr>
-        <w:t>5 Mini) at [8/15/2025]</w:t>
+          <w:rFonts w:ascii="Arial" w:eastAsia="Arial" w:hAnsi="Arial" w:cs="Arial"/>
+          <w:color w:val="000000"/>
+          <w:sz w:val="18"/>
+          <w:highlight w:val="lightGray"/>
+        </w:rPr>
+        <w:t xml:space="preserve">5 Mini)] </w:t>
+      </w:r>
+      <w:r>
+        <w:rPr>
+          <w:rFonts w:ascii="Arial" w:eastAsia="Arial" w:hAnsi="Arial" w:cs="Arial"/>
+          <w:b/>
+          <w:color w:val="000000"/>
+          <w:sz w:val="18"/>
+          <w:highlight w:val="lightGray"/>
+        </w:rPr>
+        <w:t>on</w:t>
+      </w:r>
+      <w:r>
+        <w:rPr>
+          <w:rFonts w:ascii="Arial" w:eastAsia="Arial" w:hAnsi="Arial"/>
+          <w:sz w:val="18"/>
+          <w:highlight w:val="lightGray"/>
+        </w:rPr>
+        <w:t xml:space="preserve"> [8/15/2025]</w:t>
       </w:r>
     </w:p>
     <w:p>
@@ -968,7 +1095,7 @@
           <w:ilvl w:val="0"/>
           <w:numId w:val="11"/>
         </w:numPr>
-        <w:spacing w:before="240"/>
+        <w:spacing w:before="240" w:after="0" w:line="276" w:lineRule="auto"/>
       </w:pPr>
       <w:r>
         <w:rPr>
@@ -1028,6 +1155,7 @@
           <w:ilvl w:val="0"/>
           <w:numId w:val="11"/>
         </w:numPr>
+        <w:spacing w:after="0" w:line="276" w:lineRule="auto"/>
       </w:pPr>
       <w:r>
         <w:rPr>
@@ -1061,7 +1189,7 @@
           <w:ilvl w:val="0"/>
           <w:numId w:val="11"/>
         </w:numPr>
-        <w:spacing w:after="240"/>
+        <w:spacing w:after="240" w:line="276" w:lineRule="auto"/>
       </w:pPr>
       <w:r>
         <w:rPr>
@@ -1173,7 +1301,7 @@
     </w:p>
     <w:p>
       <w:r>
-        <w:pict w14:anchorId="345AADA7">
+        <w:pict w14:anchorId="0626C924">
           <v:rect id="_x0000_i1028" style="width:0;height:1.5pt" o:hralign="center" o:hrstd="t" o:hr="t" fillcolor="#a0a0a0" stroked="f"/>
         </w:pict>
       </w:r>
@@ -1185,7 +1313,6 @@
       <w:bookmarkStart w:id="6" w:name="_b2nll6vh2mfj" w:colFirst="0" w:colLast="0"/>
       <w:bookmarkEnd w:id="6"/>
       <w:r>
-        <w:lastRenderedPageBreak/>
         <w:t>3. Robust Boundary Value Analysis</w:t>
       </w:r>
     </w:p>
@@ -1195,51 +1322,77 @@
       </w:pPr>
       <w:r>
         <w:rPr>
-          <w:b/>
-          <w:shd w:val="clear" w:color="auto" w:fill="B7B7B7"/>
-        </w:rPr>
-        <w:t># Source</w:t>
-      </w:r>
-      <w:r>
-        <w:rPr>
-          <w:shd w:val="clear" w:color="auto" w:fill="B7B7B7"/>
-        </w:rPr>
-        <w:t xml:space="preserve">: </w:t>
-      </w:r>
-      <w:r>
-        <w:rPr>
-          <w:b/>
-          <w:shd w:val="clear" w:color="auto" w:fill="B7B7B7"/>
-        </w:rPr>
-        <w:t xml:space="preserve">Chatgpt </w:t>
-      </w:r>
-      <w:r>
-        <w:rPr>
-          <w:b/>
-          <w:sz w:val="14"/>
-          <w:szCs w:val="14"/>
-          <w:shd w:val="clear" w:color="auto" w:fill="B7B7B7"/>
-        </w:rPr>
-        <w:t>(GPT</w:t>
-      </w:r>
-      <w:r>
-        <w:rPr>
-          <w:rFonts w:ascii="Cambria Math" w:hAnsi="Cambria Math" w:cs="Cambria Math"/>
-          <w:b/>
-          <w:sz w:val="14"/>
-          <w:szCs w:val="14"/>
-          <w:shd w:val="clear" w:color="auto" w:fill="B7B7B7"/>
+          <w:rFonts w:ascii="Arial" w:eastAsia="Arial" w:hAnsi="Arial" w:cs="Arial"/>
+          <w:b/>
+          <w:color w:val="000000"/>
+          <w:sz w:val="18"/>
+          <w:highlight w:val="lightGray"/>
+        </w:rPr>
+        <w:t># Source: AI Source: Provided by: [Data Path</w:t>
+      </w:r>
+      <w:r>
+        <w:rPr>
+          <w:rFonts w:ascii="Arial" w:eastAsia="Arial" w:hAnsi="Arial" w:cs="Arial"/>
+          <w:color w:val="000000"/>
+          <w:sz w:val="18"/>
+          <w:highlight w:val="lightGray"/>
+        </w:rPr>
+        <w:t xml:space="preserve">: Persons Table -&gt; ID Column: 1, Name_En Column: Motasem Essam] -&gt; </w:t>
+      </w:r>
+      <w:r>
+        <w:rPr>
+          <w:rFonts w:ascii="Arial" w:eastAsia="Arial" w:hAnsi="Arial" w:cs="Arial"/>
+          <w:b/>
+          <w:color w:val="000000"/>
+          <w:sz w:val="18"/>
+          <w:highlight w:val="lightGray"/>
+        </w:rPr>
+        <w:t>From:</w:t>
+      </w:r>
+      <w:r>
+        <w:rPr>
+          <w:rFonts w:ascii="Arial" w:eastAsia="Arial" w:hAnsi="Arial" w:cs="Arial"/>
+          <w:color w:val="000000"/>
+          <w:sz w:val="18"/>
+          <w:highlight w:val="lightGray"/>
+        </w:rPr>
+        <w:t xml:space="preserve"> [Chatgpt (GPT</w:t>
+      </w:r>
+      <w:r>
+        <w:rPr>
+          <w:rFonts w:ascii="Arial" w:eastAsia="Arial" w:hAnsi="Arial" w:cs="Cambria Math"/>
+          <w:color w:val="000000"/>
+          <w:sz w:val="18"/>
+          <w:highlight w:val="lightGray"/>
         </w:rPr>
         <w:t>‑</w:t>
       </w:r>
       <w:r>
         <w:rPr>
-          <w:b/>
-          <w:sz w:val="14"/>
-          <w:szCs w:val="14"/>
-          <w:shd w:val="clear" w:color="auto" w:fill="B7B7B7"/>
-        </w:rPr>
-        <w:t>5 Mini) at [8/15/2025]</w:t>
+          <w:rFonts w:ascii="Arial" w:eastAsia="Arial" w:hAnsi="Arial" w:cs="Arial"/>
+          <w:color w:val="000000"/>
+          <w:sz w:val="18"/>
+          <w:highlight w:val="lightGray"/>
+        </w:rPr>
+        <w:t xml:space="preserve">5 Mini)] </w:t>
+      </w:r>
+      <w:r>
+        <w:rPr>
+          <w:rFonts w:ascii="Arial" w:eastAsia="Arial" w:hAnsi="Arial" w:cs="Arial"/>
+          <w:b/>
+          <w:color w:val="000000"/>
+          <w:sz w:val="18"/>
+          <w:highlight w:val="lightGray"/>
+        </w:rPr>
+        <w:t>on</w:t>
+      </w:r>
+      <w:r>
+        <w:rPr>
+          <w:rFonts w:ascii="Arial" w:eastAsia="Arial" w:hAnsi="Arial"/>
+          <w:sz w:val="18"/>
+          <w:highlight w:val="lightGray"/>
+        </w:rPr>
+        <w:t xml:space="preserve"> [8/15/2025]</w:t>
       </w:r>
     </w:p>
     <w:p>
@@ -1248,7 +1401,7 @@
           <w:ilvl w:val="0"/>
           <w:numId w:val="2"/>
         </w:numPr>
-        <w:spacing w:before="240"/>
+        <w:spacing w:before="240" w:after="0" w:line="276" w:lineRule="auto"/>
       </w:pPr>
       <w:r>
         <w:rPr>
@@ -1295,7 +1448,7 @@
           <w:ilvl w:val="0"/>
           <w:numId w:val="2"/>
         </w:numPr>
-        <w:spacing w:after="240"/>
+        <w:spacing w:after="240" w:line="276" w:lineRule="auto"/>
       </w:pPr>
       <w:r>
         <w:rPr>
@@ -1361,7 +1514,7 @@
     </w:p>
     <w:p>
       <w:r>
-        <w:pict w14:anchorId="15C4BBC2">
+        <w:pict w14:anchorId="18FF3070">
           <v:rect id="_x0000_i1029" style="width:0;height:1.5pt" o:hralign="center" o:hrstd="t" o:hr="t" fillcolor="#a0a0a0" stroked="f"/>
         </w:pict>
       </w:r>
@@ -1392,51 +1545,77 @@
       </w:pPr>
       <w:r>
         <w:rPr>
-          <w:b/>
-          <w:shd w:val="clear" w:color="auto" w:fill="B7B7B7"/>
-        </w:rPr>
-        <w:t># Source</w:t>
-      </w:r>
-      <w:r>
-        <w:rPr>
-          <w:shd w:val="clear" w:color="auto" w:fill="B7B7B7"/>
-        </w:rPr>
-        <w:t xml:space="preserve">: </w:t>
-      </w:r>
-      <w:r>
-        <w:rPr>
-          <w:b/>
-          <w:shd w:val="clear" w:color="auto" w:fill="B7B7B7"/>
-        </w:rPr>
-        <w:t xml:space="preserve">Chatgpt </w:t>
-      </w:r>
-      <w:r>
-        <w:rPr>
-          <w:b/>
-          <w:sz w:val="14"/>
-          <w:szCs w:val="14"/>
-          <w:shd w:val="clear" w:color="auto" w:fill="B7B7B7"/>
-        </w:rPr>
-        <w:t>(GPT</w:t>
-      </w:r>
-      <w:r>
-        <w:rPr>
-          <w:rFonts w:ascii="Cambria Math" w:hAnsi="Cambria Math" w:cs="Cambria Math"/>
-          <w:b/>
-          <w:sz w:val="14"/>
-          <w:szCs w:val="14"/>
-          <w:shd w:val="clear" w:color="auto" w:fill="B7B7B7"/>
+          <w:rFonts w:ascii="Arial" w:eastAsia="Arial" w:hAnsi="Arial" w:cs="Arial"/>
+          <w:b/>
+          <w:color w:val="000000"/>
+          <w:sz w:val="18"/>
+          <w:highlight w:val="lightGray"/>
+        </w:rPr>
+        <w:t># Source: AI Source: Provided by: [Data Path</w:t>
+      </w:r>
+      <w:r>
+        <w:rPr>
+          <w:rFonts w:ascii="Arial" w:eastAsia="Arial" w:hAnsi="Arial" w:cs="Arial"/>
+          <w:color w:val="000000"/>
+          <w:sz w:val="18"/>
+          <w:highlight w:val="lightGray"/>
+        </w:rPr>
+        <w:t xml:space="preserve">: Persons Table -&gt; ID Column: 1, Name_En Column: Motasem Essam] -&gt; </w:t>
+      </w:r>
+      <w:r>
+        <w:rPr>
+          <w:rFonts w:ascii="Arial" w:eastAsia="Arial" w:hAnsi="Arial" w:cs="Arial"/>
+          <w:b/>
+          <w:color w:val="000000"/>
+          <w:sz w:val="18"/>
+          <w:highlight w:val="lightGray"/>
+        </w:rPr>
+        <w:t>From:</w:t>
+      </w:r>
+      <w:r>
+        <w:rPr>
+          <w:rFonts w:ascii="Arial" w:eastAsia="Arial" w:hAnsi="Arial" w:cs="Arial"/>
+          <w:color w:val="000000"/>
+          <w:sz w:val="18"/>
+          <w:highlight w:val="lightGray"/>
+        </w:rPr>
+        <w:t xml:space="preserve"> [Chatgpt (GPT</w:t>
+      </w:r>
+      <w:r>
+        <w:rPr>
+          <w:rFonts w:ascii="Arial" w:eastAsia="Arial" w:hAnsi="Arial" w:cs="Cambria Math"/>
+          <w:color w:val="000000"/>
+          <w:sz w:val="18"/>
+          <w:highlight w:val="lightGray"/>
         </w:rPr>
         <w:t>‑</w:t>
       </w:r>
       <w:r>
         <w:rPr>
-          <w:b/>
-          <w:sz w:val="14"/>
-          <w:szCs w:val="14"/>
-          <w:shd w:val="clear" w:color="auto" w:fill="B7B7B7"/>
-        </w:rPr>
-        <w:t>5 Mini) at [8/15/2025]</w:t>
+          <w:rFonts w:ascii="Arial" w:eastAsia="Arial" w:hAnsi="Arial" w:cs="Arial"/>
+          <w:color w:val="000000"/>
+          <w:sz w:val="18"/>
+          <w:highlight w:val="lightGray"/>
+        </w:rPr>
+        <w:t xml:space="preserve">5 Mini)] </w:t>
+      </w:r>
+      <w:r>
+        <w:rPr>
+          <w:rFonts w:ascii="Arial" w:eastAsia="Arial" w:hAnsi="Arial" w:cs="Arial"/>
+          <w:b/>
+          <w:color w:val="000000"/>
+          <w:sz w:val="18"/>
+          <w:highlight w:val="lightGray"/>
+        </w:rPr>
+        <w:t>on</w:t>
+      </w:r>
+      <w:r>
+        <w:rPr>
+          <w:rFonts w:ascii="Arial" w:eastAsia="Arial" w:hAnsi="Arial"/>
+          <w:sz w:val="18"/>
+          <w:highlight w:val="lightGray"/>
+        </w:rPr>
+        <w:t xml:space="preserve"> [8/15/2025]</w:t>
       </w:r>
     </w:p>
     <w:p>
@@ -1452,7 +1631,7 @@
           <w:noProof/>
         </w:rPr>
         <w:drawing>
-          <wp:inline distT="114300" distB="114300" distL="114300" distR="114300" wp14:anchorId="1E56D14A" wp14:editId="03A7B497">
+          <wp:inline distT="114300" distB="114300" distL="114300" distR="114300" wp14:anchorId="7D73C968" wp14:editId="5E029B35">
             <wp:extent cx="5943600" cy="1257300"/>
             <wp:effectExtent l="0" t="0" r="0" b="0"/>
             <wp:docPr id="1" name="image1.png"/>
@@ -1901,49 +2080,29 @@
     <w:p>
       <w:pPr>
         <w:pStyle w:val="Heading3"/>
-        <w:rPr>
-          <w:lang w:val="en-US"/>
-        </w:rPr>
-      </w:pPr>
-      <w:r>
-        <w:rPr>
-          <w:lang w:val="en-US"/>
-        </w:rPr>
-        <w:lastRenderedPageBreak/>
+      </w:pPr>
+      <w:r>
         <w:t xml:space="preserve">2. Value-Count Variations (based on </w:t>
       </w:r>
       <w:r>
         <w:rPr>
           <w:i/>
           <w:iCs/>
-          <w:lang w:val="en-US"/>
         </w:rPr>
         <w:t>how many values</w:t>
       </w:r>
       <w:r>
-        <w:rPr>
-          <w:lang w:val="en-US"/>
-        </w:rPr>
         <w:t xml:space="preserve"> are taken per boundary)</w:t>
       </w:r>
     </w:p>
     <w:p>
       <w:pPr>
         <w:pStyle w:val="Heading4"/>
-        <w:rPr>
-          <w:lang w:val="en-US"/>
-        </w:rPr>
-      </w:pPr>
-      <w:r>
-        <w:rPr>
-          <w:lang w:val="en-US"/>
-        </w:rPr>
+      </w:pPr>
+      <w:r>
         <w:t>1</w:t>
       </w:r>
       <w:r>
-        <w:rPr>
-          <w:lang w:val="en-US"/>
-        </w:rPr>
         <w:t>-</w:t>
       </w:r>
       <w:r>
@@ -1962,51 +2121,77 @@
       </w:pPr>
       <w:r>
         <w:rPr>
-          <w:b/>
-          <w:shd w:val="clear" w:color="auto" w:fill="B7B7B7"/>
-        </w:rPr>
-        <w:t># Source</w:t>
-      </w:r>
-      <w:r>
-        <w:rPr>
-          <w:shd w:val="clear" w:color="auto" w:fill="B7B7B7"/>
-        </w:rPr>
-        <w:t xml:space="preserve">: </w:t>
-      </w:r>
-      <w:r>
-        <w:rPr>
-          <w:b/>
-          <w:shd w:val="clear" w:color="auto" w:fill="B7B7B7"/>
-        </w:rPr>
-        <w:t xml:space="preserve">Chatgpt </w:t>
-      </w:r>
-      <w:r>
-        <w:rPr>
-          <w:b/>
-          <w:sz w:val="14"/>
-          <w:szCs w:val="14"/>
-          <w:shd w:val="clear" w:color="auto" w:fill="B7B7B7"/>
-        </w:rPr>
-        <w:t>(GPT</w:t>
-      </w:r>
-      <w:r>
-        <w:rPr>
-          <w:rFonts w:ascii="Cambria Math" w:hAnsi="Cambria Math" w:cs="Cambria Math"/>
-          <w:b/>
-          <w:sz w:val="14"/>
-          <w:szCs w:val="14"/>
-          <w:shd w:val="clear" w:color="auto" w:fill="B7B7B7"/>
+          <w:rFonts w:ascii="Arial" w:eastAsia="Arial" w:hAnsi="Arial" w:cs="Arial"/>
+          <w:b/>
+          <w:color w:val="000000"/>
+          <w:sz w:val="18"/>
+          <w:highlight w:val="lightGray"/>
+        </w:rPr>
+        <w:t># Source: AI Source: Provided by: [Data Path</w:t>
+      </w:r>
+      <w:r>
+        <w:rPr>
+          <w:rFonts w:ascii="Arial" w:eastAsia="Arial" w:hAnsi="Arial" w:cs="Arial"/>
+          <w:color w:val="000000"/>
+          <w:sz w:val="18"/>
+          <w:highlight w:val="lightGray"/>
+        </w:rPr>
+        <w:t xml:space="preserve">: Persons Table -&gt; ID Column: 1, Name_En Column: Motasem Essam] -&gt; </w:t>
+      </w:r>
+      <w:r>
+        <w:rPr>
+          <w:rFonts w:ascii="Arial" w:eastAsia="Arial" w:hAnsi="Arial" w:cs="Arial"/>
+          <w:b/>
+          <w:color w:val="000000"/>
+          <w:sz w:val="18"/>
+          <w:highlight w:val="lightGray"/>
+        </w:rPr>
+        <w:t>From:</w:t>
+      </w:r>
+      <w:r>
+        <w:rPr>
+          <w:rFonts w:ascii="Arial" w:eastAsia="Arial" w:hAnsi="Arial" w:cs="Arial"/>
+          <w:color w:val="000000"/>
+          <w:sz w:val="18"/>
+          <w:highlight w:val="lightGray"/>
+        </w:rPr>
+        <w:t xml:space="preserve"> [Chatgpt (GPT</w:t>
+      </w:r>
+      <w:r>
+        <w:rPr>
+          <w:rFonts w:ascii="Arial" w:eastAsia="Arial" w:hAnsi="Arial" w:cs="Cambria Math"/>
+          <w:color w:val="000000"/>
+          <w:sz w:val="18"/>
+          <w:highlight w:val="lightGray"/>
         </w:rPr>
         <w:t>‑</w:t>
       </w:r>
       <w:r>
         <w:rPr>
-          <w:b/>
-          <w:sz w:val="14"/>
-          <w:szCs w:val="14"/>
-          <w:shd w:val="clear" w:color="auto" w:fill="B7B7B7"/>
-        </w:rPr>
-        <w:t>5 Mini) at [9/13/2025]</w:t>
+          <w:rFonts w:ascii="Arial" w:eastAsia="Arial" w:hAnsi="Arial" w:cs="Arial"/>
+          <w:color w:val="000000"/>
+          <w:sz w:val="18"/>
+          <w:highlight w:val="lightGray"/>
+        </w:rPr>
+        <w:t xml:space="preserve">5 Mini)] </w:t>
+      </w:r>
+      <w:r>
+        <w:rPr>
+          <w:rFonts w:ascii="Arial" w:eastAsia="Arial" w:hAnsi="Arial" w:cs="Arial"/>
+          <w:b/>
+          <w:color w:val="000000"/>
+          <w:sz w:val="18"/>
+          <w:highlight w:val="lightGray"/>
+        </w:rPr>
+        <w:t>on</w:t>
+      </w:r>
+      <w:r>
+        <w:rPr>
+          <w:rFonts w:ascii="Arial" w:eastAsia="Arial" w:hAnsi="Arial"/>
+          <w:sz w:val="18"/>
+          <w:highlight w:val="lightGray"/>
+        </w:rPr>
+        <w:t xml:space="preserve"> [9/13/2025]</w:t>
       </w:r>
     </w:p>
     <w:p>
@@ -2015,15 +2200,14 @@
           <w:ilvl w:val="0"/>
           <w:numId w:val="16"/>
         </w:numPr>
-        <w:rPr>
-          <w:rFonts w:ascii="Roboto Mono" w:hAnsi="Roboto Mono"/>
-          <w:lang w:val="en-US"/>
-        </w:rPr>
-      </w:pPr>
-      <w:r>
-        <w:rPr>
-          <w:rFonts w:ascii="Roboto Mono" w:hAnsi="Roboto Mono"/>
-          <w:lang w:val="en-US"/>
+        <w:spacing w:after="0" w:line="276" w:lineRule="auto"/>
+        <w:rPr>
+          <w:rFonts w:ascii="Roboto Mono" w:hAnsi="Roboto Mono"/>
+        </w:rPr>
+      </w:pPr>
+      <w:r>
+        <w:rPr>
+          <w:rFonts w:ascii="Roboto Mono" w:hAnsi="Roboto Mono"/>
         </w:rPr>
         <w:t xml:space="preserve">Tests the </w:t>
       </w:r>
@@ -2032,14 +2216,12 @@
           <w:rFonts w:ascii="Roboto Mono" w:hAnsi="Roboto Mono"/>
           <w:b/>
           <w:bCs/>
-          <w:lang w:val="en-US"/>
         </w:rPr>
         <w:t>minimum and maximum</w:t>
       </w:r>
       <w:r>
         <w:rPr>
           <w:rFonts w:ascii="Roboto Mono" w:hAnsi="Roboto Mono"/>
-          <w:lang w:val="en-US"/>
         </w:rPr>
         <w:t xml:space="preserve"> values of an input range.</w:t>
       </w:r>
@@ -2050,15 +2232,14 @@
           <w:ilvl w:val="0"/>
           <w:numId w:val="16"/>
         </w:numPr>
-        <w:rPr>
-          <w:rFonts w:ascii="Roboto Mono" w:hAnsi="Roboto Mono"/>
-          <w:lang w:val="en-US"/>
-        </w:rPr>
-      </w:pPr>
-      <w:r>
-        <w:rPr>
-          <w:rFonts w:ascii="Roboto Mono" w:hAnsi="Roboto Mono"/>
-          <w:lang w:val="en-US"/>
+        <w:spacing w:after="0" w:line="276" w:lineRule="auto"/>
+        <w:rPr>
+          <w:rFonts w:ascii="Roboto Mono" w:hAnsi="Roboto Mono"/>
+        </w:rPr>
+      </w:pPr>
+      <w:r>
+        <w:rPr>
+          <w:rFonts w:ascii="Roboto Mono" w:hAnsi="Roboto Mono"/>
         </w:rPr>
         <w:t xml:space="preserve">You pick values </w:t>
       </w:r>
@@ -2067,14 +2248,12 @@
           <w:rFonts w:ascii="Roboto Mono" w:hAnsi="Roboto Mono"/>
           <w:b/>
           <w:bCs/>
-          <w:lang w:val="en-US"/>
         </w:rPr>
         <w:t>at the boundary</w:t>
       </w:r>
       <w:r>
         <w:rPr>
           <w:rFonts w:ascii="Roboto Mono" w:hAnsi="Roboto Mono"/>
-          <w:lang w:val="en-US"/>
         </w:rPr>
         <w:t xml:space="preserve"> (exact edge) and sometimes just </w:t>
       </w:r>
@@ -2083,14 +2262,12 @@
           <w:rFonts w:ascii="Roboto Mono" w:hAnsi="Roboto Mono"/>
           <w:b/>
           <w:bCs/>
-          <w:lang w:val="en-US"/>
         </w:rPr>
         <w:t>outside the boundary</w:t>
       </w:r>
       <w:r>
         <w:rPr>
           <w:rFonts w:ascii="Roboto Mono" w:hAnsi="Roboto Mono"/>
-          <w:lang w:val="en-US"/>
         </w:rPr>
         <w:t>.</w:t>
       </w:r>
@@ -2101,15 +2278,14 @@
           <w:ilvl w:val="0"/>
           <w:numId w:val="16"/>
         </w:numPr>
-        <w:rPr>
-          <w:rFonts w:ascii="Roboto Mono" w:hAnsi="Roboto Mono"/>
-          <w:lang w:val="en-US"/>
-        </w:rPr>
-      </w:pPr>
-      <w:r>
-        <w:rPr>
-          <w:rFonts w:ascii="Roboto Mono" w:hAnsi="Roboto Mono"/>
-          <w:lang w:val="en-US"/>
+        <w:spacing w:after="0" w:line="276" w:lineRule="auto"/>
+        <w:rPr>
+          <w:rFonts w:ascii="Roboto Mono" w:hAnsi="Roboto Mono"/>
+        </w:rPr>
+      </w:pPr>
+      <w:r>
+        <w:rPr>
+          <w:rFonts w:ascii="Roboto Mono" w:hAnsi="Roboto Mono"/>
         </w:rPr>
         <w:t>Example: If valid input range = 1 to 100</w:t>
       </w:r>
@@ -2120,15 +2296,14 @@
           <w:ilvl w:val="1"/>
           <w:numId w:val="16"/>
         </w:numPr>
-        <w:rPr>
-          <w:rFonts w:ascii="Roboto Mono" w:hAnsi="Roboto Mono"/>
-          <w:lang w:val="en-US"/>
-        </w:rPr>
-      </w:pPr>
-      <w:r>
-        <w:rPr>
-          <w:rFonts w:ascii="Roboto Mono" w:hAnsi="Roboto Mono"/>
-          <w:lang w:val="en-US"/>
+        <w:spacing w:after="0" w:line="276" w:lineRule="auto"/>
+        <w:rPr>
+          <w:rFonts w:ascii="Roboto Mono" w:hAnsi="Roboto Mono"/>
+        </w:rPr>
+      </w:pPr>
+      <w:r>
+        <w:rPr>
+          <w:rFonts w:ascii="Roboto Mono" w:hAnsi="Roboto Mono"/>
         </w:rPr>
         <w:t xml:space="preserve">Test values: </w:t>
       </w:r>
@@ -2137,14 +2312,12 @@
           <w:rFonts w:ascii="Roboto Mono" w:hAnsi="Roboto Mono"/>
           <w:b/>
           <w:bCs/>
-          <w:lang w:val="en-US"/>
         </w:rPr>
         <w:t>1, 100</w:t>
       </w:r>
       <w:r>
         <w:rPr>
           <w:rFonts w:ascii="Roboto Mono" w:hAnsi="Roboto Mono"/>
-          <w:lang w:val="en-US"/>
         </w:rPr>
         <w:t xml:space="preserve"> (valid)</w:t>
       </w:r>
@@ -2155,15 +2328,14 @@
           <w:ilvl w:val="1"/>
           <w:numId w:val="16"/>
         </w:numPr>
-        <w:rPr>
-          <w:rFonts w:ascii="Roboto Mono" w:hAnsi="Roboto Mono"/>
-          <w:lang w:val="en-US"/>
-        </w:rPr>
-      </w:pPr>
-      <w:r>
-        <w:rPr>
-          <w:rFonts w:ascii="Roboto Mono" w:hAnsi="Roboto Mono"/>
-          <w:lang w:val="en-US"/>
+        <w:spacing w:after="0" w:line="276" w:lineRule="auto"/>
+        <w:rPr>
+          <w:rFonts w:ascii="Roboto Mono" w:hAnsi="Roboto Mono"/>
+        </w:rPr>
+      </w:pPr>
+      <w:r>
+        <w:rPr>
+          <w:rFonts w:ascii="Roboto Mono" w:hAnsi="Roboto Mono"/>
         </w:rPr>
         <w:t xml:space="preserve">Plus </w:t>
       </w:r>
@@ -2172,14 +2344,12 @@
           <w:rFonts w:ascii="Roboto Mono" w:hAnsi="Roboto Mono"/>
           <w:b/>
           <w:bCs/>
-          <w:lang w:val="en-US"/>
         </w:rPr>
         <w:t>0, 101</w:t>
       </w:r>
       <w:r>
         <w:rPr>
           <w:rFonts w:ascii="Roboto Mono" w:hAnsi="Roboto Mono"/>
-          <w:lang w:val="en-US"/>
         </w:rPr>
         <w:t xml:space="preserve"> (invalid, just outside the range).</w:t>
       </w:r>
@@ -2188,13 +2358,11 @@
       <w:pPr>
         <w:rPr>
           <w:rFonts w:ascii="Roboto Mono" w:hAnsi="Roboto Mono"/>
-          <w:lang w:val="en-US"/>
-        </w:rPr>
-      </w:pPr>
-      <w:r>
-        <w:rPr>
-          <w:rFonts w:ascii="Roboto Mono" w:hAnsi="Roboto Mono"/>
-          <w:lang w:val="en-US"/>
+        </w:rPr>
+      </w:pPr>
+      <w:r>
+        <w:rPr>
+          <w:rFonts w:ascii="Roboto Mono" w:hAnsi="Roboto Mono"/>
         </w:rPr>
         <w:t>This is the most common/simple version.</w:t>
       </w:r>
@@ -2203,15 +2371,13 @@
       <w:pPr>
         <w:rPr>
           <w:rFonts w:ascii="Roboto Mono" w:hAnsi="Roboto Mono"/>
-          <w:lang w:val="en-US"/>
-        </w:rPr>
-      </w:pPr>
-      <w:r>
-        <w:rPr>
-          <w:rFonts w:ascii="Roboto Mono" w:hAnsi="Roboto Mono"/>
-          <w:lang w:val="en-US"/>
-        </w:rPr>
-        <w:pict w14:anchorId="3763BE05">
+        </w:rPr>
+      </w:pPr>
+      <w:r>
+        <w:rPr>
+          <w:rFonts w:ascii="Roboto Mono" w:hAnsi="Roboto Mono"/>
+        </w:rPr>
+        <w:pict w14:anchorId="10F201AC">
           <v:rect id="_x0000_i1030" style="width:0;height:1.5pt" o:hralign="center" o:hrstd="t" o:hr="t" fillcolor="#a0a0a0" stroked="f"/>
         </w:pict>
       </w:r>
@@ -2219,20 +2385,11 @@
     <w:p>
       <w:pPr>
         <w:pStyle w:val="Heading4"/>
-        <w:rPr>
-          <w:lang w:val="en-US"/>
-        </w:rPr>
-      </w:pPr>
-      <w:r>
-        <w:rPr>
-          <w:lang w:val="en-US"/>
-        </w:rPr>
+      </w:pPr>
+      <w:r>
         <w:t>2</w:t>
       </w:r>
       <w:r>
-        <w:rPr>
-          <w:lang w:val="en-US"/>
-        </w:rPr>
         <w:t>-</w:t>
       </w:r>
       <w:r>
@@ -2251,51 +2408,77 @@
       </w:pPr>
       <w:r>
         <w:rPr>
-          <w:b/>
-          <w:shd w:val="clear" w:color="auto" w:fill="B7B7B7"/>
-        </w:rPr>
-        <w:t># Source</w:t>
-      </w:r>
-      <w:r>
-        <w:rPr>
-          <w:shd w:val="clear" w:color="auto" w:fill="B7B7B7"/>
-        </w:rPr>
-        <w:t xml:space="preserve">: </w:t>
-      </w:r>
-      <w:r>
-        <w:rPr>
-          <w:b/>
-          <w:shd w:val="clear" w:color="auto" w:fill="B7B7B7"/>
-        </w:rPr>
-        <w:t xml:space="preserve">Chatgpt </w:t>
-      </w:r>
-      <w:r>
-        <w:rPr>
-          <w:b/>
-          <w:sz w:val="14"/>
-          <w:szCs w:val="14"/>
-          <w:shd w:val="clear" w:color="auto" w:fill="B7B7B7"/>
-        </w:rPr>
-        <w:t>(GPT</w:t>
-      </w:r>
-      <w:r>
-        <w:rPr>
-          <w:rFonts w:ascii="Cambria Math" w:hAnsi="Cambria Math" w:cs="Cambria Math"/>
-          <w:b/>
-          <w:sz w:val="14"/>
-          <w:szCs w:val="14"/>
-          <w:shd w:val="clear" w:color="auto" w:fill="B7B7B7"/>
+          <w:rFonts w:ascii="Arial" w:eastAsia="Arial" w:hAnsi="Arial" w:cs="Arial"/>
+          <w:b/>
+          <w:color w:val="000000"/>
+          <w:sz w:val="18"/>
+          <w:highlight w:val="lightGray"/>
+        </w:rPr>
+        <w:t># Source: AI Source: Provided by: [Data Path</w:t>
+      </w:r>
+      <w:r>
+        <w:rPr>
+          <w:rFonts w:ascii="Arial" w:eastAsia="Arial" w:hAnsi="Arial" w:cs="Arial"/>
+          <w:color w:val="000000"/>
+          <w:sz w:val="18"/>
+          <w:highlight w:val="lightGray"/>
+        </w:rPr>
+        <w:t xml:space="preserve">: Persons Table -&gt; ID Column: 1, Name_En Column: Motasem Essam] -&gt; </w:t>
+      </w:r>
+      <w:r>
+        <w:rPr>
+          <w:rFonts w:ascii="Arial" w:eastAsia="Arial" w:hAnsi="Arial" w:cs="Arial"/>
+          <w:b/>
+          <w:color w:val="000000"/>
+          <w:sz w:val="18"/>
+          <w:highlight w:val="lightGray"/>
+        </w:rPr>
+        <w:t>From:</w:t>
+      </w:r>
+      <w:r>
+        <w:rPr>
+          <w:rFonts w:ascii="Arial" w:eastAsia="Arial" w:hAnsi="Arial" w:cs="Arial"/>
+          <w:color w:val="000000"/>
+          <w:sz w:val="18"/>
+          <w:highlight w:val="lightGray"/>
+        </w:rPr>
+        <w:t xml:space="preserve"> [Chatgpt (GPT</w:t>
+      </w:r>
+      <w:r>
+        <w:rPr>
+          <w:rFonts w:ascii="Arial" w:eastAsia="Arial" w:hAnsi="Arial" w:cs="Cambria Math"/>
+          <w:color w:val="000000"/>
+          <w:sz w:val="18"/>
+          <w:highlight w:val="lightGray"/>
         </w:rPr>
         <w:t>‑</w:t>
       </w:r>
       <w:r>
         <w:rPr>
-          <w:b/>
-          <w:sz w:val="14"/>
-          <w:szCs w:val="14"/>
-          <w:shd w:val="clear" w:color="auto" w:fill="B7B7B7"/>
-        </w:rPr>
-        <w:t>5 Mini) at [9/13/2025]</w:t>
+          <w:rFonts w:ascii="Arial" w:eastAsia="Arial" w:hAnsi="Arial" w:cs="Arial"/>
+          <w:color w:val="000000"/>
+          <w:sz w:val="18"/>
+          <w:highlight w:val="lightGray"/>
+        </w:rPr>
+        <w:t xml:space="preserve">5 Mini)] </w:t>
+      </w:r>
+      <w:r>
+        <w:rPr>
+          <w:rFonts w:ascii="Arial" w:eastAsia="Arial" w:hAnsi="Arial" w:cs="Arial"/>
+          <w:b/>
+          <w:color w:val="000000"/>
+          <w:sz w:val="18"/>
+          <w:highlight w:val="lightGray"/>
+        </w:rPr>
+        <w:t>on</w:t>
+      </w:r>
+      <w:r>
+        <w:rPr>
+          <w:rFonts w:ascii="Arial" w:eastAsia="Arial" w:hAnsi="Arial"/>
+          <w:sz w:val="18"/>
+          <w:highlight w:val="lightGray"/>
+        </w:rPr>
+        <w:t xml:space="preserve"> [9/13/2025]</w:t>
       </w:r>
     </w:p>
     <w:p>
@@ -2304,15 +2487,14 @@
           <w:ilvl w:val="0"/>
           <w:numId w:val="17"/>
         </w:numPr>
-        <w:rPr>
-          <w:rFonts w:ascii="Roboto Mono" w:hAnsi="Roboto Mono"/>
-          <w:lang w:val="en-US"/>
-        </w:rPr>
-      </w:pPr>
-      <w:r>
-        <w:rPr>
-          <w:rFonts w:ascii="Roboto Mono" w:hAnsi="Roboto Mono"/>
-          <w:lang w:val="en-US"/>
+        <w:spacing w:after="0" w:line="276" w:lineRule="auto"/>
+        <w:rPr>
+          <w:rFonts w:ascii="Roboto Mono" w:hAnsi="Roboto Mono"/>
+        </w:rPr>
+      </w:pPr>
+      <w:r>
+        <w:rPr>
+          <w:rFonts w:ascii="Roboto Mono" w:hAnsi="Roboto Mono"/>
         </w:rPr>
         <w:t xml:space="preserve">Adds an </w:t>
       </w:r>
@@ -2321,14 +2503,12 @@
           <w:rFonts w:ascii="Roboto Mono" w:hAnsi="Roboto Mono"/>
           <w:b/>
           <w:bCs/>
-          <w:lang w:val="en-US"/>
         </w:rPr>
         <w:t>extra value inside the boundary</w:t>
       </w:r>
       <w:r>
         <w:rPr>
           <w:rFonts w:ascii="Roboto Mono" w:hAnsi="Roboto Mono"/>
-          <w:lang w:val="en-US"/>
         </w:rPr>
         <w:t>.</w:t>
       </w:r>
@@ -2339,15 +2519,14 @@
           <w:ilvl w:val="0"/>
           <w:numId w:val="17"/>
         </w:numPr>
-        <w:rPr>
-          <w:rFonts w:ascii="Roboto Mono" w:hAnsi="Roboto Mono"/>
-          <w:lang w:val="en-US"/>
-        </w:rPr>
-      </w:pPr>
-      <w:r>
-        <w:rPr>
-          <w:rFonts w:ascii="Roboto Mono" w:hAnsi="Roboto Mono"/>
-          <w:lang w:val="en-US"/>
+        <w:spacing w:after="0" w:line="276" w:lineRule="auto"/>
+        <w:rPr>
+          <w:rFonts w:ascii="Roboto Mono" w:hAnsi="Roboto Mono"/>
+        </w:rPr>
+      </w:pPr>
+      <w:r>
+        <w:rPr>
+          <w:rFonts w:ascii="Roboto Mono" w:hAnsi="Roboto Mono"/>
         </w:rPr>
         <w:t xml:space="preserve">Tests the </w:t>
       </w:r>
@@ -2356,14 +2535,12 @@
           <w:rFonts w:ascii="Roboto Mono" w:hAnsi="Roboto Mono"/>
           <w:b/>
           <w:bCs/>
-          <w:lang w:val="en-US"/>
         </w:rPr>
         <w:t>boundary, just below/above the boundary, and just inside the boundary</w:t>
       </w:r>
       <w:r>
         <w:rPr>
           <w:rFonts w:ascii="Roboto Mono" w:hAnsi="Roboto Mono"/>
-          <w:lang w:val="en-US"/>
         </w:rPr>
         <w:t>.</w:t>
       </w:r>
@@ -2374,15 +2551,14 @@
           <w:ilvl w:val="0"/>
           <w:numId w:val="17"/>
         </w:numPr>
-        <w:rPr>
-          <w:rFonts w:ascii="Roboto Mono" w:hAnsi="Roboto Mono"/>
-          <w:lang w:val="en-US"/>
-        </w:rPr>
-      </w:pPr>
-      <w:r>
-        <w:rPr>
-          <w:rFonts w:ascii="Roboto Mono" w:hAnsi="Roboto Mono"/>
-          <w:lang w:val="en-US"/>
+        <w:spacing w:after="0" w:line="276" w:lineRule="auto"/>
+        <w:rPr>
+          <w:rFonts w:ascii="Roboto Mono" w:hAnsi="Roboto Mono"/>
+        </w:rPr>
+      </w:pPr>
+      <w:r>
+        <w:rPr>
+          <w:rFonts w:ascii="Roboto Mono" w:hAnsi="Roboto Mono"/>
         </w:rPr>
         <w:t>Example: If valid input range = 1 to 100</w:t>
       </w:r>
@@ -2393,15 +2569,14 @@
           <w:ilvl w:val="1"/>
           <w:numId w:val="17"/>
         </w:numPr>
-        <w:rPr>
-          <w:rFonts w:ascii="Roboto Mono" w:hAnsi="Roboto Mono"/>
-          <w:lang w:val="en-US"/>
-        </w:rPr>
-      </w:pPr>
-      <w:r>
-        <w:rPr>
-          <w:rFonts w:ascii="Roboto Mono" w:hAnsi="Roboto Mono"/>
-          <w:lang w:val="en-US"/>
+        <w:spacing w:after="0" w:line="276" w:lineRule="auto"/>
+        <w:rPr>
+          <w:rFonts w:ascii="Roboto Mono" w:hAnsi="Roboto Mono"/>
+        </w:rPr>
+      </w:pPr>
+      <w:r>
+        <w:rPr>
+          <w:rFonts w:ascii="Roboto Mono" w:hAnsi="Roboto Mono"/>
         </w:rPr>
         <w:t xml:space="preserve">Lower boundary tests: </w:t>
       </w:r>
@@ -2410,7 +2585,6 @@
           <w:rFonts w:ascii="Roboto Mono" w:hAnsi="Roboto Mono"/>
           <w:b/>
           <w:bCs/>
-          <w:lang w:val="en-US"/>
         </w:rPr>
         <w:t>0, 1, 2</w:t>
       </w:r>
@@ -2421,15 +2595,14 @@
           <w:ilvl w:val="1"/>
           <w:numId w:val="17"/>
         </w:numPr>
-        <w:rPr>
-          <w:rFonts w:ascii="Roboto Mono" w:hAnsi="Roboto Mono"/>
-          <w:lang w:val="en-US"/>
-        </w:rPr>
-      </w:pPr>
-      <w:r>
-        <w:rPr>
-          <w:rFonts w:ascii="Roboto Mono" w:hAnsi="Roboto Mono"/>
-          <w:lang w:val="en-US"/>
+        <w:spacing w:after="0" w:line="276" w:lineRule="auto"/>
+        <w:rPr>
+          <w:rFonts w:ascii="Roboto Mono" w:hAnsi="Roboto Mono"/>
+        </w:rPr>
+      </w:pPr>
+      <w:r>
+        <w:rPr>
+          <w:rFonts w:ascii="Roboto Mono" w:hAnsi="Roboto Mono"/>
         </w:rPr>
         <w:t xml:space="preserve">Upper boundary tests: </w:t>
       </w:r>
@@ -2438,7 +2611,6 @@
           <w:rFonts w:ascii="Roboto Mono" w:hAnsi="Roboto Mono"/>
           <w:b/>
           <w:bCs/>
-          <w:lang w:val="en-US"/>
         </w:rPr>
         <w:t>99, 100, 101</w:t>
       </w:r>
@@ -2447,13 +2619,11 @@
       <w:pPr>
         <w:rPr>
           <w:rFonts w:ascii="Roboto Mono" w:hAnsi="Roboto Mono"/>
-          <w:lang w:val="en-US"/>
-        </w:rPr>
-      </w:pPr>
-      <w:r>
-        <w:rPr>
-          <w:rFonts w:ascii="Roboto Mono" w:hAnsi="Roboto Mono"/>
-          <w:lang w:val="en-US"/>
+        </w:rPr>
+      </w:pPr>
+      <w:r>
+        <w:rPr>
+          <w:rFonts w:ascii="Roboto Mono" w:hAnsi="Roboto Mono"/>
         </w:rPr>
         <w:t xml:space="preserve">This gives stronger coverage because it checks both sides of the boundary </w:t>
       </w:r>
@@ -2462,14 +2632,12 @@
           <w:rFonts w:ascii="Roboto Mono" w:hAnsi="Roboto Mono"/>
           <w:i/>
           <w:iCs/>
-          <w:lang w:val="en-US"/>
         </w:rPr>
         <w:t>and</w:t>
       </w:r>
       <w:r>
         <w:rPr>
           <w:rFonts w:ascii="Roboto Mono" w:hAnsi="Roboto Mono"/>
-          <w:lang w:val="en-US"/>
         </w:rPr>
         <w:t xml:space="preserve"> the immediate neighbor inside the range.</w:t>
       </w:r>
@@ -2478,15 +2646,13 @@
       <w:pPr>
         <w:rPr>
           <w:rFonts w:ascii="Roboto Mono" w:hAnsi="Roboto Mono"/>
-          <w:lang w:val="en-US"/>
-        </w:rPr>
-      </w:pPr>
-    </w:p>
-    <w:p>
-      <w:pPr>
-        <w:rPr>
-          <w:rFonts w:ascii="Roboto Mono" w:hAnsi="Roboto Mono"/>
-          <w:lang w:val="en-US"/>
+        </w:rPr>
+      </w:pPr>
+    </w:p>
+    <w:p>
+      <w:pPr>
+        <w:rPr>
+          <w:rFonts w:ascii="Roboto Mono" w:hAnsi="Roboto Mono"/>
         </w:rPr>
       </w:pPr>
     </w:p>
@@ -2520,51 +2686,77 @@
       </w:pPr>
       <w:r>
         <w:rPr>
-          <w:b/>
-          <w:shd w:val="clear" w:color="auto" w:fill="B7B7B7"/>
-        </w:rPr>
-        <w:t># Source</w:t>
-      </w:r>
-      <w:r>
-        <w:rPr>
-          <w:shd w:val="clear" w:color="auto" w:fill="B7B7B7"/>
-        </w:rPr>
-        <w:t xml:space="preserve">: </w:t>
-      </w:r>
-      <w:r>
-        <w:rPr>
-          <w:b/>
-          <w:shd w:val="clear" w:color="auto" w:fill="B7B7B7"/>
-        </w:rPr>
-        <w:t xml:space="preserve">Chatgpt </w:t>
-      </w:r>
-      <w:r>
-        <w:rPr>
-          <w:b/>
-          <w:sz w:val="14"/>
-          <w:szCs w:val="14"/>
-          <w:shd w:val="clear" w:color="auto" w:fill="B7B7B7"/>
-        </w:rPr>
-        <w:t>(GPT</w:t>
-      </w:r>
-      <w:r>
-        <w:rPr>
-          <w:rFonts w:ascii="Cambria Math" w:hAnsi="Cambria Math" w:cs="Cambria Math"/>
-          <w:b/>
-          <w:sz w:val="14"/>
-          <w:szCs w:val="14"/>
-          <w:shd w:val="clear" w:color="auto" w:fill="B7B7B7"/>
+          <w:rFonts w:ascii="Arial" w:eastAsia="Arial" w:hAnsi="Arial" w:cs="Arial"/>
+          <w:b/>
+          <w:color w:val="000000"/>
+          <w:sz w:val="18"/>
+          <w:highlight w:val="lightGray"/>
+        </w:rPr>
+        <w:t># Source: AI Source: Provided by: [Data Path</w:t>
+      </w:r>
+      <w:r>
+        <w:rPr>
+          <w:rFonts w:ascii="Arial" w:eastAsia="Arial" w:hAnsi="Arial" w:cs="Arial"/>
+          <w:color w:val="000000"/>
+          <w:sz w:val="18"/>
+          <w:highlight w:val="lightGray"/>
+        </w:rPr>
+        <w:t xml:space="preserve">: Persons Table -&gt; ID Column: 1, Name_En Column: Motasem Essam] -&gt; </w:t>
+      </w:r>
+      <w:r>
+        <w:rPr>
+          <w:rFonts w:ascii="Arial" w:eastAsia="Arial" w:hAnsi="Arial" w:cs="Arial"/>
+          <w:b/>
+          <w:color w:val="000000"/>
+          <w:sz w:val="18"/>
+          <w:highlight w:val="lightGray"/>
+        </w:rPr>
+        <w:t>From:</w:t>
+      </w:r>
+      <w:r>
+        <w:rPr>
+          <w:rFonts w:ascii="Arial" w:eastAsia="Arial" w:hAnsi="Arial" w:cs="Arial"/>
+          <w:color w:val="000000"/>
+          <w:sz w:val="18"/>
+          <w:highlight w:val="lightGray"/>
+        </w:rPr>
+        <w:t xml:space="preserve"> [Chatgpt (GPT</w:t>
+      </w:r>
+      <w:r>
+        <w:rPr>
+          <w:rFonts w:ascii="Arial" w:eastAsia="Arial" w:hAnsi="Arial" w:cs="Cambria Math"/>
+          <w:color w:val="000000"/>
+          <w:sz w:val="18"/>
+          <w:highlight w:val="lightGray"/>
         </w:rPr>
         <w:t>‑</w:t>
       </w:r>
       <w:r>
         <w:rPr>
-          <w:b/>
-          <w:sz w:val="14"/>
-          <w:szCs w:val="14"/>
-          <w:shd w:val="clear" w:color="auto" w:fill="B7B7B7"/>
-        </w:rPr>
-        <w:t>5 Mini) at [8/15/2025]</w:t>
+          <w:rFonts w:ascii="Arial" w:eastAsia="Arial" w:hAnsi="Arial" w:cs="Arial"/>
+          <w:color w:val="000000"/>
+          <w:sz w:val="18"/>
+          <w:highlight w:val="lightGray"/>
+        </w:rPr>
+        <w:t xml:space="preserve">5 Mini)] </w:t>
+      </w:r>
+      <w:r>
+        <w:rPr>
+          <w:rFonts w:ascii="Arial" w:eastAsia="Arial" w:hAnsi="Arial" w:cs="Arial"/>
+          <w:b/>
+          <w:color w:val="000000"/>
+          <w:sz w:val="18"/>
+          <w:highlight w:val="lightGray"/>
+        </w:rPr>
+        <w:t>on</w:t>
+      </w:r>
+      <w:r>
+        <w:rPr>
+          <w:rFonts w:ascii="Arial" w:eastAsia="Arial" w:hAnsi="Arial"/>
+          <w:sz w:val="18"/>
+          <w:highlight w:val="lightGray"/>
+        </w:rPr>
+        <w:t xml:space="preserve"> [8/15/2025]</w:t>
       </w:r>
     </w:p>
     <w:p>
@@ -2573,7 +2765,7 @@
           <w:ilvl w:val="0"/>
           <w:numId w:val="14"/>
         </w:numPr>
-        <w:spacing w:before="240"/>
+        <w:spacing w:before="240" w:after="0" w:line="276" w:lineRule="auto"/>
       </w:pPr>
       <w:r>
         <w:rPr>
@@ -2607,6 +2799,7 @@
           <w:ilvl w:val="0"/>
           <w:numId w:val="14"/>
         </w:numPr>
+        <w:spacing w:after="0" w:line="276" w:lineRule="auto"/>
       </w:pPr>
       <w:r>
         <w:rPr>
@@ -2634,6 +2827,7 @@
           <w:ilvl w:val="0"/>
           <w:numId w:val="14"/>
         </w:numPr>
+        <w:spacing w:after="0" w:line="276" w:lineRule="auto"/>
       </w:pPr>
       <w:r>
         <w:rPr>
@@ -2661,12 +2855,12 @@
           <w:ilvl w:val="1"/>
           <w:numId w:val="14"/>
         </w:numPr>
-      </w:pPr>
-      <w:r>
-        <w:rPr>
-          <w:rFonts w:ascii="Roboto Mono" w:eastAsia="Roboto Mono" w:hAnsi="Roboto Mono" w:cs="Roboto Mono"/>
-        </w:rPr>
-        <w:lastRenderedPageBreak/>
+        <w:spacing w:after="0" w:line="276" w:lineRule="auto"/>
+      </w:pPr>
+      <w:r>
+        <w:rPr>
+          <w:rFonts w:ascii="Roboto Mono" w:eastAsia="Roboto Mono" w:hAnsi="Roboto Mono" w:cs="Roboto Mono"/>
+        </w:rPr>
         <w:t>Lower boundary: 17 (</w:t>
       </w:r>
       <w:r>
@@ -2721,7 +2915,7 @@
           <w:ilvl w:val="1"/>
           <w:numId w:val="14"/>
         </w:numPr>
-        <w:spacing w:after="240"/>
+        <w:spacing w:after="240" w:line="276" w:lineRule="auto"/>
       </w:pPr>
       <w:r>
         <w:rPr>
@@ -2777,7 +2971,7 @@
     </w:p>
     <w:p>
       <w:r>
-        <w:pict w14:anchorId="087D96AB">
+        <w:pict w14:anchorId="2F36D3D1">
           <v:rect id="_x0000_i1031" style="width:0;height:1.5pt" o:hralign="center" o:hrstd="t" o:hr="t" fillcolor="#a0a0a0" stroked="f"/>
         </w:pict>
       </w:r>
@@ -2810,51 +3004,77 @@
       </w:pPr>
       <w:r>
         <w:rPr>
-          <w:b/>
-          <w:shd w:val="clear" w:color="auto" w:fill="B7B7B7"/>
-        </w:rPr>
-        <w:t># Source</w:t>
-      </w:r>
-      <w:r>
-        <w:rPr>
-          <w:shd w:val="clear" w:color="auto" w:fill="B7B7B7"/>
-        </w:rPr>
-        <w:t xml:space="preserve">: </w:t>
-      </w:r>
-      <w:r>
-        <w:rPr>
-          <w:b/>
-          <w:shd w:val="clear" w:color="auto" w:fill="B7B7B7"/>
-        </w:rPr>
-        <w:t xml:space="preserve">Chatgpt </w:t>
-      </w:r>
-      <w:r>
-        <w:rPr>
-          <w:b/>
-          <w:sz w:val="14"/>
-          <w:szCs w:val="14"/>
-          <w:shd w:val="clear" w:color="auto" w:fill="B7B7B7"/>
-        </w:rPr>
-        <w:t>(GPT</w:t>
-      </w:r>
-      <w:r>
-        <w:rPr>
-          <w:rFonts w:ascii="Cambria Math" w:hAnsi="Cambria Math" w:cs="Cambria Math"/>
-          <w:b/>
-          <w:sz w:val="14"/>
-          <w:szCs w:val="14"/>
-          <w:shd w:val="clear" w:color="auto" w:fill="B7B7B7"/>
+          <w:rFonts w:ascii="Arial" w:eastAsia="Arial" w:hAnsi="Arial" w:cs="Arial"/>
+          <w:b/>
+          <w:color w:val="000000"/>
+          <w:sz w:val="18"/>
+          <w:highlight w:val="lightGray"/>
+        </w:rPr>
+        <w:t># Source: AI Source: Provided by: [Data Path</w:t>
+      </w:r>
+      <w:r>
+        <w:rPr>
+          <w:rFonts w:ascii="Arial" w:eastAsia="Arial" w:hAnsi="Arial" w:cs="Arial"/>
+          <w:color w:val="000000"/>
+          <w:sz w:val="18"/>
+          <w:highlight w:val="lightGray"/>
+        </w:rPr>
+        <w:t xml:space="preserve">: Persons Table -&gt; ID Column: 1, Name_En Column: Motasem Essam] -&gt; </w:t>
+      </w:r>
+      <w:r>
+        <w:rPr>
+          <w:rFonts w:ascii="Arial" w:eastAsia="Arial" w:hAnsi="Arial" w:cs="Arial"/>
+          <w:b/>
+          <w:color w:val="000000"/>
+          <w:sz w:val="18"/>
+          <w:highlight w:val="lightGray"/>
+        </w:rPr>
+        <w:t>From:</w:t>
+      </w:r>
+      <w:r>
+        <w:rPr>
+          <w:rFonts w:ascii="Arial" w:eastAsia="Arial" w:hAnsi="Arial" w:cs="Arial"/>
+          <w:color w:val="000000"/>
+          <w:sz w:val="18"/>
+          <w:highlight w:val="lightGray"/>
+        </w:rPr>
+        <w:t xml:space="preserve"> [Chatgpt (GPT</w:t>
+      </w:r>
+      <w:r>
+        <w:rPr>
+          <w:rFonts w:ascii="Arial" w:eastAsia="Arial" w:hAnsi="Arial" w:cs="Cambria Math"/>
+          <w:color w:val="000000"/>
+          <w:sz w:val="18"/>
+          <w:highlight w:val="lightGray"/>
         </w:rPr>
         <w:t>‑</w:t>
       </w:r>
       <w:r>
         <w:rPr>
-          <w:b/>
-          <w:sz w:val="14"/>
-          <w:szCs w:val="14"/>
-          <w:shd w:val="clear" w:color="auto" w:fill="B7B7B7"/>
-        </w:rPr>
-        <w:t>5 Mini) at [8/15/2025]</w:t>
+          <w:rFonts w:ascii="Arial" w:eastAsia="Arial" w:hAnsi="Arial" w:cs="Arial"/>
+          <w:color w:val="000000"/>
+          <w:sz w:val="18"/>
+          <w:highlight w:val="lightGray"/>
+        </w:rPr>
+        <w:t xml:space="preserve">5 Mini)] </w:t>
+      </w:r>
+      <w:r>
+        <w:rPr>
+          <w:rFonts w:ascii="Arial" w:eastAsia="Arial" w:hAnsi="Arial" w:cs="Arial"/>
+          <w:b/>
+          <w:color w:val="000000"/>
+          <w:sz w:val="18"/>
+          <w:highlight w:val="lightGray"/>
+        </w:rPr>
+        <w:t>on</w:t>
+      </w:r>
+      <w:r>
+        <w:rPr>
+          <w:rFonts w:ascii="Arial" w:eastAsia="Arial" w:hAnsi="Arial"/>
+          <w:sz w:val="18"/>
+          <w:highlight w:val="lightGray"/>
+        </w:rPr>
+        <w:t xml:space="preserve"> [8/15/2025]</w:t>
       </w:r>
     </w:p>
     <w:p>
@@ -2863,7 +3083,7 @@
           <w:ilvl w:val="0"/>
           <w:numId w:val="6"/>
         </w:numPr>
-        <w:spacing w:before="240"/>
+        <w:spacing w:before="240" w:after="0" w:line="276" w:lineRule="auto"/>
         <w:rPr>
           <w:rFonts w:ascii="Roboto Mono" w:eastAsia="Roboto Mono" w:hAnsi="Roboto Mono" w:cs="Roboto Mono"/>
         </w:rPr>
@@ -2887,6 +3107,7 @@
           <w:ilvl w:val="1"/>
           <w:numId w:val="6"/>
         </w:numPr>
+        <w:spacing w:after="0" w:line="276" w:lineRule="auto"/>
         <w:rPr>
           <w:rFonts w:ascii="Roboto Mono" w:eastAsia="Roboto Mono" w:hAnsi="Roboto Mono" w:cs="Roboto Mono"/>
         </w:rPr>
@@ -2910,6 +3131,7 @@
           <w:ilvl w:val="1"/>
           <w:numId w:val="6"/>
         </w:numPr>
+        <w:spacing w:after="0" w:line="276" w:lineRule="auto"/>
         <w:rPr>
           <w:rFonts w:ascii="Roboto Mono" w:eastAsia="Roboto Mono" w:hAnsi="Roboto Mono" w:cs="Roboto Mono"/>
         </w:rPr>
@@ -2933,6 +3155,7 @@
           <w:ilvl w:val="1"/>
           <w:numId w:val="6"/>
         </w:numPr>
+        <w:spacing w:after="0" w:line="276" w:lineRule="auto"/>
         <w:rPr>
           <w:rFonts w:ascii="Roboto Mono" w:eastAsia="Roboto Mono" w:hAnsi="Roboto Mono" w:cs="Roboto Mono"/>
         </w:rPr>
@@ -2956,6 +3179,7 @@
           <w:ilvl w:val="0"/>
           <w:numId w:val="6"/>
         </w:numPr>
+        <w:spacing w:after="0" w:line="276" w:lineRule="auto"/>
       </w:pPr>
       <w:r>
         <w:rPr>
@@ -2983,6 +3207,7 @@
           <w:ilvl w:val="0"/>
           <w:numId w:val="6"/>
         </w:numPr>
+        <w:spacing w:after="0" w:line="276" w:lineRule="auto"/>
       </w:pPr>
       <w:r>
         <w:rPr>
@@ -3010,6 +3235,7 @@
           <w:ilvl w:val="1"/>
           <w:numId w:val="6"/>
         </w:numPr>
+        <w:spacing w:after="0" w:line="276" w:lineRule="auto"/>
         <w:rPr>
           <w:rFonts w:ascii="Roboto Mono" w:eastAsia="Roboto Mono" w:hAnsi="Roboto Mono" w:cs="Roboto Mono"/>
         </w:rPr>
@@ -3033,6 +3259,7 @@
           <w:ilvl w:val="1"/>
           <w:numId w:val="6"/>
         </w:numPr>
+        <w:spacing w:after="0" w:line="276" w:lineRule="auto"/>
         <w:rPr>
           <w:rFonts w:ascii="Roboto Mono" w:eastAsia="Roboto Mono" w:hAnsi="Roboto Mono" w:cs="Roboto Mono"/>
         </w:rPr>
@@ -3056,6 +3283,7 @@
           <w:ilvl w:val="1"/>
           <w:numId w:val="6"/>
         </w:numPr>
+        <w:spacing w:after="0" w:line="276" w:lineRule="auto"/>
         <w:rPr>
           <w:rFonts w:ascii="Roboto Mono" w:eastAsia="Roboto Mono" w:hAnsi="Roboto Mono" w:cs="Roboto Mono"/>
         </w:rPr>
@@ -3079,7 +3307,7 @@
           <w:ilvl w:val="1"/>
           <w:numId w:val="6"/>
         </w:numPr>
-        <w:spacing w:after="240"/>
+        <w:spacing w:after="240" w:line="276" w:lineRule="auto"/>
         <w:rPr>
           <w:rFonts w:ascii="Roboto Mono" w:eastAsia="Roboto Mono" w:hAnsi="Roboto Mono" w:cs="Roboto Mono"/>
         </w:rPr>
@@ -3099,7 +3327,7 @@
     </w:p>
     <w:p>
       <w:r>
-        <w:pict w14:anchorId="5509D139">
+        <w:pict w14:anchorId="6568B278">
           <v:rect id="_x0000_i1032" style="width:0;height:1.5pt" o:hralign="center" o:hrstd="t" o:hr="t" fillcolor="#a0a0a0" stroked="f"/>
         </w:pict>
       </w:r>
@@ -3134,51 +3362,77 @@
       </w:pPr>
       <w:r>
         <w:rPr>
-          <w:b/>
-          <w:shd w:val="clear" w:color="auto" w:fill="B7B7B7"/>
-        </w:rPr>
-        <w:t># Source</w:t>
-      </w:r>
-      <w:r>
-        <w:rPr>
-          <w:shd w:val="clear" w:color="auto" w:fill="B7B7B7"/>
-        </w:rPr>
-        <w:t xml:space="preserve">: </w:t>
-      </w:r>
-      <w:r>
-        <w:rPr>
-          <w:b/>
-          <w:shd w:val="clear" w:color="auto" w:fill="B7B7B7"/>
-        </w:rPr>
-        <w:t xml:space="preserve">Chatgpt </w:t>
-      </w:r>
-      <w:r>
-        <w:rPr>
-          <w:b/>
-          <w:sz w:val="14"/>
-          <w:szCs w:val="14"/>
-          <w:shd w:val="clear" w:color="auto" w:fill="B7B7B7"/>
-        </w:rPr>
-        <w:t>(GPT</w:t>
-      </w:r>
-      <w:r>
-        <w:rPr>
-          <w:rFonts w:ascii="Cambria Math" w:hAnsi="Cambria Math" w:cs="Cambria Math"/>
-          <w:b/>
-          <w:sz w:val="14"/>
-          <w:szCs w:val="14"/>
-          <w:shd w:val="clear" w:color="auto" w:fill="B7B7B7"/>
+          <w:rFonts w:ascii="Arial" w:eastAsia="Arial" w:hAnsi="Arial" w:cs="Arial"/>
+          <w:b/>
+          <w:color w:val="000000"/>
+          <w:sz w:val="18"/>
+          <w:highlight w:val="lightGray"/>
+        </w:rPr>
+        <w:t># Source: AI Source: Provided by: [Data Path</w:t>
+      </w:r>
+      <w:r>
+        <w:rPr>
+          <w:rFonts w:ascii="Arial" w:eastAsia="Arial" w:hAnsi="Arial" w:cs="Arial"/>
+          <w:color w:val="000000"/>
+          <w:sz w:val="18"/>
+          <w:highlight w:val="lightGray"/>
+        </w:rPr>
+        <w:t xml:space="preserve">: Persons Table -&gt; ID Column: 1, Name_En Column: Motasem Essam] -&gt; </w:t>
+      </w:r>
+      <w:r>
+        <w:rPr>
+          <w:rFonts w:ascii="Arial" w:eastAsia="Arial" w:hAnsi="Arial" w:cs="Arial"/>
+          <w:b/>
+          <w:color w:val="000000"/>
+          <w:sz w:val="18"/>
+          <w:highlight w:val="lightGray"/>
+        </w:rPr>
+        <w:t>From:</w:t>
+      </w:r>
+      <w:r>
+        <w:rPr>
+          <w:rFonts w:ascii="Arial" w:eastAsia="Arial" w:hAnsi="Arial" w:cs="Arial"/>
+          <w:color w:val="000000"/>
+          <w:sz w:val="18"/>
+          <w:highlight w:val="lightGray"/>
+        </w:rPr>
+        <w:t xml:space="preserve"> [Chatgpt (GPT</w:t>
+      </w:r>
+      <w:r>
+        <w:rPr>
+          <w:rFonts w:ascii="Arial" w:eastAsia="Arial" w:hAnsi="Arial" w:cs="Cambria Math"/>
+          <w:color w:val="000000"/>
+          <w:sz w:val="18"/>
+          <w:highlight w:val="lightGray"/>
         </w:rPr>
         <w:t>‑</w:t>
       </w:r>
       <w:r>
         <w:rPr>
-          <w:b/>
-          <w:sz w:val="14"/>
-          <w:szCs w:val="14"/>
-          <w:shd w:val="clear" w:color="auto" w:fill="B7B7B7"/>
-        </w:rPr>
-        <w:t>5 Mini) at [8/15/2025]</w:t>
+          <w:rFonts w:ascii="Arial" w:eastAsia="Arial" w:hAnsi="Arial" w:cs="Arial"/>
+          <w:color w:val="000000"/>
+          <w:sz w:val="18"/>
+          <w:highlight w:val="lightGray"/>
+        </w:rPr>
+        <w:t xml:space="preserve">5 Mini)] </w:t>
+      </w:r>
+      <w:r>
+        <w:rPr>
+          <w:rFonts w:ascii="Arial" w:eastAsia="Arial" w:hAnsi="Arial" w:cs="Arial"/>
+          <w:b/>
+          <w:color w:val="000000"/>
+          <w:sz w:val="18"/>
+          <w:highlight w:val="lightGray"/>
+        </w:rPr>
+        <w:t>on</w:t>
+      </w:r>
+      <w:r>
+        <w:rPr>
+          <w:rFonts w:ascii="Arial" w:eastAsia="Arial" w:hAnsi="Arial"/>
+          <w:sz w:val="18"/>
+          <w:highlight w:val="lightGray"/>
+        </w:rPr>
+        <w:t xml:space="preserve"> [8/15/2025]</w:t>
       </w:r>
     </w:p>
     <w:p>
@@ -3193,9 +3447,8 @@
           <w:b/>
           <w:noProof/>
         </w:rPr>
-        <w:lastRenderedPageBreak/>
         <w:drawing>
-          <wp:inline distT="114300" distB="114300" distL="114300" distR="114300" wp14:anchorId="53C7BAE1" wp14:editId="30592228">
+          <wp:inline distT="114300" distB="114300" distL="114300" distR="114300" wp14:anchorId="250926FC" wp14:editId="6B294625">
             <wp:extent cx="5943600" cy="889000"/>
             <wp:effectExtent l="0" t="0" r="0" b="0"/>
             <wp:docPr id="3" name="image4.png"/>
@@ -3546,7 +3799,7 @@
     </w:tbl>
     <w:p>
       <w:r>
-        <w:pict w14:anchorId="74AC4CE6">
+        <w:pict w14:anchorId="7C93929C">
           <v:rect id="_x0000_i1033" style="width:0;height:1.5pt" o:hralign="center" o:hrstd="t" o:hr="t" fillcolor="#a0a0a0" stroked="f"/>
         </w:pict>
       </w:r>
@@ -3567,51 +3820,77 @@
       </w:pPr>
       <w:r>
         <w:rPr>
-          <w:b/>
-          <w:shd w:val="clear" w:color="auto" w:fill="B7B7B7"/>
-        </w:rPr>
-        <w:t># Source</w:t>
-      </w:r>
-      <w:r>
-        <w:rPr>
-          <w:shd w:val="clear" w:color="auto" w:fill="B7B7B7"/>
-        </w:rPr>
-        <w:t xml:space="preserve">: </w:t>
-      </w:r>
-      <w:r>
-        <w:rPr>
-          <w:b/>
-          <w:shd w:val="clear" w:color="auto" w:fill="B7B7B7"/>
-        </w:rPr>
-        <w:t xml:space="preserve">Chatgpt </w:t>
-      </w:r>
-      <w:r>
-        <w:rPr>
-          <w:b/>
-          <w:sz w:val="14"/>
-          <w:szCs w:val="14"/>
-          <w:shd w:val="clear" w:color="auto" w:fill="B7B7B7"/>
-        </w:rPr>
-        <w:t>(GPT</w:t>
-      </w:r>
-      <w:r>
-        <w:rPr>
-          <w:rFonts w:ascii="Cambria Math" w:hAnsi="Cambria Math" w:cs="Cambria Math"/>
-          <w:b/>
-          <w:sz w:val="14"/>
-          <w:szCs w:val="14"/>
-          <w:shd w:val="clear" w:color="auto" w:fill="B7B7B7"/>
+          <w:rFonts w:ascii="Arial" w:eastAsia="Arial" w:hAnsi="Arial" w:cs="Arial"/>
+          <w:b/>
+          <w:color w:val="000000"/>
+          <w:sz w:val="18"/>
+          <w:highlight w:val="lightGray"/>
+        </w:rPr>
+        <w:t># Source: AI Source: Provided by: [Data Path</w:t>
+      </w:r>
+      <w:r>
+        <w:rPr>
+          <w:rFonts w:ascii="Arial" w:eastAsia="Arial" w:hAnsi="Arial" w:cs="Arial"/>
+          <w:color w:val="000000"/>
+          <w:sz w:val="18"/>
+          <w:highlight w:val="lightGray"/>
+        </w:rPr>
+        <w:t xml:space="preserve">: Persons Table -&gt; ID Column: 1, Name_En Column: Motasem Essam] -&gt; </w:t>
+      </w:r>
+      <w:r>
+        <w:rPr>
+          <w:rFonts w:ascii="Arial" w:eastAsia="Arial" w:hAnsi="Arial" w:cs="Arial"/>
+          <w:b/>
+          <w:color w:val="000000"/>
+          <w:sz w:val="18"/>
+          <w:highlight w:val="lightGray"/>
+        </w:rPr>
+        <w:t>From:</w:t>
+      </w:r>
+      <w:r>
+        <w:rPr>
+          <w:rFonts w:ascii="Arial" w:eastAsia="Arial" w:hAnsi="Arial" w:cs="Arial"/>
+          <w:color w:val="000000"/>
+          <w:sz w:val="18"/>
+          <w:highlight w:val="lightGray"/>
+        </w:rPr>
+        <w:t xml:space="preserve"> [Chatgpt (GPT</w:t>
+      </w:r>
+      <w:r>
+        <w:rPr>
+          <w:rFonts w:ascii="Arial" w:eastAsia="Arial" w:hAnsi="Arial" w:cs="Cambria Math"/>
+          <w:color w:val="000000"/>
+          <w:sz w:val="18"/>
+          <w:highlight w:val="lightGray"/>
         </w:rPr>
         <w:t>‑</w:t>
       </w:r>
       <w:r>
         <w:rPr>
-          <w:b/>
-          <w:sz w:val="14"/>
-          <w:szCs w:val="14"/>
-          <w:shd w:val="clear" w:color="auto" w:fill="B7B7B7"/>
-        </w:rPr>
-        <w:t>5 Mini) at [8/15/2025]</w:t>
+          <w:rFonts w:ascii="Arial" w:eastAsia="Arial" w:hAnsi="Arial" w:cs="Arial"/>
+          <w:color w:val="000000"/>
+          <w:sz w:val="18"/>
+          <w:highlight w:val="lightGray"/>
+        </w:rPr>
+        <w:t xml:space="preserve">5 Mini)] </w:t>
+      </w:r>
+      <w:r>
+        <w:rPr>
+          <w:rFonts w:ascii="Arial" w:eastAsia="Arial" w:hAnsi="Arial" w:cs="Arial"/>
+          <w:b/>
+          <w:color w:val="000000"/>
+          <w:sz w:val="18"/>
+          <w:highlight w:val="lightGray"/>
+        </w:rPr>
+        <w:t>on</w:t>
+      </w:r>
+      <w:r>
+        <w:rPr>
+          <w:rFonts w:ascii="Arial" w:eastAsia="Arial" w:hAnsi="Arial"/>
+          <w:sz w:val="18"/>
+          <w:highlight w:val="lightGray"/>
+        </w:rPr>
+        <w:t xml:space="preserve"> [8/15/2025]</w:t>
       </w:r>
     </w:p>
     <w:p>
@@ -3692,7 +3971,7 @@
     </w:p>
     <w:p>
       <w:r>
-        <w:pict w14:anchorId="110F018D">
+        <w:pict w14:anchorId="446C75E4">
           <v:rect id="_x0000_i1034" style="width:0;height:1.5pt" o:hralign="center" o:hrstd="t" o:hr="t" fillcolor="#a0a0a0" stroked="f"/>
         </w:pict>
       </w:r>
@@ -3728,51 +4007,77 @@
       </w:pPr>
       <w:r>
         <w:rPr>
-          <w:b/>
-          <w:shd w:val="clear" w:color="auto" w:fill="B7B7B7"/>
-        </w:rPr>
-        <w:t># Source</w:t>
-      </w:r>
-      <w:r>
-        <w:rPr>
-          <w:shd w:val="clear" w:color="auto" w:fill="B7B7B7"/>
-        </w:rPr>
-        <w:t xml:space="preserve">: </w:t>
-      </w:r>
-      <w:r>
-        <w:rPr>
-          <w:b/>
-          <w:shd w:val="clear" w:color="auto" w:fill="B7B7B7"/>
-        </w:rPr>
-        <w:t xml:space="preserve">Chatgpt </w:t>
-      </w:r>
-      <w:r>
-        <w:rPr>
-          <w:b/>
-          <w:sz w:val="14"/>
-          <w:szCs w:val="14"/>
-          <w:shd w:val="clear" w:color="auto" w:fill="B7B7B7"/>
-        </w:rPr>
-        <w:t>(GPT</w:t>
-      </w:r>
-      <w:r>
-        <w:rPr>
-          <w:rFonts w:ascii="Cambria Math" w:hAnsi="Cambria Math" w:cs="Cambria Math"/>
-          <w:b/>
-          <w:sz w:val="14"/>
-          <w:szCs w:val="14"/>
-          <w:shd w:val="clear" w:color="auto" w:fill="B7B7B7"/>
+          <w:rFonts w:ascii="Arial" w:eastAsia="Arial" w:hAnsi="Arial" w:cs="Arial"/>
+          <w:b/>
+          <w:color w:val="000000"/>
+          <w:sz w:val="18"/>
+          <w:highlight w:val="lightGray"/>
+        </w:rPr>
+        <w:t># Source: AI Source: Provided by: [Data Path</w:t>
+      </w:r>
+      <w:r>
+        <w:rPr>
+          <w:rFonts w:ascii="Arial" w:eastAsia="Arial" w:hAnsi="Arial" w:cs="Arial"/>
+          <w:color w:val="000000"/>
+          <w:sz w:val="18"/>
+          <w:highlight w:val="lightGray"/>
+        </w:rPr>
+        <w:t xml:space="preserve">: Persons Table -&gt; ID Column: 1, Name_En Column: Motasem Essam] -&gt; </w:t>
+      </w:r>
+      <w:r>
+        <w:rPr>
+          <w:rFonts w:ascii="Arial" w:eastAsia="Arial" w:hAnsi="Arial" w:cs="Arial"/>
+          <w:b/>
+          <w:color w:val="000000"/>
+          <w:sz w:val="18"/>
+          <w:highlight w:val="lightGray"/>
+        </w:rPr>
+        <w:t>From:</w:t>
+      </w:r>
+      <w:r>
+        <w:rPr>
+          <w:rFonts w:ascii="Arial" w:eastAsia="Arial" w:hAnsi="Arial" w:cs="Arial"/>
+          <w:color w:val="000000"/>
+          <w:sz w:val="18"/>
+          <w:highlight w:val="lightGray"/>
+        </w:rPr>
+        <w:t xml:space="preserve"> [Chatgpt (GPT</w:t>
+      </w:r>
+      <w:r>
+        <w:rPr>
+          <w:rFonts w:ascii="Arial" w:eastAsia="Arial" w:hAnsi="Arial" w:cs="Cambria Math"/>
+          <w:color w:val="000000"/>
+          <w:sz w:val="18"/>
+          <w:highlight w:val="lightGray"/>
         </w:rPr>
         <w:t>‑</w:t>
       </w:r>
       <w:r>
         <w:rPr>
-          <w:b/>
-          <w:sz w:val="14"/>
-          <w:szCs w:val="14"/>
-          <w:shd w:val="clear" w:color="auto" w:fill="B7B7B7"/>
-        </w:rPr>
-        <w:t>5 Mini) at [8/15/2025]</w:t>
+          <w:rFonts w:ascii="Arial" w:eastAsia="Arial" w:hAnsi="Arial" w:cs="Arial"/>
+          <w:color w:val="000000"/>
+          <w:sz w:val="18"/>
+          <w:highlight w:val="lightGray"/>
+        </w:rPr>
+        <w:t xml:space="preserve">5 Mini)] </w:t>
+      </w:r>
+      <w:r>
+        <w:rPr>
+          <w:rFonts w:ascii="Arial" w:eastAsia="Arial" w:hAnsi="Arial" w:cs="Arial"/>
+          <w:b/>
+          <w:color w:val="000000"/>
+          <w:sz w:val="18"/>
+          <w:highlight w:val="lightGray"/>
+        </w:rPr>
+        <w:t>on</w:t>
+      </w:r>
+      <w:r>
+        <w:rPr>
+          <w:rFonts w:ascii="Arial" w:eastAsia="Arial" w:hAnsi="Arial"/>
+          <w:sz w:val="18"/>
+          <w:highlight w:val="lightGray"/>
+        </w:rPr>
+        <w:t xml:space="preserve"> [8/15/2025]</w:t>
       </w:r>
     </w:p>
     <w:p>
@@ -3781,7 +4086,7 @@
           <w:ilvl w:val="0"/>
           <w:numId w:val="12"/>
         </w:numPr>
-        <w:spacing w:before="240"/>
+        <w:spacing w:before="240" w:after="0" w:line="276" w:lineRule="auto"/>
       </w:pPr>
       <w:r>
         <w:rPr>
@@ -3815,6 +4120,7 @@
           <w:ilvl w:val="1"/>
           <w:numId w:val="12"/>
         </w:numPr>
+        <w:spacing w:after="0" w:line="276" w:lineRule="auto"/>
         <w:rPr>
           <w:rFonts w:ascii="Roboto Mono" w:eastAsia="Roboto Mono" w:hAnsi="Roboto Mono" w:cs="Roboto Mono"/>
         </w:rPr>
@@ -3838,6 +4144,7 @@
           <w:ilvl w:val="1"/>
           <w:numId w:val="12"/>
         </w:numPr>
+        <w:spacing w:after="0" w:line="276" w:lineRule="auto"/>
         <w:rPr>
           <w:rFonts w:ascii="Roboto Mono" w:eastAsia="Roboto Mono" w:hAnsi="Roboto Mono" w:cs="Roboto Mono"/>
         </w:rPr>
@@ -3861,12 +4168,12 @@
           <w:ilvl w:val="1"/>
           <w:numId w:val="12"/>
         </w:numPr>
-      </w:pPr>
-      <w:r>
-        <w:rPr>
-          <w:rFonts w:ascii="Roboto Mono" w:eastAsia="Roboto Mono" w:hAnsi="Roboto Mono" w:cs="Roboto Mono"/>
-        </w:rPr>
-        <w:lastRenderedPageBreak/>
+        <w:spacing w:after="0" w:line="276" w:lineRule="auto"/>
+      </w:pPr>
+      <w:r>
+        <w:rPr>
+          <w:rFonts w:ascii="Roboto Mono" w:eastAsia="Roboto Mono" w:hAnsi="Roboto Mono" w:cs="Roboto Mono"/>
+        </w:rPr>
         <w:t>Just above the boundary</w:t>
       </w:r>
       <w:r>
@@ -3902,7 +4209,7 @@
           <w:ilvl w:val="0"/>
           <w:numId w:val="12"/>
         </w:numPr>
-        <w:spacing w:after="240"/>
+        <w:spacing w:after="240" w:line="276" w:lineRule="auto"/>
       </w:pPr>
       <w:r>
         <w:rPr>
@@ -3955,7 +4262,7 @@
     </w:p>
     <w:p>
       <w:r>
-        <w:pict w14:anchorId="07BB4A94">
+        <w:pict w14:anchorId="0FF37230">
           <v:rect id="_x0000_i1035" style="width:0;height:1.5pt" o:hralign="center" o:hrstd="t" o:hr="t" fillcolor="#a0a0a0" stroked="f"/>
         </w:pict>
       </w:r>
@@ -3992,51 +4299,77 @@
       </w:pPr>
       <w:r>
         <w:rPr>
-          <w:b/>
-          <w:shd w:val="clear" w:color="auto" w:fill="B7B7B7"/>
-        </w:rPr>
-        <w:t># Source</w:t>
-      </w:r>
-      <w:r>
-        <w:rPr>
-          <w:shd w:val="clear" w:color="auto" w:fill="B7B7B7"/>
-        </w:rPr>
-        <w:t xml:space="preserve">: </w:t>
-      </w:r>
-      <w:r>
-        <w:rPr>
-          <w:b/>
-          <w:shd w:val="clear" w:color="auto" w:fill="B7B7B7"/>
-        </w:rPr>
-        <w:t xml:space="preserve">Chatgpt </w:t>
-      </w:r>
-      <w:r>
-        <w:rPr>
-          <w:b/>
-          <w:sz w:val="14"/>
-          <w:szCs w:val="14"/>
-          <w:shd w:val="clear" w:color="auto" w:fill="B7B7B7"/>
-        </w:rPr>
-        <w:t>(GPT</w:t>
-      </w:r>
-      <w:r>
-        <w:rPr>
-          <w:rFonts w:ascii="Cambria Math" w:hAnsi="Cambria Math" w:cs="Cambria Math"/>
-          <w:b/>
-          <w:sz w:val="14"/>
-          <w:szCs w:val="14"/>
-          <w:shd w:val="clear" w:color="auto" w:fill="B7B7B7"/>
+          <w:rFonts w:ascii="Arial" w:eastAsia="Arial" w:hAnsi="Arial" w:cs="Arial"/>
+          <w:b/>
+          <w:color w:val="000000"/>
+          <w:sz w:val="18"/>
+          <w:highlight w:val="lightGray"/>
+        </w:rPr>
+        <w:t># Source: AI Source: Provided by: [Data Path</w:t>
+      </w:r>
+      <w:r>
+        <w:rPr>
+          <w:rFonts w:ascii="Arial" w:eastAsia="Arial" w:hAnsi="Arial" w:cs="Arial"/>
+          <w:color w:val="000000"/>
+          <w:sz w:val="18"/>
+          <w:highlight w:val="lightGray"/>
+        </w:rPr>
+        <w:t xml:space="preserve">: Persons Table -&gt; ID Column: 1, Name_En Column: Motasem Essam] -&gt; </w:t>
+      </w:r>
+      <w:r>
+        <w:rPr>
+          <w:rFonts w:ascii="Arial" w:eastAsia="Arial" w:hAnsi="Arial" w:cs="Arial"/>
+          <w:b/>
+          <w:color w:val="000000"/>
+          <w:sz w:val="18"/>
+          <w:highlight w:val="lightGray"/>
+        </w:rPr>
+        <w:t>From:</w:t>
+      </w:r>
+      <w:r>
+        <w:rPr>
+          <w:rFonts w:ascii="Arial" w:eastAsia="Arial" w:hAnsi="Arial" w:cs="Arial"/>
+          <w:color w:val="000000"/>
+          <w:sz w:val="18"/>
+          <w:highlight w:val="lightGray"/>
+        </w:rPr>
+        <w:t xml:space="preserve"> [Chatgpt (GPT</w:t>
+      </w:r>
+      <w:r>
+        <w:rPr>
+          <w:rFonts w:ascii="Arial" w:eastAsia="Arial" w:hAnsi="Arial" w:cs="Cambria Math"/>
+          <w:color w:val="000000"/>
+          <w:sz w:val="18"/>
+          <w:highlight w:val="lightGray"/>
         </w:rPr>
         <w:t>‑</w:t>
       </w:r>
       <w:r>
         <w:rPr>
-          <w:b/>
-          <w:sz w:val="14"/>
-          <w:szCs w:val="14"/>
-          <w:shd w:val="clear" w:color="auto" w:fill="B7B7B7"/>
-        </w:rPr>
-        <w:t>5 Mini) at [8/15/2025]</w:t>
+          <w:rFonts w:ascii="Arial" w:eastAsia="Arial" w:hAnsi="Arial" w:cs="Arial"/>
+          <w:color w:val="000000"/>
+          <w:sz w:val="18"/>
+          <w:highlight w:val="lightGray"/>
+        </w:rPr>
+        <w:t xml:space="preserve">5 Mini)] </w:t>
+      </w:r>
+      <w:r>
+        <w:rPr>
+          <w:rFonts w:ascii="Arial" w:eastAsia="Arial" w:hAnsi="Arial" w:cs="Arial"/>
+          <w:b/>
+          <w:color w:val="000000"/>
+          <w:sz w:val="18"/>
+          <w:highlight w:val="lightGray"/>
+        </w:rPr>
+        <w:t>on</w:t>
+      </w:r>
+      <w:r>
+        <w:rPr>
+          <w:rFonts w:ascii="Arial" w:eastAsia="Arial" w:hAnsi="Arial"/>
+          <w:sz w:val="18"/>
+          <w:highlight w:val="lightGray"/>
+        </w:rPr>
+        <w:t xml:space="preserve"> [8/15/2025]</w:t>
       </w:r>
     </w:p>
     <w:p>
@@ -4079,7 +4412,7 @@
           <w:ilvl w:val="0"/>
           <w:numId w:val="4"/>
         </w:numPr>
-        <w:spacing w:before="240"/>
+        <w:spacing w:before="240" w:after="0" w:line="276" w:lineRule="auto"/>
       </w:pPr>
       <w:r>
         <w:rPr>
@@ -4127,7 +4460,7 @@
           <w:ilvl w:val="0"/>
           <w:numId w:val="4"/>
         </w:numPr>
-        <w:spacing w:after="240"/>
+        <w:spacing w:after="240" w:line="276" w:lineRule="auto"/>
       </w:pPr>
       <w:r>
         <w:rPr>
@@ -4215,51 +4548,77 @@
       </w:pPr>
       <w:r>
         <w:rPr>
-          <w:b/>
-          <w:shd w:val="clear" w:color="auto" w:fill="B7B7B7"/>
-        </w:rPr>
-        <w:t># Source</w:t>
-      </w:r>
-      <w:r>
-        <w:rPr>
-          <w:shd w:val="clear" w:color="auto" w:fill="B7B7B7"/>
-        </w:rPr>
-        <w:t xml:space="preserve">: </w:t>
-      </w:r>
-      <w:r>
-        <w:rPr>
-          <w:b/>
-          <w:shd w:val="clear" w:color="auto" w:fill="B7B7B7"/>
-        </w:rPr>
-        <w:t xml:space="preserve">Chatgpt </w:t>
-      </w:r>
-      <w:r>
-        <w:rPr>
-          <w:b/>
-          <w:sz w:val="14"/>
-          <w:szCs w:val="14"/>
-          <w:shd w:val="clear" w:color="auto" w:fill="B7B7B7"/>
-        </w:rPr>
-        <w:t>(GPT</w:t>
-      </w:r>
-      <w:r>
-        <w:rPr>
-          <w:rFonts w:ascii="Cambria Math" w:hAnsi="Cambria Math" w:cs="Cambria Math"/>
-          <w:b/>
-          <w:sz w:val="14"/>
-          <w:szCs w:val="14"/>
-          <w:shd w:val="clear" w:color="auto" w:fill="B7B7B7"/>
+          <w:rFonts w:ascii="Arial" w:eastAsia="Arial" w:hAnsi="Arial" w:cs="Arial"/>
+          <w:b/>
+          <w:color w:val="000000"/>
+          <w:sz w:val="18"/>
+          <w:highlight w:val="lightGray"/>
+        </w:rPr>
+        <w:t># Source: AI Source: Provided by: [Data Path</w:t>
+      </w:r>
+      <w:r>
+        <w:rPr>
+          <w:rFonts w:ascii="Arial" w:eastAsia="Arial" w:hAnsi="Arial" w:cs="Arial"/>
+          <w:color w:val="000000"/>
+          <w:sz w:val="18"/>
+          <w:highlight w:val="lightGray"/>
+        </w:rPr>
+        <w:t xml:space="preserve">: Persons Table -&gt; ID Column: 1, Name_En Column: Motasem Essam] -&gt; </w:t>
+      </w:r>
+      <w:r>
+        <w:rPr>
+          <w:rFonts w:ascii="Arial" w:eastAsia="Arial" w:hAnsi="Arial" w:cs="Arial"/>
+          <w:b/>
+          <w:color w:val="000000"/>
+          <w:sz w:val="18"/>
+          <w:highlight w:val="lightGray"/>
+        </w:rPr>
+        <w:t>From:</w:t>
+      </w:r>
+      <w:r>
+        <w:rPr>
+          <w:rFonts w:ascii="Arial" w:eastAsia="Arial" w:hAnsi="Arial" w:cs="Arial"/>
+          <w:color w:val="000000"/>
+          <w:sz w:val="18"/>
+          <w:highlight w:val="lightGray"/>
+        </w:rPr>
+        <w:t xml:space="preserve"> [Chatgpt (GPT</w:t>
+      </w:r>
+      <w:r>
+        <w:rPr>
+          <w:rFonts w:ascii="Arial" w:eastAsia="Arial" w:hAnsi="Arial" w:cs="Cambria Math"/>
+          <w:color w:val="000000"/>
+          <w:sz w:val="18"/>
+          <w:highlight w:val="lightGray"/>
         </w:rPr>
         <w:t>‑</w:t>
       </w:r>
       <w:r>
         <w:rPr>
-          <w:b/>
-          <w:sz w:val="14"/>
-          <w:szCs w:val="14"/>
-          <w:shd w:val="clear" w:color="auto" w:fill="B7B7B7"/>
-        </w:rPr>
-        <w:t>5 Mini) at [8/15/2025]</w:t>
+          <w:rFonts w:ascii="Arial" w:eastAsia="Arial" w:hAnsi="Arial" w:cs="Arial"/>
+          <w:color w:val="000000"/>
+          <w:sz w:val="18"/>
+          <w:highlight w:val="lightGray"/>
+        </w:rPr>
+        <w:t xml:space="preserve">5 Mini)] </w:t>
+      </w:r>
+      <w:r>
+        <w:rPr>
+          <w:rFonts w:ascii="Arial" w:eastAsia="Arial" w:hAnsi="Arial" w:cs="Arial"/>
+          <w:b/>
+          <w:color w:val="000000"/>
+          <w:sz w:val="18"/>
+          <w:highlight w:val="lightGray"/>
+        </w:rPr>
+        <w:t>on</w:t>
+      </w:r>
+      <w:r>
+        <w:rPr>
+          <w:rFonts w:ascii="Arial" w:eastAsia="Arial" w:hAnsi="Arial"/>
+          <w:sz w:val="18"/>
+          <w:highlight w:val="lightGray"/>
+        </w:rPr>
+        <w:t xml:space="preserve"> [8/15/2025]</w:t>
       </w:r>
     </w:p>
     <w:p>
@@ -4315,7 +4674,7 @@
           <w:ilvl w:val="0"/>
           <w:numId w:val="1"/>
         </w:numPr>
-        <w:spacing w:before="240"/>
+        <w:spacing w:before="240" w:after="0" w:line="276" w:lineRule="auto"/>
       </w:pPr>
       <w:r>
         <w:rPr>
@@ -4362,7 +4721,7 @@
           <w:ilvl w:val="0"/>
           <w:numId w:val="1"/>
         </w:numPr>
-        <w:spacing w:after="240"/>
+        <w:spacing w:after="240" w:line="276" w:lineRule="auto"/>
       </w:pPr>
       <w:r>
         <w:rPr>
@@ -4423,7 +4782,7 @@
           <w:ilvl w:val="0"/>
           <w:numId w:val="15"/>
         </w:numPr>
-        <w:spacing w:before="240"/>
+        <w:spacing w:before="240" w:after="0" w:line="276" w:lineRule="auto"/>
       </w:pPr>
       <w:r>
         <w:rPr>
@@ -4477,14 +4836,13 @@
           <w:ilvl w:val="0"/>
           <w:numId w:val="15"/>
         </w:numPr>
-        <w:spacing w:after="240"/>
-      </w:pPr>
-      <w:r>
-        <w:rPr>
-          <w:rFonts w:ascii="Roboto Mono" w:eastAsia="Roboto Mono" w:hAnsi="Roboto Mono" w:cs="Roboto Mono"/>
-          <w:b/>
-        </w:rPr>
-        <w:lastRenderedPageBreak/>
+        <w:spacing w:after="240" w:line="276" w:lineRule="auto"/>
+      </w:pPr>
+      <w:r>
+        <w:rPr>
+          <w:rFonts w:ascii="Roboto Mono" w:eastAsia="Roboto Mono" w:hAnsi="Roboto Mono" w:cs="Roboto Mono"/>
+          <w:b/>
+        </w:rPr>
         <w:t>61</w:t>
       </w:r>
       <w:r>
@@ -4547,51 +4905,77 @@
       </w:pPr>
       <w:r>
         <w:rPr>
-          <w:b/>
-          <w:shd w:val="clear" w:color="auto" w:fill="B7B7B7"/>
-        </w:rPr>
-        <w:t># Source</w:t>
-      </w:r>
-      <w:r>
-        <w:rPr>
-          <w:shd w:val="clear" w:color="auto" w:fill="B7B7B7"/>
-        </w:rPr>
-        <w:t xml:space="preserve">: </w:t>
-      </w:r>
-      <w:r>
-        <w:rPr>
-          <w:b/>
-          <w:shd w:val="clear" w:color="auto" w:fill="B7B7B7"/>
-        </w:rPr>
-        <w:t xml:space="preserve">Chatgpt </w:t>
-      </w:r>
-      <w:r>
-        <w:rPr>
-          <w:b/>
-          <w:sz w:val="14"/>
-          <w:szCs w:val="14"/>
-          <w:shd w:val="clear" w:color="auto" w:fill="B7B7B7"/>
-        </w:rPr>
-        <w:t>(GPT</w:t>
-      </w:r>
-      <w:r>
-        <w:rPr>
-          <w:rFonts w:ascii="Cambria Math" w:hAnsi="Cambria Math" w:cs="Cambria Math"/>
-          <w:b/>
-          <w:sz w:val="14"/>
-          <w:szCs w:val="14"/>
-          <w:shd w:val="clear" w:color="auto" w:fill="B7B7B7"/>
+          <w:rFonts w:ascii="Arial" w:eastAsia="Arial" w:hAnsi="Arial" w:cs="Arial"/>
+          <w:b/>
+          <w:color w:val="000000"/>
+          <w:sz w:val="18"/>
+          <w:highlight w:val="lightGray"/>
+        </w:rPr>
+        <w:t># Source: AI Source: Provided by: [Data Path</w:t>
+      </w:r>
+      <w:r>
+        <w:rPr>
+          <w:rFonts w:ascii="Arial" w:eastAsia="Arial" w:hAnsi="Arial" w:cs="Arial"/>
+          <w:color w:val="000000"/>
+          <w:sz w:val="18"/>
+          <w:highlight w:val="lightGray"/>
+        </w:rPr>
+        <w:t xml:space="preserve">: Persons Table -&gt; ID Column: 1, Name_En Column: Motasem Essam] -&gt; </w:t>
+      </w:r>
+      <w:r>
+        <w:rPr>
+          <w:rFonts w:ascii="Arial" w:eastAsia="Arial" w:hAnsi="Arial" w:cs="Arial"/>
+          <w:b/>
+          <w:color w:val="000000"/>
+          <w:sz w:val="18"/>
+          <w:highlight w:val="lightGray"/>
+        </w:rPr>
+        <w:t>From:</w:t>
+      </w:r>
+      <w:r>
+        <w:rPr>
+          <w:rFonts w:ascii="Arial" w:eastAsia="Arial" w:hAnsi="Arial" w:cs="Arial"/>
+          <w:color w:val="000000"/>
+          <w:sz w:val="18"/>
+          <w:highlight w:val="lightGray"/>
+        </w:rPr>
+        <w:t xml:space="preserve"> [Chatgpt (GPT</w:t>
+      </w:r>
+      <w:r>
+        <w:rPr>
+          <w:rFonts w:ascii="Arial" w:eastAsia="Arial" w:hAnsi="Arial" w:cs="Cambria Math"/>
+          <w:color w:val="000000"/>
+          <w:sz w:val="18"/>
+          <w:highlight w:val="lightGray"/>
         </w:rPr>
         <w:t>‑</w:t>
       </w:r>
       <w:r>
         <w:rPr>
-          <w:b/>
-          <w:sz w:val="14"/>
-          <w:szCs w:val="14"/>
-          <w:shd w:val="clear" w:color="auto" w:fill="B7B7B7"/>
-        </w:rPr>
-        <w:t>5 Mini) at [8/15/2025]</w:t>
+          <w:rFonts w:ascii="Arial" w:eastAsia="Arial" w:hAnsi="Arial" w:cs="Arial"/>
+          <w:color w:val="000000"/>
+          <w:sz w:val="18"/>
+          <w:highlight w:val="lightGray"/>
+        </w:rPr>
+        <w:t xml:space="preserve">5 Mini)] </w:t>
+      </w:r>
+      <w:r>
+        <w:rPr>
+          <w:rFonts w:ascii="Arial" w:eastAsia="Arial" w:hAnsi="Arial" w:cs="Arial"/>
+          <w:b/>
+          <w:color w:val="000000"/>
+          <w:sz w:val="18"/>
+          <w:highlight w:val="lightGray"/>
+        </w:rPr>
+        <w:t>on</w:t>
+      </w:r>
+      <w:r>
+        <w:rPr>
+          <w:rFonts w:ascii="Arial" w:eastAsia="Arial" w:hAnsi="Arial"/>
+          <w:sz w:val="18"/>
+          <w:highlight w:val="lightGray"/>
+        </w:rPr>
+        <w:t xml:space="preserve"> [8/15/2025]</w:t>
       </w:r>
     </w:p>
     <w:p>
@@ -4600,7 +4984,7 @@
           <w:ilvl w:val="0"/>
           <w:numId w:val="10"/>
         </w:numPr>
-        <w:spacing w:before="240"/>
+        <w:spacing w:before="240" w:after="0" w:line="276" w:lineRule="auto"/>
       </w:pPr>
       <w:r>
         <w:rPr>
@@ -4628,6 +5012,7 @@
           <w:ilvl w:val="0"/>
           <w:numId w:val="10"/>
         </w:numPr>
+        <w:spacing w:after="0" w:line="276" w:lineRule="auto"/>
       </w:pPr>
       <w:r>
         <w:rPr>
@@ -4655,7 +5040,7 @@
           <w:ilvl w:val="0"/>
           <w:numId w:val="10"/>
         </w:numPr>
-        <w:spacing w:after="240"/>
+        <w:spacing w:after="240" w:line="276" w:lineRule="auto"/>
       </w:pPr>
       <w:r>
         <w:rPr>
@@ -4701,51 +5086,77 @@
       </w:pPr>
       <w:r>
         <w:rPr>
-          <w:b/>
-          <w:shd w:val="clear" w:color="auto" w:fill="B7B7B7"/>
-        </w:rPr>
-        <w:t># Source</w:t>
-      </w:r>
-      <w:r>
-        <w:rPr>
-          <w:shd w:val="clear" w:color="auto" w:fill="B7B7B7"/>
-        </w:rPr>
-        <w:t xml:space="preserve">: </w:t>
-      </w:r>
-      <w:r>
-        <w:rPr>
-          <w:b/>
-          <w:shd w:val="clear" w:color="auto" w:fill="B7B7B7"/>
-        </w:rPr>
-        <w:t xml:space="preserve">Chatgpt </w:t>
-      </w:r>
-      <w:r>
-        <w:rPr>
-          <w:b/>
-          <w:sz w:val="14"/>
-          <w:szCs w:val="14"/>
-          <w:shd w:val="clear" w:color="auto" w:fill="B7B7B7"/>
-        </w:rPr>
-        <w:t>(GPT</w:t>
-      </w:r>
-      <w:r>
-        <w:rPr>
-          <w:rFonts w:ascii="Cambria Math" w:hAnsi="Cambria Math" w:cs="Cambria Math"/>
-          <w:b/>
-          <w:sz w:val="14"/>
-          <w:szCs w:val="14"/>
-          <w:shd w:val="clear" w:color="auto" w:fill="B7B7B7"/>
+          <w:rFonts w:ascii="Arial" w:eastAsia="Arial" w:hAnsi="Arial" w:cs="Arial"/>
+          <w:b/>
+          <w:color w:val="000000"/>
+          <w:sz w:val="18"/>
+          <w:highlight w:val="lightGray"/>
+        </w:rPr>
+        <w:t># Source: AI Source: Provided by: [Data Path</w:t>
+      </w:r>
+      <w:r>
+        <w:rPr>
+          <w:rFonts w:ascii="Arial" w:eastAsia="Arial" w:hAnsi="Arial" w:cs="Arial"/>
+          <w:color w:val="000000"/>
+          <w:sz w:val="18"/>
+          <w:highlight w:val="lightGray"/>
+        </w:rPr>
+        <w:t xml:space="preserve">: Persons Table -&gt; ID Column: 1, Name_En Column: Motasem Essam] -&gt; </w:t>
+      </w:r>
+      <w:r>
+        <w:rPr>
+          <w:rFonts w:ascii="Arial" w:eastAsia="Arial" w:hAnsi="Arial" w:cs="Arial"/>
+          <w:b/>
+          <w:color w:val="000000"/>
+          <w:sz w:val="18"/>
+          <w:highlight w:val="lightGray"/>
+        </w:rPr>
+        <w:t>From:</w:t>
+      </w:r>
+      <w:r>
+        <w:rPr>
+          <w:rFonts w:ascii="Arial" w:eastAsia="Arial" w:hAnsi="Arial" w:cs="Arial"/>
+          <w:color w:val="000000"/>
+          <w:sz w:val="18"/>
+          <w:highlight w:val="lightGray"/>
+        </w:rPr>
+        <w:t xml:space="preserve"> [Chatgpt (GPT</w:t>
+      </w:r>
+      <w:r>
+        <w:rPr>
+          <w:rFonts w:ascii="Arial" w:eastAsia="Arial" w:hAnsi="Arial" w:cs="Cambria Math"/>
+          <w:color w:val="000000"/>
+          <w:sz w:val="18"/>
+          <w:highlight w:val="lightGray"/>
         </w:rPr>
         <w:t>‑</w:t>
       </w:r>
       <w:r>
         <w:rPr>
-          <w:b/>
-          <w:sz w:val="14"/>
-          <w:szCs w:val="14"/>
-          <w:shd w:val="clear" w:color="auto" w:fill="B7B7B7"/>
-        </w:rPr>
-        <w:t>5 Mini) at [8/15/2025]</w:t>
+          <w:rFonts w:ascii="Arial" w:eastAsia="Arial" w:hAnsi="Arial" w:cs="Arial"/>
+          <w:color w:val="000000"/>
+          <w:sz w:val="18"/>
+          <w:highlight w:val="lightGray"/>
+        </w:rPr>
+        <w:t xml:space="preserve">5 Mini)] </w:t>
+      </w:r>
+      <w:r>
+        <w:rPr>
+          <w:rFonts w:ascii="Arial" w:eastAsia="Arial" w:hAnsi="Arial" w:cs="Arial"/>
+          <w:b/>
+          <w:color w:val="000000"/>
+          <w:sz w:val="18"/>
+          <w:highlight w:val="lightGray"/>
+        </w:rPr>
+        <w:t>on</w:t>
+      </w:r>
+      <w:r>
+        <w:rPr>
+          <w:rFonts w:ascii="Arial" w:eastAsia="Arial" w:hAnsi="Arial"/>
+          <w:sz w:val="18"/>
+          <w:highlight w:val="lightGray"/>
+        </w:rPr>
+        <w:t xml:space="preserve"> [8/15/2025]</w:t>
       </w:r>
     </w:p>
     <w:p>
@@ -4779,7 +5190,7 @@
           <w:noProof/>
         </w:rPr>
         <w:drawing>
-          <wp:inline distT="114300" distB="114300" distL="114300" distR="114300" wp14:anchorId="668018E5" wp14:editId="5B47E427">
+          <wp:inline distT="114300" distB="114300" distL="114300" distR="114300" wp14:anchorId="2974E6EA" wp14:editId="04CB6106">
             <wp:extent cx="5943600" cy="914400"/>
             <wp:effectExtent l="0" t="0" r="0" b="0"/>
             <wp:docPr id="2" name="image3.png"/>
@@ -4912,51 +5323,77 @@
       </w:pPr>
       <w:r>
         <w:rPr>
-          <w:b/>
-          <w:shd w:val="clear" w:color="auto" w:fill="B7B7B7"/>
-        </w:rPr>
-        <w:t># Source</w:t>
-      </w:r>
-      <w:r>
-        <w:rPr>
-          <w:shd w:val="clear" w:color="auto" w:fill="B7B7B7"/>
-        </w:rPr>
-        <w:t xml:space="preserve">: </w:t>
-      </w:r>
-      <w:r>
-        <w:rPr>
-          <w:b/>
-          <w:shd w:val="clear" w:color="auto" w:fill="B7B7B7"/>
-        </w:rPr>
-        <w:t xml:space="preserve">Chatgpt </w:t>
-      </w:r>
-      <w:r>
-        <w:rPr>
-          <w:b/>
-          <w:sz w:val="14"/>
-          <w:szCs w:val="14"/>
-          <w:shd w:val="clear" w:color="auto" w:fill="B7B7B7"/>
-        </w:rPr>
-        <w:t>(GPT</w:t>
-      </w:r>
-      <w:r>
-        <w:rPr>
-          <w:rFonts w:ascii="Cambria Math" w:hAnsi="Cambria Math" w:cs="Cambria Math"/>
-          <w:b/>
-          <w:sz w:val="14"/>
-          <w:szCs w:val="14"/>
-          <w:shd w:val="clear" w:color="auto" w:fill="B7B7B7"/>
+          <w:rFonts w:ascii="Arial" w:eastAsia="Arial" w:hAnsi="Arial" w:cs="Arial"/>
+          <w:b/>
+          <w:color w:val="000000"/>
+          <w:sz w:val="18"/>
+          <w:highlight w:val="lightGray"/>
+        </w:rPr>
+        <w:t># Source: AI Source: Provided by: [Data Path</w:t>
+      </w:r>
+      <w:r>
+        <w:rPr>
+          <w:rFonts w:ascii="Arial" w:eastAsia="Arial" w:hAnsi="Arial" w:cs="Arial"/>
+          <w:color w:val="000000"/>
+          <w:sz w:val="18"/>
+          <w:highlight w:val="lightGray"/>
+        </w:rPr>
+        <w:t xml:space="preserve">: Persons Table -&gt; ID Column: 1, Name_En Column: Motasem Essam] -&gt; </w:t>
+      </w:r>
+      <w:r>
+        <w:rPr>
+          <w:rFonts w:ascii="Arial" w:eastAsia="Arial" w:hAnsi="Arial" w:cs="Arial"/>
+          <w:b/>
+          <w:color w:val="000000"/>
+          <w:sz w:val="18"/>
+          <w:highlight w:val="lightGray"/>
+        </w:rPr>
+        <w:t>From:</w:t>
+      </w:r>
+      <w:r>
+        <w:rPr>
+          <w:rFonts w:ascii="Arial" w:eastAsia="Arial" w:hAnsi="Arial" w:cs="Arial"/>
+          <w:color w:val="000000"/>
+          <w:sz w:val="18"/>
+          <w:highlight w:val="lightGray"/>
+        </w:rPr>
+        <w:t xml:space="preserve"> [Chatgpt (GPT</w:t>
+      </w:r>
+      <w:r>
+        <w:rPr>
+          <w:rFonts w:ascii="Arial" w:eastAsia="Arial" w:hAnsi="Arial" w:cs="Cambria Math"/>
+          <w:color w:val="000000"/>
+          <w:sz w:val="18"/>
+          <w:highlight w:val="lightGray"/>
         </w:rPr>
         <w:t>‑</w:t>
       </w:r>
       <w:r>
         <w:rPr>
-          <w:b/>
-          <w:sz w:val="14"/>
-          <w:szCs w:val="14"/>
-          <w:shd w:val="clear" w:color="auto" w:fill="B7B7B7"/>
-        </w:rPr>
-        <w:t>5 Mini) at [8/15/2025]</w:t>
+          <w:rFonts w:ascii="Arial" w:eastAsia="Arial" w:hAnsi="Arial" w:cs="Arial"/>
+          <w:color w:val="000000"/>
+          <w:sz w:val="18"/>
+          <w:highlight w:val="lightGray"/>
+        </w:rPr>
+        <w:t xml:space="preserve">5 Mini)] </w:t>
+      </w:r>
+      <w:r>
+        <w:rPr>
+          <w:rFonts w:ascii="Arial" w:eastAsia="Arial" w:hAnsi="Arial" w:cs="Arial"/>
+          <w:b/>
+          <w:color w:val="000000"/>
+          <w:sz w:val="18"/>
+          <w:highlight w:val="lightGray"/>
+        </w:rPr>
+        <w:t>on</w:t>
+      </w:r>
+      <w:r>
+        <w:rPr>
+          <w:rFonts w:ascii="Arial" w:eastAsia="Arial" w:hAnsi="Arial"/>
+          <w:sz w:val="18"/>
+          <w:highlight w:val="lightGray"/>
+        </w:rPr>
+        <w:t xml:space="preserve"> [8/15/2025]</w:t>
       </w:r>
     </w:p>
     <w:p>
@@ -4971,7 +5408,6 @@
           <w:rFonts w:ascii="Roboto Mono" w:eastAsia="Roboto Mono" w:hAnsi="Roboto Mono" w:cs="Roboto Mono"/>
           <w:b/>
         </w:rPr>
-        <w:lastRenderedPageBreak/>
         <w:t>Lower bound</w:t>
       </w:r>
       <w:r>
@@ -5025,7 +5461,7 @@
         <w:spacing w:before="240" w:after="240"/>
       </w:pPr>
       <w:r>
-        <w:pict w14:anchorId="3728C6C4">
+        <w:pict w14:anchorId="0970646C">
           <v:rect id="_x0000_i1036" style="width:0;height:1.5pt" o:hralign="center" o:hrstd="t" o:hr="t" fillcolor="#a0a0a0" stroked="f"/>
         </w:pict>
       </w:r>
@@ -5052,51 +5488,77 @@
       </w:pPr>
       <w:r>
         <w:rPr>
-          <w:b/>
-          <w:shd w:val="clear" w:color="auto" w:fill="B7B7B7"/>
-        </w:rPr>
-        <w:t># Source</w:t>
-      </w:r>
-      <w:r>
-        <w:rPr>
-          <w:shd w:val="clear" w:color="auto" w:fill="B7B7B7"/>
-        </w:rPr>
-        <w:t xml:space="preserve">: </w:t>
-      </w:r>
-      <w:r>
-        <w:rPr>
-          <w:b/>
-          <w:shd w:val="clear" w:color="auto" w:fill="B7B7B7"/>
-        </w:rPr>
-        <w:t xml:space="preserve">Chatgpt </w:t>
-      </w:r>
-      <w:r>
-        <w:rPr>
-          <w:b/>
-          <w:sz w:val="14"/>
-          <w:szCs w:val="14"/>
-          <w:shd w:val="clear" w:color="auto" w:fill="B7B7B7"/>
-        </w:rPr>
-        <w:t>(GPT</w:t>
-      </w:r>
-      <w:r>
-        <w:rPr>
-          <w:rFonts w:ascii="Cambria Math" w:hAnsi="Cambria Math" w:cs="Cambria Math"/>
-          <w:b/>
-          <w:sz w:val="14"/>
-          <w:szCs w:val="14"/>
-          <w:shd w:val="clear" w:color="auto" w:fill="B7B7B7"/>
+          <w:rFonts w:ascii="Arial" w:eastAsia="Arial" w:hAnsi="Arial" w:cs="Arial"/>
+          <w:b/>
+          <w:color w:val="000000"/>
+          <w:sz w:val="18"/>
+          <w:highlight w:val="lightGray"/>
+        </w:rPr>
+        <w:t># Source: AI Source: Provided by: [Data Path</w:t>
+      </w:r>
+      <w:r>
+        <w:rPr>
+          <w:rFonts w:ascii="Arial" w:eastAsia="Arial" w:hAnsi="Arial" w:cs="Arial"/>
+          <w:color w:val="000000"/>
+          <w:sz w:val="18"/>
+          <w:highlight w:val="lightGray"/>
+        </w:rPr>
+        <w:t xml:space="preserve">: Persons Table -&gt; ID Column: 1, Name_En Column: Motasem Essam] -&gt; </w:t>
+      </w:r>
+      <w:r>
+        <w:rPr>
+          <w:rFonts w:ascii="Arial" w:eastAsia="Arial" w:hAnsi="Arial" w:cs="Arial"/>
+          <w:b/>
+          <w:color w:val="000000"/>
+          <w:sz w:val="18"/>
+          <w:highlight w:val="lightGray"/>
+        </w:rPr>
+        <w:t>From:</w:t>
+      </w:r>
+      <w:r>
+        <w:rPr>
+          <w:rFonts w:ascii="Arial" w:eastAsia="Arial" w:hAnsi="Arial" w:cs="Arial"/>
+          <w:color w:val="000000"/>
+          <w:sz w:val="18"/>
+          <w:highlight w:val="lightGray"/>
+        </w:rPr>
+        <w:t xml:space="preserve"> [Chatgpt (GPT</w:t>
+      </w:r>
+      <w:r>
+        <w:rPr>
+          <w:rFonts w:ascii="Arial" w:eastAsia="Arial" w:hAnsi="Arial" w:cs="Cambria Math"/>
+          <w:color w:val="000000"/>
+          <w:sz w:val="18"/>
+          <w:highlight w:val="lightGray"/>
         </w:rPr>
         <w:t>‑</w:t>
       </w:r>
       <w:r>
         <w:rPr>
-          <w:b/>
-          <w:sz w:val="14"/>
-          <w:szCs w:val="14"/>
-          <w:shd w:val="clear" w:color="auto" w:fill="B7B7B7"/>
-        </w:rPr>
-        <w:t>5 Mini) at [8/15/2025</w:t>
+          <w:rFonts w:ascii="Arial" w:eastAsia="Arial" w:hAnsi="Arial" w:cs="Arial"/>
+          <w:color w:val="000000"/>
+          <w:sz w:val="18"/>
+          <w:highlight w:val="lightGray"/>
+        </w:rPr>
+        <w:t xml:space="preserve">5 Mini)] </w:t>
+      </w:r>
+      <w:r>
+        <w:rPr>
+          <w:rFonts w:ascii="Arial" w:eastAsia="Arial" w:hAnsi="Arial" w:cs="Arial"/>
+          <w:b/>
+          <w:color w:val="000000"/>
+          <w:sz w:val="18"/>
+          <w:highlight w:val="lightGray"/>
+        </w:rPr>
+        <w:t>on</w:t>
+      </w:r>
+      <w:r>
+        <w:rPr>
+          <w:rFonts w:ascii="Arial" w:eastAsia="Arial" w:hAnsi="Arial"/>
+          <w:sz w:val="18"/>
+          <w:highlight w:val="lightGray"/>
+        </w:rPr>
+        <w:t xml:space="preserve"> [8/15/2025</w:t>
       </w:r>
     </w:p>
     <w:p>
@@ -5105,7 +5567,7 @@
           <w:ilvl w:val="0"/>
           <w:numId w:val="7"/>
         </w:numPr>
-        <w:spacing w:before="240"/>
+        <w:spacing w:before="240" w:after="0" w:line="276" w:lineRule="auto"/>
       </w:pPr>
       <w:r>
         <w:rPr>
@@ -5146,7 +5608,7 @@
           <w:ilvl w:val="0"/>
           <w:numId w:val="7"/>
         </w:numPr>
-        <w:spacing w:after="240"/>
+        <w:spacing w:after="240" w:line="276" w:lineRule="auto"/>
       </w:pPr>
       <w:r>
         <w:rPr>
@@ -5183,7 +5645,7 @@
         <w:spacing w:before="240" w:after="240"/>
       </w:pPr>
       <w:r>
-        <w:pict w14:anchorId="325E0D1E">
+        <w:pict w14:anchorId="37C93390">
           <v:rect id="_x0000_i1037" style="width:0;height:1.5pt" o:hralign="center" o:hrstd="t" o:hr="t" fillcolor="#a0a0a0" stroked="f"/>
         </w:pict>
       </w:r>
@@ -5210,51 +5672,77 @@
       </w:pPr>
       <w:r>
         <w:rPr>
-          <w:b/>
-          <w:shd w:val="clear" w:color="auto" w:fill="B7B7B7"/>
-        </w:rPr>
-        <w:t># Source</w:t>
-      </w:r>
-      <w:r>
-        <w:rPr>
-          <w:shd w:val="clear" w:color="auto" w:fill="B7B7B7"/>
-        </w:rPr>
-        <w:t xml:space="preserve">: </w:t>
-      </w:r>
-      <w:r>
-        <w:rPr>
-          <w:b/>
-          <w:shd w:val="clear" w:color="auto" w:fill="B7B7B7"/>
-        </w:rPr>
-        <w:t xml:space="preserve">Chatgpt </w:t>
-      </w:r>
-      <w:r>
-        <w:rPr>
-          <w:b/>
-          <w:sz w:val="14"/>
-          <w:szCs w:val="14"/>
-          <w:shd w:val="clear" w:color="auto" w:fill="B7B7B7"/>
-        </w:rPr>
-        <w:t>(GPT</w:t>
-      </w:r>
-      <w:r>
-        <w:rPr>
-          <w:rFonts w:ascii="Cambria Math" w:hAnsi="Cambria Math" w:cs="Cambria Math"/>
-          <w:b/>
-          <w:sz w:val="14"/>
-          <w:szCs w:val="14"/>
-          <w:shd w:val="clear" w:color="auto" w:fill="B7B7B7"/>
+          <w:rFonts w:ascii="Arial" w:eastAsia="Arial" w:hAnsi="Arial" w:cs="Arial"/>
+          <w:b/>
+          <w:color w:val="000000"/>
+          <w:sz w:val="18"/>
+          <w:highlight w:val="lightGray"/>
+        </w:rPr>
+        <w:t># Source: AI Source: Provided by: [Data Path</w:t>
+      </w:r>
+      <w:r>
+        <w:rPr>
+          <w:rFonts w:ascii="Arial" w:eastAsia="Arial" w:hAnsi="Arial" w:cs="Arial"/>
+          <w:color w:val="000000"/>
+          <w:sz w:val="18"/>
+          <w:highlight w:val="lightGray"/>
+        </w:rPr>
+        <w:t xml:space="preserve">: Persons Table -&gt; ID Column: 1, Name_En Column: Motasem Essam] -&gt; </w:t>
+      </w:r>
+      <w:r>
+        <w:rPr>
+          <w:rFonts w:ascii="Arial" w:eastAsia="Arial" w:hAnsi="Arial" w:cs="Arial"/>
+          <w:b/>
+          <w:color w:val="000000"/>
+          <w:sz w:val="18"/>
+          <w:highlight w:val="lightGray"/>
+        </w:rPr>
+        <w:t>From:</w:t>
+      </w:r>
+      <w:r>
+        <w:rPr>
+          <w:rFonts w:ascii="Arial" w:eastAsia="Arial" w:hAnsi="Arial" w:cs="Arial"/>
+          <w:color w:val="000000"/>
+          <w:sz w:val="18"/>
+          <w:highlight w:val="lightGray"/>
+        </w:rPr>
+        <w:t xml:space="preserve"> [Chatgpt (GPT</w:t>
+      </w:r>
+      <w:r>
+        <w:rPr>
+          <w:rFonts w:ascii="Arial" w:eastAsia="Arial" w:hAnsi="Arial" w:cs="Cambria Math"/>
+          <w:color w:val="000000"/>
+          <w:sz w:val="18"/>
+          <w:highlight w:val="lightGray"/>
         </w:rPr>
         <w:t>‑</w:t>
       </w:r>
       <w:r>
         <w:rPr>
-          <w:b/>
-          <w:sz w:val="14"/>
-          <w:szCs w:val="14"/>
-          <w:shd w:val="clear" w:color="auto" w:fill="B7B7B7"/>
-        </w:rPr>
-        <w:t>5 Mini) at [8/15/2025]</w:t>
+          <w:rFonts w:ascii="Arial" w:eastAsia="Arial" w:hAnsi="Arial" w:cs="Arial"/>
+          <w:color w:val="000000"/>
+          <w:sz w:val="18"/>
+          <w:highlight w:val="lightGray"/>
+        </w:rPr>
+        <w:t xml:space="preserve">5 Mini)] </w:t>
+      </w:r>
+      <w:r>
+        <w:rPr>
+          <w:rFonts w:ascii="Arial" w:eastAsia="Arial" w:hAnsi="Arial" w:cs="Arial"/>
+          <w:b/>
+          <w:color w:val="000000"/>
+          <w:sz w:val="18"/>
+          <w:highlight w:val="lightGray"/>
+        </w:rPr>
+        <w:t>on</w:t>
+      </w:r>
+      <w:r>
+        <w:rPr>
+          <w:rFonts w:ascii="Arial" w:eastAsia="Arial" w:hAnsi="Arial"/>
+          <w:sz w:val="18"/>
+          <w:highlight w:val="lightGray"/>
+        </w:rPr>
+        <w:t xml:space="preserve"> [8/15/2025]</w:t>
       </w:r>
     </w:p>
     <w:p>
@@ -5285,7 +5773,7 @@
           <w:ilvl w:val="0"/>
           <w:numId w:val="9"/>
         </w:numPr>
-        <w:spacing w:before="240"/>
+        <w:spacing w:before="240" w:after="0" w:line="276" w:lineRule="auto"/>
       </w:pPr>
       <w:r>
         <w:rPr>
@@ -5326,7 +5814,7 @@
           <w:ilvl w:val="0"/>
           <w:numId w:val="9"/>
         </w:numPr>
-        <w:spacing w:after="240"/>
+        <w:spacing w:after="240" w:line="276" w:lineRule="auto"/>
       </w:pPr>
       <w:r>
         <w:rPr>
@@ -5366,7 +5854,7 @@
         <w:spacing w:before="240" w:after="240"/>
       </w:pPr>
       <w:r>
-        <w:pict w14:anchorId="5D2A0F6A">
+        <w:pict w14:anchorId="3CCBFB39">
           <v:rect id="_x0000_i1038" style="width:0;height:1.5pt" o:hralign="center" o:hrstd="t" o:hr="t" fillcolor="#a0a0a0" stroked="f"/>
         </w:pict>
       </w:r>
@@ -5393,51 +5881,77 @@
       </w:pPr>
       <w:r>
         <w:rPr>
-          <w:b/>
-          <w:shd w:val="clear" w:color="auto" w:fill="B7B7B7"/>
-        </w:rPr>
-        <w:t># Source</w:t>
-      </w:r>
-      <w:r>
-        <w:rPr>
-          <w:shd w:val="clear" w:color="auto" w:fill="B7B7B7"/>
-        </w:rPr>
-        <w:t xml:space="preserve">: </w:t>
-      </w:r>
-      <w:r>
-        <w:rPr>
-          <w:b/>
-          <w:shd w:val="clear" w:color="auto" w:fill="B7B7B7"/>
-        </w:rPr>
-        <w:t xml:space="preserve">Chatgpt </w:t>
-      </w:r>
-      <w:r>
-        <w:rPr>
-          <w:b/>
-          <w:sz w:val="14"/>
-          <w:szCs w:val="14"/>
-          <w:shd w:val="clear" w:color="auto" w:fill="B7B7B7"/>
-        </w:rPr>
-        <w:t>(GPT</w:t>
-      </w:r>
-      <w:r>
-        <w:rPr>
-          <w:rFonts w:ascii="Cambria Math" w:hAnsi="Cambria Math" w:cs="Cambria Math"/>
-          <w:b/>
-          <w:sz w:val="14"/>
-          <w:szCs w:val="14"/>
-          <w:shd w:val="clear" w:color="auto" w:fill="B7B7B7"/>
+          <w:rFonts w:ascii="Arial" w:eastAsia="Arial" w:hAnsi="Arial" w:cs="Arial"/>
+          <w:b/>
+          <w:color w:val="000000"/>
+          <w:sz w:val="18"/>
+          <w:highlight w:val="lightGray"/>
+        </w:rPr>
+        <w:t># Source: AI Source: Provided by: [Data Path</w:t>
+      </w:r>
+      <w:r>
+        <w:rPr>
+          <w:rFonts w:ascii="Arial" w:eastAsia="Arial" w:hAnsi="Arial" w:cs="Arial"/>
+          <w:color w:val="000000"/>
+          <w:sz w:val="18"/>
+          <w:highlight w:val="lightGray"/>
+        </w:rPr>
+        <w:t xml:space="preserve">: Persons Table -&gt; ID Column: 1, Name_En Column: Motasem Essam] -&gt; </w:t>
+      </w:r>
+      <w:r>
+        <w:rPr>
+          <w:rFonts w:ascii="Arial" w:eastAsia="Arial" w:hAnsi="Arial" w:cs="Arial"/>
+          <w:b/>
+          <w:color w:val="000000"/>
+          <w:sz w:val="18"/>
+          <w:highlight w:val="lightGray"/>
+        </w:rPr>
+        <w:t>From:</w:t>
+      </w:r>
+      <w:r>
+        <w:rPr>
+          <w:rFonts w:ascii="Arial" w:eastAsia="Arial" w:hAnsi="Arial" w:cs="Arial"/>
+          <w:color w:val="000000"/>
+          <w:sz w:val="18"/>
+          <w:highlight w:val="lightGray"/>
+        </w:rPr>
+        <w:t xml:space="preserve"> [Chatgpt (GPT</w:t>
+      </w:r>
+      <w:r>
+        <w:rPr>
+          <w:rFonts w:ascii="Arial" w:eastAsia="Arial" w:hAnsi="Arial" w:cs="Cambria Math"/>
+          <w:color w:val="000000"/>
+          <w:sz w:val="18"/>
+          <w:highlight w:val="lightGray"/>
         </w:rPr>
         <w:t>‑</w:t>
       </w:r>
       <w:r>
         <w:rPr>
-          <w:b/>
-          <w:sz w:val="14"/>
-          <w:szCs w:val="14"/>
-          <w:shd w:val="clear" w:color="auto" w:fill="B7B7B7"/>
-        </w:rPr>
-        <w:t>5 Mini) at [8/15/2025]</w:t>
+          <w:rFonts w:ascii="Arial" w:eastAsia="Arial" w:hAnsi="Arial" w:cs="Arial"/>
+          <w:color w:val="000000"/>
+          <w:sz w:val="18"/>
+          <w:highlight w:val="lightGray"/>
+        </w:rPr>
+        <w:t xml:space="preserve">5 Mini)] </w:t>
+      </w:r>
+      <w:r>
+        <w:rPr>
+          <w:rFonts w:ascii="Arial" w:eastAsia="Arial" w:hAnsi="Arial" w:cs="Arial"/>
+          <w:b/>
+          <w:color w:val="000000"/>
+          <w:sz w:val="18"/>
+          <w:highlight w:val="lightGray"/>
+        </w:rPr>
+        <w:t>on</w:t>
+      </w:r>
+      <w:r>
+        <w:rPr>
+          <w:rFonts w:ascii="Arial" w:eastAsia="Arial" w:hAnsi="Arial"/>
+          <w:sz w:val="18"/>
+          <w:highlight w:val="lightGray"/>
+        </w:rPr>
+        <w:t xml:space="preserve"> [8/15/2025]</w:t>
       </w:r>
     </w:p>
     <w:p>
@@ -5453,7 +5967,7 @@
           <w:noProof/>
         </w:rPr>
         <w:drawing>
-          <wp:inline distT="114300" distB="114300" distL="114300" distR="114300" wp14:anchorId="700899A3" wp14:editId="14FAEA85">
+          <wp:inline distT="114300" distB="114300" distL="114300" distR="114300" wp14:anchorId="0955D7A2" wp14:editId="3D3E1B06">
             <wp:extent cx="5943600" cy="1054100"/>
             <wp:effectExtent l="0" t="0" r="0" b="0"/>
             <wp:docPr id="4" name="image2.png"/>
@@ -5541,7 +6055,7 @@
         <w:spacing w:before="240" w:after="240"/>
       </w:pPr>
       <w:r>
-        <w:pict w14:anchorId="319E3558">
+        <w:pict w14:anchorId="7871805C">
           <v:rect id="_x0000_i1039" style="width:0;height:1.5pt" o:hralign="center" o:hrstd="t" o:hr="t" fillcolor="#a0a0a0" stroked="f"/>
         </w:pict>
       </w:r>
@@ -5567,51 +6081,77 @@
       </w:pPr>
       <w:r>
         <w:rPr>
-          <w:b/>
-          <w:shd w:val="clear" w:color="auto" w:fill="B7B7B7"/>
-        </w:rPr>
-        <w:t># Source</w:t>
-      </w:r>
-      <w:r>
-        <w:rPr>
-          <w:shd w:val="clear" w:color="auto" w:fill="B7B7B7"/>
-        </w:rPr>
-        <w:t xml:space="preserve">: </w:t>
-      </w:r>
-      <w:r>
-        <w:rPr>
-          <w:b/>
-          <w:shd w:val="clear" w:color="auto" w:fill="B7B7B7"/>
-        </w:rPr>
-        <w:t xml:space="preserve">Chatgpt </w:t>
-      </w:r>
-      <w:r>
-        <w:rPr>
-          <w:b/>
-          <w:sz w:val="14"/>
-          <w:szCs w:val="14"/>
-          <w:shd w:val="clear" w:color="auto" w:fill="B7B7B7"/>
-        </w:rPr>
-        <w:t>(GPT</w:t>
-      </w:r>
-      <w:r>
-        <w:rPr>
-          <w:rFonts w:ascii="Cambria Math" w:hAnsi="Cambria Math" w:cs="Cambria Math"/>
-          <w:b/>
-          <w:sz w:val="14"/>
-          <w:szCs w:val="14"/>
-          <w:shd w:val="clear" w:color="auto" w:fill="B7B7B7"/>
+          <w:rFonts w:ascii="Arial" w:eastAsia="Arial" w:hAnsi="Arial" w:cs="Arial"/>
+          <w:b/>
+          <w:color w:val="000000"/>
+          <w:sz w:val="18"/>
+          <w:highlight w:val="lightGray"/>
+        </w:rPr>
+        <w:t># Source: AI Source: Provided by: [Data Path</w:t>
+      </w:r>
+      <w:r>
+        <w:rPr>
+          <w:rFonts w:ascii="Arial" w:eastAsia="Arial" w:hAnsi="Arial" w:cs="Arial"/>
+          <w:color w:val="000000"/>
+          <w:sz w:val="18"/>
+          <w:highlight w:val="lightGray"/>
+        </w:rPr>
+        <w:t xml:space="preserve">: Persons Table -&gt; ID Column: 1, Name_En Column: Motasem Essam] -&gt; </w:t>
+      </w:r>
+      <w:r>
+        <w:rPr>
+          <w:rFonts w:ascii="Arial" w:eastAsia="Arial" w:hAnsi="Arial" w:cs="Arial"/>
+          <w:b/>
+          <w:color w:val="000000"/>
+          <w:sz w:val="18"/>
+          <w:highlight w:val="lightGray"/>
+        </w:rPr>
+        <w:t>From:</w:t>
+      </w:r>
+      <w:r>
+        <w:rPr>
+          <w:rFonts w:ascii="Arial" w:eastAsia="Arial" w:hAnsi="Arial" w:cs="Arial"/>
+          <w:color w:val="000000"/>
+          <w:sz w:val="18"/>
+          <w:highlight w:val="lightGray"/>
+        </w:rPr>
+        <w:t xml:space="preserve"> [Chatgpt (GPT</w:t>
+      </w:r>
+      <w:r>
+        <w:rPr>
+          <w:rFonts w:ascii="Arial" w:eastAsia="Arial" w:hAnsi="Arial" w:cs="Cambria Math"/>
+          <w:color w:val="000000"/>
+          <w:sz w:val="18"/>
+          <w:highlight w:val="lightGray"/>
         </w:rPr>
         <w:t>‑</w:t>
       </w:r>
       <w:r>
         <w:rPr>
-          <w:b/>
-          <w:sz w:val="14"/>
-          <w:szCs w:val="14"/>
-          <w:shd w:val="clear" w:color="auto" w:fill="B7B7B7"/>
-        </w:rPr>
-        <w:t>5 Mini) at [8/15/2025]</w:t>
+          <w:rFonts w:ascii="Arial" w:eastAsia="Arial" w:hAnsi="Arial" w:cs="Arial"/>
+          <w:color w:val="000000"/>
+          <w:sz w:val="18"/>
+          <w:highlight w:val="lightGray"/>
+        </w:rPr>
+        <w:t xml:space="preserve">5 Mini)] </w:t>
+      </w:r>
+      <w:r>
+        <w:rPr>
+          <w:rFonts w:ascii="Arial" w:eastAsia="Arial" w:hAnsi="Arial" w:cs="Arial"/>
+          <w:b/>
+          <w:color w:val="000000"/>
+          <w:sz w:val="18"/>
+          <w:highlight w:val="lightGray"/>
+        </w:rPr>
+        <w:t>on</w:t>
+      </w:r>
+      <w:r>
+        <w:rPr>
+          <w:rFonts w:ascii="Arial" w:eastAsia="Arial" w:hAnsi="Arial"/>
+          <w:sz w:val="18"/>
+          <w:highlight w:val="lightGray"/>
+        </w:rPr>
+        <w:t xml:space="preserve"> [8/15/2025]</w:t>
       </w:r>
     </w:p>
     <w:p>
@@ -5660,7 +6200,7 @@
           <w:ilvl w:val="0"/>
           <w:numId w:val="5"/>
         </w:numPr>
-        <w:spacing w:before="240"/>
+        <w:spacing w:before="240" w:after="0" w:line="276" w:lineRule="auto"/>
         <w:rPr>
           <w:rFonts w:ascii="Roboto Mono" w:eastAsia="Roboto Mono" w:hAnsi="Roboto Mono" w:cs="Roboto Mono"/>
         </w:rPr>
@@ -5684,7 +6224,7 @@
           <w:ilvl w:val="0"/>
           <w:numId w:val="5"/>
         </w:numPr>
-        <w:spacing w:after="240"/>
+        <w:spacing w:after="240" w:line="276" w:lineRule="auto"/>
       </w:pPr>
       <w:r>
         <w:rPr>
@@ -5698,7 +6238,7 @@
     </w:p>
     <w:p>
       <w:r>
-        <w:pict w14:anchorId="1D7130A9">
+        <w:pict w14:anchorId="355654A4">
           <v:rect id="_x0000_i1040" style="width:0;height:1.5pt" o:hralign="center" o:hrstd="t" o:hr="t" fillcolor="#a0a0a0" stroked="f"/>
         </w:pict>
       </w:r>
@@ -5736,51 +6276,77 @@
       </w:pPr>
       <w:r>
         <w:rPr>
-          <w:b/>
-          <w:shd w:val="clear" w:color="auto" w:fill="B7B7B7"/>
-        </w:rPr>
-        <w:t># Source</w:t>
-      </w:r>
-      <w:r>
-        <w:rPr>
-          <w:shd w:val="clear" w:color="auto" w:fill="B7B7B7"/>
-        </w:rPr>
-        <w:t xml:space="preserve">: </w:t>
-      </w:r>
-      <w:r>
-        <w:rPr>
-          <w:b/>
-          <w:shd w:val="clear" w:color="auto" w:fill="B7B7B7"/>
-        </w:rPr>
-        <w:t xml:space="preserve">Chatgpt </w:t>
-      </w:r>
-      <w:r>
-        <w:rPr>
-          <w:b/>
-          <w:sz w:val="14"/>
-          <w:szCs w:val="14"/>
-          <w:shd w:val="clear" w:color="auto" w:fill="B7B7B7"/>
-        </w:rPr>
-        <w:t>(GPT</w:t>
-      </w:r>
-      <w:r>
-        <w:rPr>
-          <w:rFonts w:ascii="Cambria Math" w:hAnsi="Cambria Math" w:cs="Cambria Math"/>
-          <w:b/>
-          <w:sz w:val="14"/>
-          <w:szCs w:val="14"/>
-          <w:shd w:val="clear" w:color="auto" w:fill="B7B7B7"/>
+          <w:rFonts w:ascii="Arial" w:eastAsia="Arial" w:hAnsi="Arial" w:cs="Arial"/>
+          <w:b/>
+          <w:color w:val="000000"/>
+          <w:sz w:val="18"/>
+          <w:highlight w:val="lightGray"/>
+        </w:rPr>
+        <w:t># Source: AI Source: Provided by: [Data Path</w:t>
+      </w:r>
+      <w:r>
+        <w:rPr>
+          <w:rFonts w:ascii="Arial" w:eastAsia="Arial" w:hAnsi="Arial" w:cs="Arial"/>
+          <w:color w:val="000000"/>
+          <w:sz w:val="18"/>
+          <w:highlight w:val="lightGray"/>
+        </w:rPr>
+        <w:t xml:space="preserve">: Persons Table -&gt; ID Column: 1, Name_En Column: Motasem Essam] -&gt; </w:t>
+      </w:r>
+      <w:r>
+        <w:rPr>
+          <w:rFonts w:ascii="Arial" w:eastAsia="Arial" w:hAnsi="Arial" w:cs="Arial"/>
+          <w:b/>
+          <w:color w:val="000000"/>
+          <w:sz w:val="18"/>
+          <w:highlight w:val="lightGray"/>
+        </w:rPr>
+        <w:t>From:</w:t>
+      </w:r>
+      <w:r>
+        <w:rPr>
+          <w:rFonts w:ascii="Arial" w:eastAsia="Arial" w:hAnsi="Arial" w:cs="Arial"/>
+          <w:color w:val="000000"/>
+          <w:sz w:val="18"/>
+          <w:highlight w:val="lightGray"/>
+        </w:rPr>
+        <w:t xml:space="preserve"> [Chatgpt (GPT</w:t>
+      </w:r>
+      <w:r>
+        <w:rPr>
+          <w:rFonts w:ascii="Arial" w:eastAsia="Arial" w:hAnsi="Arial" w:cs="Cambria Math"/>
+          <w:color w:val="000000"/>
+          <w:sz w:val="18"/>
+          <w:highlight w:val="lightGray"/>
         </w:rPr>
         <w:t>‑</w:t>
       </w:r>
       <w:r>
         <w:rPr>
-          <w:b/>
-          <w:sz w:val="14"/>
-          <w:szCs w:val="14"/>
-          <w:shd w:val="clear" w:color="auto" w:fill="B7B7B7"/>
-        </w:rPr>
-        <w:t>5 Mini) at [8/15/2025]</w:t>
+          <w:rFonts w:ascii="Arial" w:eastAsia="Arial" w:hAnsi="Arial" w:cs="Arial"/>
+          <w:color w:val="000000"/>
+          <w:sz w:val="18"/>
+          <w:highlight w:val="lightGray"/>
+        </w:rPr>
+        <w:t xml:space="preserve">5 Mini)] </w:t>
+      </w:r>
+      <w:r>
+        <w:rPr>
+          <w:rFonts w:ascii="Arial" w:eastAsia="Arial" w:hAnsi="Arial" w:cs="Arial"/>
+          <w:b/>
+          <w:color w:val="000000"/>
+          <w:sz w:val="18"/>
+          <w:highlight w:val="lightGray"/>
+        </w:rPr>
+        <w:t>on</w:t>
+      </w:r>
+      <w:r>
+        <w:rPr>
+          <w:rFonts w:ascii="Arial" w:eastAsia="Arial" w:hAnsi="Arial"/>
+          <w:sz w:val="18"/>
+          <w:highlight w:val="lightGray"/>
+        </w:rPr>
+        <w:t xml:space="preserve"> [8/15/2025]</w:t>
       </w:r>
     </w:p>
     <w:p>
@@ -5789,7 +6355,7 @@
           <w:ilvl w:val="0"/>
           <w:numId w:val="8"/>
         </w:numPr>
-        <w:spacing w:before="240"/>
+        <w:spacing w:before="240" w:after="0" w:line="276" w:lineRule="auto"/>
       </w:pPr>
       <w:r>
         <w:rPr>
@@ -5836,6 +6402,7 @@
           <w:ilvl w:val="0"/>
           <w:numId w:val="8"/>
         </w:numPr>
+        <w:spacing w:after="0" w:line="276" w:lineRule="auto"/>
       </w:pPr>
       <w:r>
         <w:rPr>
@@ -5882,7 +6449,7 @@
           <w:ilvl w:val="0"/>
           <w:numId w:val="8"/>
         </w:numPr>
-        <w:spacing w:after="240"/>
+        <w:spacing w:after="240" w:line="276" w:lineRule="auto"/>
       </w:pPr>
       <w:r>
         <w:rPr>
@@ -5912,7 +6479,7 @@
     </w:p>
     <w:p>
       <w:r>
-        <w:pict w14:anchorId="1A648602">
+        <w:pict w14:anchorId="4BF9DDEF">
           <v:rect id="_x0000_i1041" style="width:0;height:1.5pt" o:hralign="center" o:hrstd="t" o:hr="t" fillcolor="#a0a0a0" stroked="f"/>
         </w:pict>
       </w:r>
@@ -5921,7 +6488,6 @@
       <w:pPr>
         <w:pStyle w:val="Heading2"/>
       </w:pPr>
-      <w:bookmarkStart w:id="22" w:name="_Hlk208626779"/>
       <w:r>
         <w:t>Coverage</w:t>
       </w:r>
@@ -5930,76 +6496,96 @@
       <w:pPr>
         <w:spacing w:before="240" w:after="240"/>
       </w:pPr>
-      <w:bookmarkStart w:id="23" w:name="_Hlk208626825"/>
-      <w:bookmarkEnd w:id="22"/>
-      <w:r>
-        <w:rPr>
-          <w:b/>
-          <w:shd w:val="clear" w:color="auto" w:fill="B7B7B7"/>
-        </w:rPr>
-        <w:t># Source</w:t>
-      </w:r>
-      <w:r>
-        <w:rPr>
-          <w:shd w:val="clear" w:color="auto" w:fill="B7B7B7"/>
-        </w:rPr>
-        <w:t xml:space="preserve">: </w:t>
-      </w:r>
-      <w:r>
-        <w:rPr>
-          <w:b/>
-          <w:shd w:val="clear" w:color="auto" w:fill="B7B7B7"/>
-        </w:rPr>
-        <w:t xml:space="preserve">Chatgpt </w:t>
-      </w:r>
-      <w:r>
-        <w:rPr>
-          <w:b/>
-          <w:sz w:val="14"/>
-          <w:szCs w:val="14"/>
-          <w:shd w:val="clear" w:color="auto" w:fill="B7B7B7"/>
-        </w:rPr>
-        <w:t>(GPT</w:t>
-      </w:r>
-      <w:r>
-        <w:rPr>
-          <w:rFonts w:ascii="Cambria Math" w:hAnsi="Cambria Math" w:cs="Cambria Math"/>
-          <w:b/>
-          <w:sz w:val="14"/>
-          <w:szCs w:val="14"/>
-          <w:shd w:val="clear" w:color="auto" w:fill="B7B7B7"/>
+      <w:r>
+        <w:rPr>
+          <w:rFonts w:ascii="Arial" w:eastAsia="Arial" w:hAnsi="Arial" w:cs="Arial"/>
+          <w:b/>
+          <w:color w:val="000000"/>
+          <w:sz w:val="18"/>
+          <w:highlight w:val="lightGray"/>
+        </w:rPr>
+        <w:t># Source: AI Source: Provided by: [Data Path</w:t>
+      </w:r>
+      <w:r>
+        <w:rPr>
+          <w:rFonts w:ascii="Arial" w:eastAsia="Arial" w:hAnsi="Arial" w:cs="Arial"/>
+          <w:color w:val="000000"/>
+          <w:sz w:val="18"/>
+          <w:highlight w:val="lightGray"/>
+        </w:rPr>
+        <w:t xml:space="preserve">: Persons Table -&gt; ID Column: 1, Name_En Column: Motasem Essam] -&gt; </w:t>
+      </w:r>
+      <w:r>
+        <w:rPr>
+          <w:rFonts w:ascii="Arial" w:eastAsia="Arial" w:hAnsi="Arial" w:cs="Arial"/>
+          <w:b/>
+          <w:color w:val="000000"/>
+          <w:sz w:val="18"/>
+          <w:highlight w:val="lightGray"/>
+        </w:rPr>
+        <w:t>From:</w:t>
+      </w:r>
+      <w:r>
+        <w:rPr>
+          <w:rFonts w:ascii="Arial" w:eastAsia="Arial" w:hAnsi="Arial" w:cs="Arial"/>
+          <w:color w:val="000000"/>
+          <w:sz w:val="18"/>
+          <w:highlight w:val="lightGray"/>
+        </w:rPr>
+        <w:t xml:space="preserve"> [Chatgpt (GPT</w:t>
+      </w:r>
+      <w:r>
+        <w:rPr>
+          <w:rFonts w:ascii="Arial" w:eastAsia="Arial" w:hAnsi="Arial" w:cs="Cambria Math"/>
+          <w:color w:val="000000"/>
+          <w:sz w:val="18"/>
+          <w:highlight w:val="lightGray"/>
         </w:rPr>
         <w:t>‑</w:t>
       </w:r>
       <w:r>
         <w:rPr>
-          <w:b/>
-          <w:sz w:val="14"/>
-          <w:szCs w:val="14"/>
-          <w:shd w:val="clear" w:color="auto" w:fill="B7B7B7"/>
-        </w:rPr>
-        <w:t>5 Mini) at [9/13/2025]</w:t>
-      </w:r>
-    </w:p>
-    <w:bookmarkEnd w:id="23"/>
-    <w:p>
-      <w:pPr>
-        <w:rPr>
-          <w:rFonts w:ascii="Roboto Mono" w:hAnsi="Roboto Mono"/>
-          <w:lang w:val="en-US"/>
-        </w:rPr>
-      </w:pPr>
-      <w:r>
-        <w:rPr>
-          <w:rFonts w:ascii="Roboto Mono" w:hAnsi="Roboto Mono"/>
-          <w:lang w:val="en-US"/>
+          <w:rFonts w:ascii="Arial" w:eastAsia="Arial" w:hAnsi="Arial" w:cs="Arial"/>
+          <w:color w:val="000000"/>
+          <w:sz w:val="18"/>
+          <w:highlight w:val="lightGray"/>
+        </w:rPr>
+        <w:t xml:space="preserve">5 Mini)] </w:t>
+      </w:r>
+      <w:r>
+        <w:rPr>
+          <w:rFonts w:ascii="Arial" w:eastAsia="Arial" w:hAnsi="Arial" w:cs="Arial"/>
+          <w:b/>
+          <w:color w:val="000000"/>
+          <w:sz w:val="18"/>
+          <w:highlight w:val="lightGray"/>
+        </w:rPr>
+        <w:t>on</w:t>
+      </w:r>
+      <w:r>
+        <w:rPr>
+          <w:rFonts w:ascii="Arial" w:eastAsia="Arial" w:hAnsi="Arial"/>
+          <w:sz w:val="18"/>
+          <w:highlight w:val="lightGray"/>
+        </w:rPr>
+        <w:t xml:space="preserve"> [9/13/2025]</w:t>
+      </w:r>
+    </w:p>
+    <w:p>
+      <w:pPr>
+        <w:rPr>
+          <w:rFonts w:ascii="Roboto Mono" w:hAnsi="Roboto Mono"/>
+        </w:rPr>
+      </w:pPr>
+      <w:r>
+        <w:rPr>
+          <w:rFonts w:ascii="Roboto Mono" w:hAnsi="Roboto Mono"/>
         </w:rPr>
         <w:t xml:space="preserve">Great follow-up </w:t>
       </w:r>
       <w:r>
         <w:rPr>
           <w:rFonts w:ascii="Segoe UI Emoji" w:hAnsi="Segoe UI Emoji" w:cs="Segoe UI Emoji"/>
-          <w:lang w:val="en-US"/>
         </w:rPr>
         <w:t>👌</w:t>
       </w:r>
@@ -6008,13 +6594,11 @@
       <w:pPr>
         <w:rPr>
           <w:rFonts w:ascii="Roboto Mono" w:hAnsi="Roboto Mono"/>
-          <w:lang w:val="en-US"/>
-        </w:rPr>
-      </w:pPr>
-      <w:r>
-        <w:rPr>
-          <w:rFonts w:ascii="Roboto Mono" w:hAnsi="Roboto Mono"/>
-          <w:lang w:val="en-US"/>
+        </w:rPr>
+      </w:pPr>
+      <w:r>
+        <w:rPr>
+          <w:rFonts w:ascii="Roboto Mono" w:hAnsi="Roboto Mono"/>
         </w:rPr>
         <w:t xml:space="preserve">In </w:t>
       </w:r>
@@ -6023,7 +6607,6 @@
           <w:rFonts w:ascii="Roboto Mono" w:hAnsi="Roboto Mono"/>
           <w:b/>
           <w:bCs/>
-          <w:lang w:val="en-US"/>
         </w:rPr>
         <w:t>Boundary Value Analysis (BVA):</w:t>
       </w:r>
@@ -6034,7 +6617,6 @@
           <w:rFonts w:ascii="Roboto Mono" w:hAnsi="Roboto Mono"/>
           <w:b/>
           <w:bCs/>
-          <w:lang w:val="en-US"/>
         </w:rPr>
       </w:pPr>
       <w:r>
@@ -6042,7 +6624,6 @@
           <w:rFonts w:ascii="Segoe UI Emoji" w:hAnsi="Segoe UI Emoji" w:cs="Segoe UI Emoji"/>
           <w:b/>
           <w:bCs/>
-          <w:lang w:val="en-US"/>
         </w:rPr>
         <w:t>📌</w:t>
       </w:r>
@@ -6051,7 +6632,6 @@
           <w:rFonts w:ascii="Roboto Mono" w:hAnsi="Roboto Mono"/>
           <w:b/>
           <w:bCs/>
-          <w:lang w:val="en-US"/>
         </w:rPr>
         <w:t xml:space="preserve"> Definition of Coverage</w:t>
       </w:r>
@@ -6062,15 +6642,14 @@
           <w:ilvl w:val="0"/>
           <w:numId w:val="18"/>
         </w:numPr>
-        <w:rPr>
-          <w:rFonts w:ascii="Roboto Mono" w:hAnsi="Roboto Mono"/>
-          <w:lang w:val="en-US"/>
-        </w:rPr>
-      </w:pPr>
-      <w:r>
-        <w:rPr>
-          <w:rFonts w:ascii="Roboto Mono" w:hAnsi="Roboto Mono"/>
-          <w:lang w:val="en-US"/>
+        <w:spacing w:after="0" w:line="276" w:lineRule="auto"/>
+        <w:rPr>
+          <w:rFonts w:ascii="Roboto Mono" w:hAnsi="Roboto Mono"/>
+        </w:rPr>
+      </w:pPr>
+      <w:r>
+        <w:rPr>
+          <w:rFonts w:ascii="Roboto Mono" w:hAnsi="Roboto Mono"/>
         </w:rPr>
         <w:t xml:space="preserve">The </w:t>
       </w:r>
@@ -6079,14 +6658,12 @@
           <w:rFonts w:ascii="Roboto Mono" w:hAnsi="Roboto Mono"/>
           <w:b/>
           <w:bCs/>
-          <w:lang w:val="en-US"/>
         </w:rPr>
         <w:t>coverage items</w:t>
       </w:r>
       <w:r>
         <w:rPr>
           <w:rFonts w:ascii="Roboto Mono" w:hAnsi="Roboto Mono"/>
-          <w:lang w:val="en-US"/>
         </w:rPr>
         <w:t xml:space="preserve"> are the </w:t>
       </w:r>
@@ -6095,14 +6672,12 @@
           <w:rFonts w:ascii="Roboto Mono" w:hAnsi="Roboto Mono"/>
           <w:b/>
           <w:bCs/>
-          <w:lang w:val="en-US"/>
         </w:rPr>
         <w:t>boundary values</w:t>
       </w:r>
       <w:r>
         <w:rPr>
           <w:rFonts w:ascii="Roboto Mono" w:hAnsi="Roboto Mono"/>
-          <w:lang w:val="en-US"/>
         </w:rPr>
         <w:t xml:space="preserve"> of equivalence partitions (valid and invalid).</w:t>
       </w:r>
@@ -6113,9 +6688,9 @@
           <w:ilvl w:val="0"/>
           <w:numId w:val="18"/>
         </w:numPr>
-        <w:rPr>
-          <w:rFonts w:ascii="Roboto Mono" w:hAnsi="Roboto Mono"/>
-          <w:lang w:val="en-US"/>
+        <w:spacing w:after="0" w:line="276" w:lineRule="auto"/>
+        <w:rPr>
+          <w:rFonts w:ascii="Roboto Mono" w:hAnsi="Roboto Mono"/>
         </w:rPr>
       </w:pPr>
       <w:r>
@@ -6123,15 +6698,12 @@
           <w:rFonts w:ascii="Roboto Mono" w:hAnsi="Roboto Mono"/>
           <w:b/>
           <w:bCs/>
-          <w:lang w:val="en-US"/>
-        </w:rPr>
-        <w:lastRenderedPageBreak/>
+        </w:rPr>
         <w:t>Coverage</w:t>
       </w:r>
       <w:r>
         <w:rPr>
           <w:rFonts w:ascii="Roboto Mono" w:hAnsi="Roboto Mono"/>
-          <w:lang w:val="en-US"/>
         </w:rPr>
         <w:t xml:space="preserve"> = the proportion of identified boundary values that are exercised by at least one test case.</w:t>
       </w:r>
@@ -6140,15 +6712,13 @@
       <w:pPr>
         <w:rPr>
           <w:rFonts w:ascii="Roboto Mono" w:hAnsi="Roboto Mono"/>
-          <w:lang w:val="en-US"/>
-        </w:rPr>
-      </w:pPr>
-      <w:r>
-        <w:rPr>
-          <w:rFonts w:ascii="Roboto Mono" w:hAnsi="Roboto Mono"/>
-          <w:lang w:val="en-US"/>
-        </w:rPr>
-        <w:pict w14:anchorId="1D75C090">
+        </w:rPr>
+      </w:pPr>
+      <w:r>
+        <w:rPr>
+          <w:rFonts w:ascii="Roboto Mono" w:hAnsi="Roboto Mono"/>
+        </w:rPr>
+        <w:pict w14:anchorId="4BC4092B">
           <v:rect id="_x0000_i1042" style="width:0;height:1.5pt" o:hralign="center" o:hrstd="t" o:hr="t" fillcolor="#a0a0a0" stroked="f"/>
         </w:pict>
       </w:r>
@@ -6159,7 +6729,6 @@
           <w:rFonts w:ascii="Roboto Mono" w:hAnsi="Roboto Mono"/>
           <w:b/>
           <w:bCs/>
-          <w:lang w:val="en-US"/>
         </w:rPr>
       </w:pPr>
       <w:r>
@@ -6167,7 +6736,6 @@
           <w:rFonts w:ascii="Segoe UI Emoji" w:hAnsi="Segoe UI Emoji" w:cs="Segoe UI Emoji"/>
           <w:b/>
           <w:bCs/>
-          <w:lang w:val="en-US"/>
         </w:rPr>
         <w:t>📊</w:t>
       </w:r>
@@ -6176,7 +6744,6 @@
           <w:rFonts w:ascii="Roboto Mono" w:hAnsi="Roboto Mono"/>
           <w:b/>
           <w:bCs/>
-          <w:lang w:val="en-US"/>
         </w:rPr>
         <w:t xml:space="preserve"> Formula</w:t>
       </w:r>
@@ -6187,7 +6754,6 @@
           <w:rFonts w:ascii="Roboto Mono" w:hAnsi="Roboto Mono"/>
           <w:b/>
           <w:bCs/>
-          <w:lang w:val="en-US"/>
         </w:rPr>
       </w:pPr>
       <w:r>
@@ -6195,7 +6761,7 @@
           <w:noProof/>
         </w:rPr>
         <w:drawing>
-          <wp:inline distT="0" distB="0" distL="0" distR="0" wp14:anchorId="79039DCB" wp14:editId="1AC97EC4">
+          <wp:inline distT="0" distB="0" distL="0" distR="0" wp14:anchorId="129F7F5D" wp14:editId="0BE5BF85">
             <wp:extent cx="5943600" cy="490220"/>
             <wp:effectExtent l="0" t="0" r="0" b="5080"/>
             <wp:docPr id="618322063" name="Picture 1"/>
@@ -6235,13 +6801,11 @@
       <w:pPr>
         <w:rPr>
           <w:rFonts w:ascii="Roboto Mono" w:hAnsi="Roboto Mono"/>
-          <w:lang w:val="en-US"/>
-        </w:rPr>
-      </w:pPr>
-      <w:r>
-        <w:rPr>
-          <w:rFonts w:ascii="Roboto Mono" w:hAnsi="Roboto Mono"/>
-          <w:lang w:val="en-US"/>
+        </w:rPr>
+      </w:pPr>
+      <w:r>
+        <w:rPr>
+          <w:rFonts w:ascii="Roboto Mono" w:hAnsi="Roboto Mono"/>
         </w:rPr>
         <w:t xml:space="preserve">BVA Coverage (%)=Number of boundary values exercised by at least one test caseTotal number of identified boundary values×100\text{BVA Coverage (\%)} = \frac{\text{Number of boundary values exercised by at least one test case}}{\text{Total number of identified boundary values}} \times 100 </w:t>
       </w:r>
@@ -6250,15 +6814,13 @@
       <w:pPr>
         <w:rPr>
           <w:rFonts w:ascii="Roboto Mono" w:hAnsi="Roboto Mono"/>
-          <w:lang w:val="en-US"/>
-        </w:rPr>
-      </w:pPr>
-      <w:r>
-        <w:rPr>
-          <w:rFonts w:ascii="Roboto Mono" w:hAnsi="Roboto Mono"/>
-          <w:lang w:val="en-US"/>
-        </w:rPr>
-        <w:pict w14:anchorId="496912E1">
+        </w:rPr>
+      </w:pPr>
+      <w:r>
+        <w:rPr>
+          <w:rFonts w:ascii="Roboto Mono" w:hAnsi="Roboto Mono"/>
+        </w:rPr>
+        <w:pict w14:anchorId="3AA08D50">
           <v:rect id="_x0000_i1043" style="width:0;height:1.5pt" o:hralign="center" o:hrstd="t" o:hr="t" fillcolor="#a0a0a0" stroked="f"/>
         </w:pict>
       </w:r>
@@ -6269,7 +6831,6 @@
           <w:rFonts w:ascii="Roboto Mono" w:hAnsi="Roboto Mono"/>
           <w:b/>
           <w:bCs/>
-          <w:lang w:val="en-US"/>
         </w:rPr>
       </w:pPr>
       <w:r>
@@ -6277,7 +6838,6 @@
           <w:rFonts w:ascii="Segoe UI Emoji" w:hAnsi="Segoe UI Emoji" w:cs="Segoe UI Emoji"/>
           <w:b/>
           <w:bCs/>
-          <w:lang w:val="en-US"/>
         </w:rPr>
         <w:t>✅</w:t>
       </w:r>
@@ -6286,7 +6846,6 @@
           <w:rFonts w:ascii="Roboto Mono" w:hAnsi="Roboto Mono"/>
           <w:b/>
           <w:bCs/>
-          <w:lang w:val="en-US"/>
         </w:rPr>
         <w:t xml:space="preserve"> Example</w:t>
       </w:r>
@@ -6297,7 +6856,6 @@
           <w:rFonts w:ascii="Roboto Mono" w:hAnsi="Roboto Mono"/>
           <w:b/>
           <w:bCs/>
-          <w:lang w:val="en-US"/>
         </w:rPr>
       </w:pPr>
       <w:r>
@@ -6305,7 +6863,7 @@
           <w:noProof/>
         </w:rPr>
         <w:drawing>
-          <wp:inline distT="0" distB="0" distL="0" distR="0" wp14:anchorId="3F10EF28" wp14:editId="07B3B617">
+          <wp:inline distT="0" distB="0" distL="0" distR="0" wp14:anchorId="07F115A8" wp14:editId="46D87452">
             <wp:extent cx="5943600" cy="1912620"/>
             <wp:effectExtent l="0" t="0" r="0" b="0"/>
             <wp:docPr id="984852109" name="Picture 1"/>
@@ -6345,13 +6903,11 @@
       <w:pPr>
         <w:rPr>
           <w:rFonts w:ascii="Roboto Mono" w:hAnsi="Roboto Mono"/>
-          <w:lang w:val="en-US"/>
-        </w:rPr>
-      </w:pPr>
-      <w:r>
-        <w:rPr>
-          <w:rFonts w:ascii="Roboto Mono" w:hAnsi="Roboto Mono"/>
-          <w:lang w:val="en-US"/>
+        </w:rPr>
+      </w:pPr>
+      <w:r>
+        <w:rPr>
+          <w:rFonts w:ascii="Roboto Mono" w:hAnsi="Roboto Mono"/>
         </w:rPr>
         <w:t xml:space="preserve">Suppose a valid input range is </w:t>
       </w:r>
@@ -6360,14 +6916,12 @@
           <w:rFonts w:ascii="Roboto Mono" w:hAnsi="Roboto Mono"/>
           <w:b/>
           <w:bCs/>
-          <w:lang w:val="en-US"/>
         </w:rPr>
         <w:t>18–60</w:t>
       </w:r>
       <w:r>
         <w:rPr>
           <w:rFonts w:ascii="Roboto Mono" w:hAnsi="Roboto Mono"/>
-          <w:lang w:val="en-US"/>
         </w:rPr>
         <w:t>:</w:t>
       </w:r>
@@ -6378,15 +6932,14 @@
           <w:ilvl w:val="0"/>
           <w:numId w:val="19"/>
         </w:numPr>
-        <w:rPr>
-          <w:rFonts w:ascii="Roboto Mono" w:hAnsi="Roboto Mono"/>
-          <w:lang w:val="en-US"/>
-        </w:rPr>
-      </w:pPr>
-      <w:r>
-        <w:rPr>
-          <w:rFonts w:ascii="Roboto Mono" w:hAnsi="Roboto Mono"/>
-          <w:lang w:val="en-US"/>
+        <w:spacing w:after="0" w:line="276" w:lineRule="auto"/>
+        <w:rPr>
+          <w:rFonts w:ascii="Roboto Mono" w:hAnsi="Roboto Mono"/>
+        </w:rPr>
+      </w:pPr>
+      <w:r>
+        <w:rPr>
+          <w:rFonts w:ascii="Roboto Mono" w:hAnsi="Roboto Mono"/>
         </w:rPr>
         <w:t>Boundaries = {18, 60}</w:t>
       </w:r>
@@ -6397,15 +6950,14 @@
           <w:ilvl w:val="0"/>
           <w:numId w:val="19"/>
         </w:numPr>
-        <w:rPr>
-          <w:rFonts w:ascii="Roboto Mono" w:hAnsi="Roboto Mono"/>
-          <w:lang w:val="en-US"/>
-        </w:rPr>
-      </w:pPr>
-      <w:r>
-        <w:rPr>
-          <w:rFonts w:ascii="Roboto Mono" w:hAnsi="Roboto Mono"/>
-          <w:lang w:val="en-US"/>
+        <w:spacing w:after="0" w:line="276" w:lineRule="auto"/>
+        <w:rPr>
+          <w:rFonts w:ascii="Roboto Mono" w:hAnsi="Roboto Mono"/>
+        </w:rPr>
+      </w:pPr>
+      <w:r>
+        <w:rPr>
+          <w:rFonts w:ascii="Roboto Mono" w:hAnsi="Roboto Mono"/>
         </w:rPr>
         <w:t>Invalid boundaries = just outside the range = {17, 61}</w:t>
       </w:r>
@@ -6416,15 +6968,14 @@
           <w:ilvl w:val="0"/>
           <w:numId w:val="19"/>
         </w:numPr>
-        <w:rPr>
-          <w:rFonts w:ascii="Roboto Mono" w:hAnsi="Roboto Mono"/>
-          <w:lang w:val="en-US"/>
-        </w:rPr>
-      </w:pPr>
-      <w:r>
-        <w:rPr>
-          <w:rFonts w:ascii="Roboto Mono" w:hAnsi="Roboto Mono"/>
-          <w:lang w:val="en-US"/>
+        <w:spacing w:after="0" w:line="276" w:lineRule="auto"/>
+        <w:rPr>
+          <w:rFonts w:ascii="Roboto Mono" w:hAnsi="Roboto Mono"/>
+        </w:rPr>
+      </w:pPr>
+      <w:r>
+        <w:rPr>
+          <w:rFonts w:ascii="Roboto Mono" w:hAnsi="Roboto Mono"/>
         </w:rPr>
         <w:t>Total = 4 boundary values</w:t>
       </w:r>
@@ -6433,26 +6984,20 @@
       <w:pPr>
         <w:rPr>
           <w:rFonts w:ascii="Roboto Mono" w:hAnsi="Roboto Mono"/>
-          <w:lang w:val="en-US"/>
-        </w:rPr>
-      </w:pPr>
-      <w:r>
-        <w:rPr>
-          <w:rFonts w:ascii="Roboto Mono" w:hAnsi="Roboto Mono"/>
-          <w:lang w:val="en-US"/>
+        </w:rPr>
+      </w:pPr>
+      <w:r>
+        <w:rPr>
+          <w:rFonts w:ascii="Roboto Mono" w:hAnsi="Roboto Mono"/>
         </w:rPr>
         <w:t xml:space="preserve">If your test cases cover only {18, 60, 61}, but miss 17 </w:t>
       </w:r>
       <w:r>
-        <w:rPr>
-          <w:lang w:val="en-US"/>
-        </w:rPr>
         <w:t>→</w:t>
       </w:r>
       <w:r>
         <w:rPr>
           <w:rFonts w:ascii="Roboto Mono" w:hAnsi="Roboto Mono"/>
-          <w:lang w:val="en-US"/>
         </w:rPr>
         <w:t xml:space="preserve"> coverage = 34×100=75%\frac{3}{4} \times 100 = 75\%.</w:t>
       </w:r>
@@ -6461,13 +7006,11 @@
       <w:pPr>
         <w:rPr>
           <w:rFonts w:ascii="Roboto Mono" w:hAnsi="Roboto Mono"/>
-          <w:lang w:val="en-US"/>
-        </w:rPr>
-      </w:pPr>
-      <w:r>
-        <w:rPr>
-          <w:rFonts w:ascii="Roboto Mono" w:hAnsi="Roboto Mono"/>
-          <w:lang w:val="en-US"/>
+        </w:rPr>
+      </w:pPr>
+      <w:r>
+        <w:rPr>
+          <w:rFonts w:ascii="Roboto Mono" w:hAnsi="Roboto Mono"/>
         </w:rPr>
         <w:t xml:space="preserve">To achieve </w:t>
       </w:r>
@@ -6476,14 +7019,12 @@
           <w:rFonts w:ascii="Roboto Mono" w:hAnsi="Roboto Mono"/>
           <w:b/>
           <w:bCs/>
-          <w:lang w:val="en-US"/>
         </w:rPr>
         <w:t>100% BVA coverage</w:t>
       </w:r>
       <w:r>
         <w:rPr>
           <w:rFonts w:ascii="Roboto Mono" w:hAnsi="Roboto Mono"/>
-          <w:lang w:val="en-US"/>
         </w:rPr>
         <w:t xml:space="preserve">, you need to test </w:t>
       </w:r>
@@ -6492,14 +7033,12 @@
           <w:rFonts w:ascii="Roboto Mono" w:hAnsi="Roboto Mono"/>
           <w:b/>
           <w:bCs/>
-          <w:lang w:val="en-US"/>
         </w:rPr>
         <w:t>all boundary values</w:t>
       </w:r>
       <w:r>
         <w:rPr>
           <w:rFonts w:ascii="Roboto Mono" w:hAnsi="Roboto Mono"/>
-          <w:lang w:val="en-US"/>
         </w:rPr>
         <w:t>.</w:t>
       </w:r>
@@ -6508,15 +7047,13 @@
       <w:pPr>
         <w:rPr>
           <w:rFonts w:ascii="Roboto Mono" w:hAnsi="Roboto Mono"/>
-          <w:lang w:val="en-US"/>
-        </w:rPr>
-      </w:pPr>
-      <w:r>
-        <w:rPr>
-          <w:rFonts w:ascii="Roboto Mono" w:hAnsi="Roboto Mono"/>
-          <w:lang w:val="en-US"/>
-        </w:rPr>
-        <w:pict w14:anchorId="5F060EEA">
+        </w:rPr>
+      </w:pPr>
+      <w:r>
+        <w:rPr>
+          <w:rFonts w:ascii="Roboto Mono" w:hAnsi="Roboto Mono"/>
+        </w:rPr>
+        <w:pict w14:anchorId="3C5A15F9">
           <v:rect id="_x0000_i1044" style="width:0;height:1.5pt" o:hralign="center" o:hrstd="t" o:hr="t" fillcolor="#a0a0a0" stroked="f"/>
         </w:pict>
       </w:r>
@@ -6525,20 +7062,17 @@
       <w:pPr>
         <w:rPr>
           <w:rFonts w:ascii="Roboto Mono" w:hAnsi="Roboto Mono"/>
-          <w:lang w:val="en-US"/>
         </w:rPr>
       </w:pPr>
       <w:r>
         <w:rPr>
           <w:rFonts w:ascii="Segoe UI Emoji" w:hAnsi="Segoe UI Emoji" w:cs="Segoe UI Emoji"/>
-          <w:lang w:val="en-US"/>
         </w:rPr>
         <w:t>👉</w:t>
       </w:r>
       <w:r>
         <w:rPr>
           <w:rFonts w:ascii="Roboto Mono" w:hAnsi="Roboto Mono"/>
-          <w:lang w:val="en-US"/>
         </w:rPr>
         <w:t xml:space="preserve"> Difference from EP:</w:t>
       </w:r>
@@ -6549,9 +7083,9 @@
           <w:ilvl w:val="0"/>
           <w:numId w:val="20"/>
         </w:numPr>
-        <w:rPr>
-          <w:rFonts w:ascii="Roboto Mono" w:hAnsi="Roboto Mono"/>
-          <w:lang w:val="en-US"/>
+        <w:spacing w:after="0" w:line="276" w:lineRule="auto"/>
+        <w:rPr>
+          <w:rFonts w:ascii="Roboto Mono" w:hAnsi="Roboto Mono"/>
         </w:rPr>
       </w:pPr>
       <w:r>
@@ -6559,14 +7093,12 @@
           <w:rFonts w:ascii="Roboto Mono" w:hAnsi="Roboto Mono"/>
           <w:b/>
           <w:bCs/>
-          <w:lang w:val="en-US"/>
         </w:rPr>
         <w:t>EP coverage</w:t>
       </w:r>
       <w:r>
         <w:rPr>
           <w:rFonts w:ascii="Roboto Mono" w:hAnsi="Roboto Mono"/>
-          <w:lang w:val="en-US"/>
         </w:rPr>
         <w:t xml:space="preserve"> = making sure every partition has at least one representative test.</w:t>
       </w:r>
@@ -6577,9 +7109,9 @@
           <w:ilvl w:val="0"/>
           <w:numId w:val="20"/>
         </w:numPr>
-        <w:rPr>
-          <w:rFonts w:ascii="Roboto Mono" w:hAnsi="Roboto Mono"/>
-          <w:lang w:val="en-US"/>
+        <w:spacing w:after="0" w:line="276" w:lineRule="auto"/>
+        <w:rPr>
+          <w:rFonts w:ascii="Roboto Mono" w:hAnsi="Roboto Mono"/>
         </w:rPr>
       </w:pPr>
       <w:r>
@@ -6587,14 +7119,12 @@
           <w:rFonts w:ascii="Roboto Mono" w:hAnsi="Roboto Mono"/>
           <w:b/>
           <w:bCs/>
-          <w:lang w:val="en-US"/>
         </w:rPr>
         <w:t>BVA coverage</w:t>
       </w:r>
       <w:r>
         <w:rPr>
           <w:rFonts w:ascii="Roboto Mono" w:hAnsi="Roboto Mono"/>
-          <w:lang w:val="en-US"/>
         </w:rPr>
         <w:t xml:space="preserve"> = making sure every </w:t>
       </w:r>
@@ -6603,14 +7133,12 @@
           <w:rFonts w:ascii="Roboto Mono" w:hAnsi="Roboto Mono"/>
           <w:i/>
           <w:iCs/>
-          <w:lang w:val="en-US"/>
         </w:rPr>
         <w:t>boundary value</w:t>
       </w:r>
       <w:r>
         <w:rPr>
           <w:rFonts w:ascii="Roboto Mono" w:hAnsi="Roboto Mono"/>
-          <w:lang w:val="en-US"/>
         </w:rPr>
         <w:t xml:space="preserve"> of those partitions is tested.</w:t>
       </w:r>
@@ -6619,7 +7147,6 @@
       <w:pPr>
         <w:rPr>
           <w:rFonts w:ascii="Roboto Mono" w:hAnsi="Roboto Mono"/>
-          <w:lang w:val="en-US"/>
         </w:rPr>
       </w:pPr>
     </w:p>
@@ -6629,28 +7156,23 @@
       <w:pPr>
         <w:rPr>
           <w:rFonts w:ascii="Roboto Mono" w:hAnsi="Roboto Mono"/>
-          <w:lang w:val="en-US"/>
-        </w:rPr>
-      </w:pPr>
-      <w:r>
-        <w:rPr>
-          <w:rFonts w:ascii="Roboto Mono" w:hAnsi="Roboto Mono"/>
-          <w:lang w:val="en-US"/>
-        </w:rPr>
-        <w:lastRenderedPageBreak/>
+        </w:rPr>
+      </w:pPr>
+      <w:r>
+        <w:rPr>
+          <w:rFonts w:ascii="Roboto Mono" w:hAnsi="Roboto Mono"/>
+        </w:rPr>
         <w:t xml:space="preserve">Perfect </w:t>
       </w:r>
       <w:r>
         <w:rPr>
           <w:rFonts w:ascii="Segoe UI Emoji" w:hAnsi="Segoe UI Emoji" w:cs="Segoe UI Emoji"/>
-          <w:lang w:val="en-US"/>
         </w:rPr>
         <w:t>👍</w:t>
       </w:r>
       <w:r>
         <w:rPr>
           <w:rFonts w:ascii="Roboto Mono" w:hAnsi="Roboto Mono"/>
-          <w:lang w:val="en-US"/>
         </w:rPr>
         <w:t xml:space="preserve"> Let’s build a </w:t>
       </w:r>
@@ -6659,14 +7181,12 @@
           <w:rFonts w:ascii="Roboto Mono" w:hAnsi="Roboto Mono"/>
           <w:b/>
           <w:bCs/>
-          <w:lang w:val="en-US"/>
         </w:rPr>
         <w:t>clear BVA coverage example</w:t>
       </w:r>
       <w:r>
         <w:rPr>
           <w:rFonts w:ascii="Roboto Mono" w:hAnsi="Roboto Mono"/>
-          <w:lang w:val="en-US"/>
         </w:rPr>
         <w:t xml:space="preserve"> step by step.</w:t>
       </w:r>
@@ -6675,15 +7195,13 @@
       <w:pPr>
         <w:rPr>
           <w:rFonts w:ascii="Roboto Mono" w:hAnsi="Roboto Mono"/>
-          <w:lang w:val="en-US"/>
-        </w:rPr>
-      </w:pPr>
-      <w:r>
-        <w:rPr>
-          <w:rFonts w:ascii="Roboto Mono" w:hAnsi="Roboto Mono"/>
-          <w:lang w:val="en-US"/>
-        </w:rPr>
-        <w:pict w14:anchorId="0677044C">
+        </w:rPr>
+      </w:pPr>
+      <w:r>
+        <w:rPr>
+          <w:rFonts w:ascii="Roboto Mono" w:hAnsi="Roboto Mono"/>
+        </w:rPr>
+        <w:pict w14:anchorId="6709B81D">
           <v:rect id="_x0000_i1045" style="width:0;height:1.5pt" o:hralign="center" o:hrstd="t" o:hr="t" fillcolor="#a0a0a0" stroked="f"/>
         </w:pict>
       </w:r>
@@ -6694,7 +7212,6 @@
           <w:rFonts w:ascii="Roboto Mono" w:hAnsi="Roboto Mono"/>
           <w:b/>
           <w:bCs/>
-          <w:lang w:val="en-US"/>
         </w:rPr>
       </w:pPr>
       <w:r>
@@ -6702,7 +7219,6 @@
           <w:rFonts w:ascii="Roboto Mono" w:hAnsi="Roboto Mono"/>
           <w:b/>
           <w:bCs/>
-          <w:lang w:val="en-US"/>
         </w:rPr>
         <w:t>Example: Age Input Field</w:t>
       </w:r>
@@ -6711,13 +7227,11 @@
       <w:pPr>
         <w:rPr>
           <w:rFonts w:ascii="Roboto Mono" w:hAnsi="Roboto Mono"/>
-          <w:lang w:val="en-US"/>
-        </w:rPr>
-      </w:pPr>
-      <w:r>
-        <w:rPr>
-          <w:rFonts w:ascii="Roboto Mono" w:hAnsi="Roboto Mono"/>
-          <w:lang w:val="en-US"/>
+        </w:rPr>
+      </w:pPr>
+      <w:r>
+        <w:rPr>
+          <w:rFonts w:ascii="Roboto Mono" w:hAnsi="Roboto Mono"/>
         </w:rPr>
         <w:t xml:space="preserve">System accepts </w:t>
       </w:r>
@@ -6726,14 +7240,12 @@
           <w:rFonts w:ascii="Roboto Mono" w:hAnsi="Roboto Mono"/>
           <w:b/>
           <w:bCs/>
-          <w:lang w:val="en-US"/>
         </w:rPr>
         <w:t>age between 18 and 60 (inclusive)</w:t>
       </w:r>
       <w:r>
         <w:rPr>
           <w:rFonts w:ascii="Roboto Mono" w:hAnsi="Roboto Mono"/>
-          <w:lang w:val="en-US"/>
         </w:rPr>
         <w:t>.</w:t>
       </w:r>
@@ -6742,15 +7254,13 @@
       <w:pPr>
         <w:rPr>
           <w:rFonts w:ascii="Roboto Mono" w:hAnsi="Roboto Mono"/>
-          <w:lang w:val="en-US"/>
-        </w:rPr>
-      </w:pPr>
-      <w:r>
-        <w:rPr>
-          <w:rFonts w:ascii="Roboto Mono" w:hAnsi="Roboto Mono"/>
-          <w:lang w:val="en-US"/>
-        </w:rPr>
-        <w:pict w14:anchorId="1EEC908F">
+        </w:rPr>
+      </w:pPr>
+      <w:r>
+        <w:rPr>
+          <w:rFonts w:ascii="Roboto Mono" w:hAnsi="Roboto Mono"/>
+        </w:rPr>
+        <w:pict w14:anchorId="7AE91563">
           <v:rect id="_x0000_i1046" style="width:0;height:1.5pt" o:hralign="center" o:hrstd="t" o:hr="t" fillcolor="#a0a0a0" stroked="f"/>
         </w:pict>
       </w:r>
@@ -6761,7 +7271,6 @@
           <w:rFonts w:ascii="Roboto Mono" w:hAnsi="Roboto Mono"/>
           <w:b/>
           <w:bCs/>
-          <w:lang w:val="en-US"/>
         </w:rPr>
       </w:pPr>
       <w:r>
@@ -6769,7 +7278,6 @@
           <w:rFonts w:ascii="Segoe UI Emoji" w:hAnsi="Segoe UI Emoji" w:cs="Segoe UI Emoji"/>
           <w:b/>
           <w:bCs/>
-          <w:lang w:val="en-US"/>
         </w:rPr>
         <w:t>🔹</w:t>
       </w:r>
@@ -6778,7 +7286,6 @@
           <w:rFonts w:ascii="Roboto Mono" w:hAnsi="Roboto Mono"/>
           <w:b/>
           <w:bCs/>
-          <w:lang w:val="en-US"/>
         </w:rPr>
         <w:t xml:space="preserve"> Step 1: Identify boundaries</w:t>
       </w:r>
@@ -6789,9 +7296,9 @@
           <w:ilvl w:val="0"/>
           <w:numId w:val="21"/>
         </w:numPr>
-        <w:rPr>
-          <w:rFonts w:ascii="Roboto Mono" w:hAnsi="Roboto Mono"/>
-          <w:lang w:val="en-US"/>
+        <w:spacing w:after="0" w:line="276" w:lineRule="auto"/>
+        <w:rPr>
+          <w:rFonts w:ascii="Roboto Mono" w:hAnsi="Roboto Mono"/>
         </w:rPr>
       </w:pPr>
       <w:r>
@@ -6799,14 +7306,12 @@
           <w:rFonts w:ascii="Roboto Mono" w:hAnsi="Roboto Mono"/>
           <w:b/>
           <w:bCs/>
-          <w:lang w:val="en-US"/>
         </w:rPr>
         <w:t>Valid boundaries</w:t>
       </w:r>
       <w:r>
         <w:rPr>
           <w:rFonts w:ascii="Roboto Mono" w:hAnsi="Roboto Mono"/>
-          <w:lang w:val="en-US"/>
         </w:rPr>
         <w:t>: 18 (lower), 60 (upper)</w:t>
       </w:r>
@@ -6817,9 +7322,9 @@
           <w:ilvl w:val="0"/>
           <w:numId w:val="21"/>
         </w:numPr>
-        <w:rPr>
-          <w:rFonts w:ascii="Roboto Mono" w:hAnsi="Roboto Mono"/>
-          <w:lang w:val="en-US"/>
+        <w:spacing w:after="0" w:line="276" w:lineRule="auto"/>
+        <w:rPr>
+          <w:rFonts w:ascii="Roboto Mono" w:hAnsi="Roboto Mono"/>
         </w:rPr>
       </w:pPr>
       <w:r>
@@ -6827,14 +7332,12 @@
           <w:rFonts w:ascii="Roboto Mono" w:hAnsi="Roboto Mono"/>
           <w:b/>
           <w:bCs/>
-          <w:lang w:val="en-US"/>
         </w:rPr>
         <w:t>Invalid boundaries</w:t>
       </w:r>
       <w:r>
         <w:rPr>
           <w:rFonts w:ascii="Roboto Mono" w:hAnsi="Roboto Mono"/>
-          <w:lang w:val="en-US"/>
         </w:rPr>
         <w:t>: 17 (just below lower), 61 (just above upper)</w:t>
       </w:r>
@@ -6843,13 +7346,11 @@
       <w:pPr>
         <w:rPr>
           <w:rFonts w:ascii="Roboto Mono" w:hAnsi="Roboto Mono"/>
-          <w:lang w:val="en-US"/>
-        </w:rPr>
-      </w:pPr>
-      <w:r>
-        <w:rPr>
-          <w:rFonts w:ascii="Roboto Mono" w:hAnsi="Roboto Mono"/>
-          <w:lang w:val="en-US"/>
+        </w:rPr>
+      </w:pPr>
+      <w:r>
+        <w:rPr>
+          <w:rFonts w:ascii="Roboto Mono" w:hAnsi="Roboto Mono"/>
         </w:rPr>
         <w:t xml:space="preserve">So total </w:t>
       </w:r>
@@ -6858,14 +7359,12 @@
           <w:rFonts w:ascii="Roboto Mono" w:hAnsi="Roboto Mono"/>
           <w:b/>
           <w:bCs/>
-          <w:lang w:val="en-US"/>
         </w:rPr>
         <w:t>4 boundary values</w:t>
       </w:r>
       <w:r>
         <w:rPr>
           <w:rFonts w:ascii="Roboto Mono" w:hAnsi="Roboto Mono"/>
-          <w:lang w:val="en-US"/>
         </w:rPr>
         <w:t>.</w:t>
       </w:r>
@@ -6874,15 +7373,13 @@
       <w:pPr>
         <w:rPr>
           <w:rFonts w:ascii="Roboto Mono" w:hAnsi="Roboto Mono"/>
-          <w:lang w:val="en-US"/>
-        </w:rPr>
-      </w:pPr>
-      <w:r>
-        <w:rPr>
-          <w:rFonts w:ascii="Roboto Mono" w:hAnsi="Roboto Mono"/>
-          <w:lang w:val="en-US"/>
-        </w:rPr>
-        <w:pict w14:anchorId="74727338">
+        </w:rPr>
+      </w:pPr>
+      <w:r>
+        <w:rPr>
+          <w:rFonts w:ascii="Roboto Mono" w:hAnsi="Roboto Mono"/>
+        </w:rPr>
+        <w:pict w14:anchorId="5AE66389">
           <v:rect id="_x0000_i1047" style="width:0;height:1.5pt" o:hralign="center" o:hrstd="t" o:hr="t" fillcolor="#a0a0a0" stroked="f"/>
         </w:pict>
       </w:r>
@@ -6893,7 +7390,6 @@
           <w:rFonts w:ascii="Roboto Mono" w:hAnsi="Roboto Mono"/>
           <w:b/>
           <w:bCs/>
-          <w:lang w:val="en-US"/>
         </w:rPr>
       </w:pPr>
       <w:r>
@@ -6901,7 +7397,6 @@
           <w:rFonts w:ascii="Segoe UI Emoji" w:hAnsi="Segoe UI Emoji" w:cs="Segoe UI Emoji"/>
           <w:b/>
           <w:bCs/>
-          <w:lang w:val="en-US"/>
         </w:rPr>
         <w:t>🔹</w:t>
       </w:r>
@@ -6910,7 +7405,6 @@
           <w:rFonts w:ascii="Roboto Mono" w:hAnsi="Roboto Mono"/>
           <w:b/>
           <w:bCs/>
-          <w:lang w:val="en-US"/>
         </w:rPr>
         <w:t xml:space="preserve"> Step 2: Create test cases</w:t>
       </w:r>
@@ -6921,15 +7415,14 @@
           <w:ilvl w:val="0"/>
           <w:numId w:val="22"/>
         </w:numPr>
-        <w:rPr>
-          <w:rFonts w:ascii="Roboto Mono" w:hAnsi="Roboto Mono"/>
-          <w:lang w:val="en-US"/>
-        </w:rPr>
-      </w:pPr>
-      <w:r>
-        <w:rPr>
-          <w:rFonts w:ascii="Roboto Mono" w:hAnsi="Roboto Mono"/>
-          <w:lang w:val="en-US"/>
+        <w:spacing w:after="0" w:line="276" w:lineRule="auto"/>
+        <w:rPr>
+          <w:rFonts w:ascii="Roboto Mono" w:hAnsi="Roboto Mono"/>
+        </w:rPr>
+      </w:pPr>
+      <w:r>
+        <w:rPr>
+          <w:rFonts w:ascii="Roboto Mono" w:hAnsi="Roboto Mono"/>
         </w:rPr>
         <w:t>Test case 1: 18 (valid lower boundary)</w:t>
       </w:r>
@@ -6940,15 +7433,14 @@
           <w:ilvl w:val="0"/>
           <w:numId w:val="22"/>
         </w:numPr>
-        <w:rPr>
-          <w:rFonts w:ascii="Roboto Mono" w:hAnsi="Roboto Mono"/>
-          <w:lang w:val="en-US"/>
-        </w:rPr>
-      </w:pPr>
-      <w:r>
-        <w:rPr>
-          <w:rFonts w:ascii="Roboto Mono" w:hAnsi="Roboto Mono"/>
-          <w:lang w:val="en-US"/>
+        <w:spacing w:after="0" w:line="276" w:lineRule="auto"/>
+        <w:rPr>
+          <w:rFonts w:ascii="Roboto Mono" w:hAnsi="Roboto Mono"/>
+        </w:rPr>
+      </w:pPr>
+      <w:r>
+        <w:rPr>
+          <w:rFonts w:ascii="Roboto Mono" w:hAnsi="Roboto Mono"/>
         </w:rPr>
         <w:t>Test case 2: 60 (valid upper boundary)</w:t>
       </w:r>
@@ -6959,15 +7451,14 @@
           <w:ilvl w:val="0"/>
           <w:numId w:val="22"/>
         </w:numPr>
-        <w:rPr>
-          <w:rFonts w:ascii="Roboto Mono" w:hAnsi="Roboto Mono"/>
-          <w:lang w:val="en-US"/>
-        </w:rPr>
-      </w:pPr>
-      <w:r>
-        <w:rPr>
-          <w:rFonts w:ascii="Roboto Mono" w:hAnsi="Roboto Mono"/>
-          <w:lang w:val="en-US"/>
+        <w:spacing w:after="0" w:line="276" w:lineRule="auto"/>
+        <w:rPr>
+          <w:rFonts w:ascii="Roboto Mono" w:hAnsi="Roboto Mono"/>
+        </w:rPr>
+      </w:pPr>
+      <w:r>
+        <w:rPr>
+          <w:rFonts w:ascii="Roboto Mono" w:hAnsi="Roboto Mono"/>
         </w:rPr>
         <w:t>Test case 3: 17 (invalid below range)</w:t>
       </w:r>
@@ -6978,15 +7469,14 @@
           <w:ilvl w:val="0"/>
           <w:numId w:val="22"/>
         </w:numPr>
-        <w:rPr>
-          <w:rFonts w:ascii="Roboto Mono" w:hAnsi="Roboto Mono"/>
-          <w:lang w:val="en-US"/>
-        </w:rPr>
-      </w:pPr>
-      <w:r>
-        <w:rPr>
-          <w:rFonts w:ascii="Roboto Mono" w:hAnsi="Roboto Mono"/>
-          <w:lang w:val="en-US"/>
+        <w:spacing w:after="0" w:line="276" w:lineRule="auto"/>
+        <w:rPr>
+          <w:rFonts w:ascii="Roboto Mono" w:hAnsi="Roboto Mono"/>
+        </w:rPr>
+      </w:pPr>
+      <w:r>
+        <w:rPr>
+          <w:rFonts w:ascii="Roboto Mono" w:hAnsi="Roboto Mono"/>
         </w:rPr>
         <w:t>Test case 4: 61 (invalid above range)</w:t>
       </w:r>
@@ -6995,15 +7485,13 @@
       <w:pPr>
         <w:rPr>
           <w:rFonts w:ascii="Roboto Mono" w:hAnsi="Roboto Mono"/>
-          <w:lang w:val="en-US"/>
-        </w:rPr>
-      </w:pPr>
-      <w:r>
-        <w:rPr>
-          <w:rFonts w:ascii="Roboto Mono" w:hAnsi="Roboto Mono"/>
-          <w:lang w:val="en-US"/>
-        </w:rPr>
-        <w:pict w14:anchorId="65BB312A">
+        </w:rPr>
+      </w:pPr>
+      <w:r>
+        <w:rPr>
+          <w:rFonts w:ascii="Roboto Mono" w:hAnsi="Roboto Mono"/>
+        </w:rPr>
+        <w:pict w14:anchorId="53856040">
           <v:rect id="_x0000_i1048" style="width:0;height:1.5pt" o:hralign="center" o:hrstd="t" o:hr="t" fillcolor="#a0a0a0" stroked="f"/>
         </w:pict>
       </w:r>
@@ -7014,7 +7502,6 @@
           <w:rFonts w:ascii="Roboto Mono" w:hAnsi="Roboto Mono"/>
           <w:b/>
           <w:bCs/>
-          <w:lang w:val="en-US"/>
         </w:rPr>
       </w:pPr>
       <w:r>
@@ -7022,7 +7509,6 @@
           <w:rFonts w:ascii="Segoe UI Emoji" w:hAnsi="Segoe UI Emoji" w:cs="Segoe UI Emoji"/>
           <w:b/>
           <w:bCs/>
-          <w:lang w:val="en-US"/>
         </w:rPr>
         <w:t>🔹</w:t>
       </w:r>
@@ -7031,7 +7517,6 @@
           <w:rFonts w:ascii="Roboto Mono" w:hAnsi="Roboto Mono"/>
           <w:b/>
           <w:bCs/>
-          <w:lang w:val="en-US"/>
         </w:rPr>
         <w:t xml:space="preserve"> Step 3: Define coverage</w:t>
       </w:r>
@@ -7040,13 +7525,11 @@
       <w:pPr>
         <w:rPr>
           <w:rFonts w:ascii="Roboto Mono" w:hAnsi="Roboto Mono"/>
-          <w:lang w:val="en-US"/>
-        </w:rPr>
-      </w:pPr>
-      <w:r>
-        <w:rPr>
-          <w:rFonts w:ascii="Roboto Mono" w:hAnsi="Roboto Mono"/>
-          <w:lang w:val="en-US"/>
+        </w:rPr>
+      </w:pPr>
+      <w:r>
+        <w:rPr>
+          <w:rFonts w:ascii="Roboto Mono" w:hAnsi="Roboto Mono"/>
         </w:rPr>
         <w:t xml:space="preserve">Coverage items = </w:t>
       </w:r>
@@ -7055,14 +7538,12 @@
           <w:rFonts w:ascii="Roboto Mono" w:hAnsi="Roboto Mono"/>
           <w:b/>
           <w:bCs/>
-          <w:lang w:val="en-US"/>
         </w:rPr>
         <w:t>all boundary values</w:t>
       </w:r>
       <w:r>
         <w:rPr>
           <w:rFonts w:ascii="Roboto Mono" w:hAnsi="Roboto Mono"/>
-          <w:lang w:val="en-US"/>
         </w:rPr>
         <w:t xml:space="preserve"> {17, 18, 60, 61}.</w:t>
       </w:r>
@@ -7071,13 +7552,11 @@
       <w:pPr>
         <w:rPr>
           <w:rFonts w:ascii="Roboto Mono" w:hAnsi="Roboto Mono"/>
-          <w:lang w:val="en-US"/>
-        </w:rPr>
-      </w:pPr>
-      <w:r>
-        <w:rPr>
-          <w:rFonts w:ascii="Roboto Mono" w:hAnsi="Roboto Mono"/>
-          <w:lang w:val="en-US"/>
+        </w:rPr>
+      </w:pPr>
+      <w:r>
+        <w:rPr>
+          <w:rFonts w:ascii="Roboto Mono" w:hAnsi="Roboto Mono"/>
         </w:rPr>
         <w:t xml:space="preserve">To achieve </w:t>
       </w:r>
@@ -7086,14 +7565,12 @@
           <w:rFonts w:ascii="Roboto Mono" w:hAnsi="Roboto Mono"/>
           <w:b/>
           <w:bCs/>
-          <w:lang w:val="en-US"/>
         </w:rPr>
         <w:t>100% BVA coverage</w:t>
       </w:r>
       <w:r>
         <w:rPr>
           <w:rFonts w:ascii="Roboto Mono" w:hAnsi="Roboto Mono"/>
-          <w:lang w:val="en-US"/>
         </w:rPr>
         <w:t>, test cases must include all 4 values.</w:t>
       </w:r>
@@ -7102,15 +7579,13 @@
       <w:pPr>
         <w:rPr>
           <w:rFonts w:ascii="Roboto Mono" w:hAnsi="Roboto Mono"/>
-          <w:lang w:val="en-US"/>
-        </w:rPr>
-      </w:pPr>
-      <w:r>
-        <w:rPr>
-          <w:rFonts w:ascii="Roboto Mono" w:hAnsi="Roboto Mono"/>
-          <w:lang w:val="en-US"/>
-        </w:rPr>
-        <w:pict w14:anchorId="595A01FB">
+        </w:rPr>
+      </w:pPr>
+      <w:r>
+        <w:rPr>
+          <w:rFonts w:ascii="Roboto Mono" w:hAnsi="Roboto Mono"/>
+        </w:rPr>
+        <w:pict w14:anchorId="3ECA5D27">
           <v:rect id="_x0000_i1049" style="width:0;height:1.5pt" o:hralign="center" o:hrstd="t" o:hr="t" fillcolor="#a0a0a0" stroked="f"/>
         </w:pict>
       </w:r>
@@ -7121,7 +7596,6 @@
           <w:rFonts w:ascii="Roboto Mono" w:hAnsi="Roboto Mono"/>
           <w:b/>
           <w:bCs/>
-          <w:lang w:val="en-US"/>
         </w:rPr>
       </w:pPr>
       <w:r>
@@ -7129,7 +7603,6 @@
           <w:rFonts w:ascii="Segoe UI Emoji" w:hAnsi="Segoe UI Emoji" w:cs="Segoe UI Emoji"/>
           <w:b/>
           <w:bCs/>
-          <w:lang w:val="en-US"/>
         </w:rPr>
         <w:t>📊</w:t>
       </w:r>
@@ -7138,7 +7611,6 @@
           <w:rFonts w:ascii="Roboto Mono" w:hAnsi="Roboto Mono"/>
           <w:b/>
           <w:bCs/>
-          <w:lang w:val="en-US"/>
         </w:rPr>
         <w:t xml:space="preserve"> Example Coverage Measurement</w:t>
       </w:r>
@@ -7149,28 +7621,23 @@
           <w:ilvl w:val="0"/>
           <w:numId w:val="23"/>
         </w:numPr>
-        <w:rPr>
-          <w:rFonts w:ascii="Roboto Mono" w:hAnsi="Roboto Mono"/>
-          <w:lang w:val="en-US"/>
-        </w:rPr>
-      </w:pPr>
-      <w:r>
-        <w:rPr>
-          <w:rFonts w:ascii="Roboto Mono" w:hAnsi="Roboto Mono"/>
-          <w:lang w:val="en-US"/>
+        <w:spacing w:after="0" w:line="276" w:lineRule="auto"/>
+        <w:rPr>
+          <w:rFonts w:ascii="Roboto Mono" w:hAnsi="Roboto Mono"/>
+        </w:rPr>
+      </w:pPr>
+      <w:r>
+        <w:rPr>
+          <w:rFonts w:ascii="Roboto Mono" w:hAnsi="Roboto Mono"/>
         </w:rPr>
         <w:t xml:space="preserve">Suppose you test only {18, 60, 61} </w:t>
       </w:r>
       <w:r>
-        <w:rPr>
-          <w:lang w:val="en-US"/>
-        </w:rPr>
         <w:t>→</w:t>
       </w:r>
       <w:r>
         <w:rPr>
           <w:rFonts w:ascii="Roboto Mono" w:hAnsi="Roboto Mono"/>
-          <w:lang w:val="en-US"/>
         </w:rPr>
         <w:t xml:space="preserve"> coverage = 3/4 = </w:t>
       </w:r>
@@ -7179,7 +7646,6 @@
           <w:rFonts w:ascii="Roboto Mono" w:hAnsi="Roboto Mono"/>
           <w:b/>
           <w:bCs/>
-          <w:lang w:val="en-US"/>
         </w:rPr>
         <w:t>75%</w:t>
       </w:r>
@@ -7190,28 +7656,23 @@
           <w:ilvl w:val="0"/>
           <w:numId w:val="23"/>
         </w:numPr>
-        <w:rPr>
-          <w:rFonts w:ascii="Roboto Mono" w:hAnsi="Roboto Mono"/>
-          <w:lang w:val="en-US"/>
-        </w:rPr>
-      </w:pPr>
-      <w:r>
-        <w:rPr>
-          <w:rFonts w:ascii="Roboto Mono" w:hAnsi="Roboto Mono"/>
-          <w:lang w:val="en-US"/>
+        <w:spacing w:after="0" w:line="276" w:lineRule="auto"/>
+        <w:rPr>
+          <w:rFonts w:ascii="Roboto Mono" w:hAnsi="Roboto Mono"/>
+        </w:rPr>
+      </w:pPr>
+      <w:r>
+        <w:rPr>
+          <w:rFonts w:ascii="Roboto Mono" w:hAnsi="Roboto Mono"/>
         </w:rPr>
         <w:t xml:space="preserve">If you test all {17, 18, 60, 61} </w:t>
       </w:r>
       <w:r>
-        <w:rPr>
-          <w:lang w:val="en-US"/>
-        </w:rPr>
         <w:t>→</w:t>
       </w:r>
       <w:r>
         <w:rPr>
           <w:rFonts w:ascii="Roboto Mono" w:hAnsi="Roboto Mono"/>
-          <w:lang w:val="en-US"/>
         </w:rPr>
         <w:t xml:space="preserve"> coverage = 4/4 = </w:t>
       </w:r>
@@ -7220,21 +7681,18 @@
           <w:rFonts w:ascii="Roboto Mono" w:hAnsi="Roboto Mono"/>
           <w:b/>
           <w:bCs/>
-          <w:lang w:val="en-US"/>
         </w:rPr>
         <w:t>100%</w:t>
       </w:r>
       <w:r>
         <w:rPr>
           <w:rFonts w:ascii="Roboto Mono" w:hAnsi="Roboto Mono"/>
-          <w:lang w:val="en-US"/>
         </w:rPr>
         <w:t xml:space="preserve"> </w:t>
       </w:r>
       <w:r>
         <w:rPr>
           <w:rFonts w:ascii="Segoe UI Emoji" w:hAnsi="Segoe UI Emoji" w:cs="Segoe UI Emoji"/>
-          <w:lang w:val="en-US"/>
         </w:rPr>
         <w:t>✅</w:t>
       </w:r>
@@ -7243,15 +7701,13 @@
       <w:pPr>
         <w:rPr>
           <w:rFonts w:ascii="Roboto Mono" w:hAnsi="Roboto Mono"/>
-          <w:lang w:val="en-US"/>
-        </w:rPr>
-      </w:pPr>
-      <w:r>
-        <w:rPr>
-          <w:rFonts w:ascii="Roboto Mono" w:hAnsi="Roboto Mono"/>
-          <w:lang w:val="en-US"/>
-        </w:rPr>
-        <w:pict w14:anchorId="6D0ADF56">
+        </w:rPr>
+      </w:pPr>
+      <w:r>
+        <w:rPr>
+          <w:rFonts w:ascii="Roboto Mono" w:hAnsi="Roboto Mono"/>
+        </w:rPr>
+        <w:pict w14:anchorId="74647C34">
           <v:rect id="_x0000_i1050" style="width:0;height:1.5pt" o:hralign="center" o:hrstd="t" o:hr="t" fillcolor="#a0a0a0" stroked="f"/>
         </w:pict>
       </w:r>
@@ -7260,20 +7716,17 @@
       <w:pPr>
         <w:rPr>
           <w:rFonts w:ascii="Roboto Mono" w:hAnsi="Roboto Mono"/>
-          <w:lang w:val="en-US"/>
         </w:rPr>
       </w:pPr>
       <w:r>
         <w:rPr>
           <w:rFonts w:ascii="Segoe UI Emoji" w:hAnsi="Segoe UI Emoji" w:cs="Segoe UI Emoji"/>
-          <w:lang w:val="en-US"/>
         </w:rPr>
         <w:t>👉</w:t>
       </w:r>
       <w:r>
         <w:rPr>
           <w:rFonts w:ascii="Roboto Mono" w:hAnsi="Roboto Mono"/>
-          <w:lang w:val="en-US"/>
         </w:rPr>
         <w:t xml:space="preserve"> </w:t>
       </w:r>
@@ -7282,7 +7735,6 @@
           <w:rFonts w:ascii="Roboto Mono" w:hAnsi="Roboto Mono"/>
           <w:b/>
           <w:bCs/>
-          <w:lang w:val="en-US"/>
         </w:rPr>
         <w:t>Key point:</w:t>
       </w:r>
@@ -7293,15 +7745,14 @@
           <w:ilvl w:val="0"/>
           <w:numId w:val="24"/>
         </w:numPr>
-        <w:rPr>
-          <w:rFonts w:ascii="Roboto Mono" w:hAnsi="Roboto Mono"/>
-          <w:lang w:val="en-US"/>
-        </w:rPr>
-      </w:pPr>
-      <w:r>
-        <w:rPr>
-          <w:rFonts w:ascii="Roboto Mono" w:hAnsi="Roboto Mono"/>
-          <w:lang w:val="en-US"/>
+        <w:spacing w:after="0" w:line="276" w:lineRule="auto"/>
+        <w:rPr>
+          <w:rFonts w:ascii="Roboto Mono" w:hAnsi="Roboto Mono"/>
+        </w:rPr>
+      </w:pPr>
+      <w:r>
+        <w:rPr>
+          <w:rFonts w:ascii="Roboto Mono" w:hAnsi="Roboto Mono"/>
         </w:rPr>
         <w:t xml:space="preserve">EP coverage = “Did I test </w:t>
       </w:r>
@@ -7310,14 +7761,12 @@
           <w:rFonts w:ascii="Roboto Mono" w:hAnsi="Roboto Mono"/>
           <w:i/>
           <w:iCs/>
-          <w:lang w:val="en-US"/>
         </w:rPr>
         <w:t>each partition</w:t>
       </w:r>
       <w:r>
         <w:rPr>
           <w:rFonts w:ascii="Roboto Mono" w:hAnsi="Roboto Mono"/>
-          <w:lang w:val="en-US"/>
         </w:rPr>
         <w:t xml:space="preserve"> at least once?”</w:t>
       </w:r>
@@ -7328,15 +7777,14 @@
           <w:ilvl w:val="0"/>
           <w:numId w:val="24"/>
         </w:numPr>
-        <w:rPr>
-          <w:rFonts w:ascii="Roboto Mono" w:hAnsi="Roboto Mono"/>
-          <w:lang w:val="en-US"/>
-        </w:rPr>
-      </w:pPr>
-      <w:r>
-        <w:rPr>
-          <w:rFonts w:ascii="Roboto Mono" w:hAnsi="Roboto Mono"/>
-          <w:lang w:val="en-US"/>
+        <w:spacing w:after="0" w:line="276" w:lineRule="auto"/>
+        <w:rPr>
+          <w:rFonts w:ascii="Roboto Mono" w:hAnsi="Roboto Mono"/>
+        </w:rPr>
+      </w:pPr>
+      <w:r>
+        <w:rPr>
+          <w:rFonts w:ascii="Roboto Mono" w:hAnsi="Roboto Mono"/>
         </w:rPr>
         <w:t xml:space="preserve">BVA coverage = “Did I test </w:t>
       </w:r>
@@ -7345,14 +7793,12 @@
           <w:rFonts w:ascii="Roboto Mono" w:hAnsi="Roboto Mono"/>
           <w:i/>
           <w:iCs/>
-          <w:lang w:val="en-US"/>
         </w:rPr>
         <w:t>each boundary value</w:t>
       </w:r>
       <w:r>
         <w:rPr>
           <w:rFonts w:ascii="Roboto Mono" w:hAnsi="Roboto Mono"/>
-          <w:lang w:val="en-US"/>
         </w:rPr>
         <w:t xml:space="preserve"> at least once?”</w:t>
       </w:r>
@@ -7361,15 +7807,13 @@
       <w:pPr>
         <w:rPr>
           <w:rFonts w:ascii="Roboto Mono" w:hAnsi="Roboto Mono"/>
-          <w:lang w:val="en-US"/>
-        </w:rPr>
-      </w:pPr>
-      <w:r>
-        <w:rPr>
-          <w:rFonts w:ascii="Roboto Mono" w:hAnsi="Roboto Mono"/>
-          <w:lang w:val="en-US"/>
-        </w:rPr>
-        <w:pict w14:anchorId="5526C853">
+        </w:rPr>
+      </w:pPr>
+      <w:r>
+        <w:rPr>
+          <w:rFonts w:ascii="Roboto Mono" w:hAnsi="Roboto Mono"/>
+        </w:rPr>
+        <w:pict w14:anchorId="4DFDCB54">
           <v:rect id="_x0000_i1051" style="width:0;height:1.5pt" o:hralign="center" o:hrstd="t" o:hr="t" fillcolor="#a0a0a0" stroked="f"/>
         </w:pict>
       </w:r>
@@ -7378,27 +7822,23 @@
       <w:pPr>
         <w:rPr>
           <w:rFonts w:ascii="Roboto Mono" w:hAnsi="Roboto Mono"/>
-          <w:lang w:val="en-US"/>
-        </w:rPr>
-      </w:pPr>
-      <w:r>
-        <w:rPr>
-          <w:rFonts w:ascii="Roboto Mono" w:hAnsi="Roboto Mono"/>
-          <w:lang w:val="en-US"/>
+        </w:rPr>
+      </w:pPr>
+      <w:r>
+        <w:rPr>
+          <w:rFonts w:ascii="Roboto Mono" w:hAnsi="Roboto Mono"/>
         </w:rPr>
         <w:t xml:space="preserve">Great </w:t>
       </w:r>
       <w:r>
         <w:rPr>
           <w:rFonts w:ascii="Segoe UI Emoji" w:hAnsi="Segoe UI Emoji" w:cs="Segoe UI Emoji"/>
-          <w:lang w:val="en-US"/>
         </w:rPr>
         <w:t>👍</w:t>
       </w:r>
       <w:r>
         <w:rPr>
           <w:rFonts w:ascii="Roboto Mono" w:hAnsi="Roboto Mono"/>
-          <w:lang w:val="en-US"/>
         </w:rPr>
         <w:t xml:space="preserve"> Let’s extend the same </w:t>
       </w:r>
@@ -7407,14 +7847,12 @@
           <w:rFonts w:ascii="Roboto Mono" w:hAnsi="Roboto Mono"/>
           <w:b/>
           <w:bCs/>
-          <w:lang w:val="en-US"/>
         </w:rPr>
         <w:t>Age input (18–60 inclusive)</w:t>
       </w:r>
       <w:r>
         <w:rPr>
           <w:rFonts w:ascii="Roboto Mono" w:hAnsi="Roboto Mono"/>
-          <w:lang w:val="en-US"/>
         </w:rPr>
         <w:t xml:space="preserve"> example and show </w:t>
       </w:r>
@@ -7423,14 +7861,12 @@
           <w:rFonts w:ascii="Roboto Mono" w:hAnsi="Roboto Mono"/>
           <w:b/>
           <w:bCs/>
-          <w:lang w:val="en-US"/>
         </w:rPr>
         <w:t>coverage under different BVA variations</w:t>
       </w:r>
       <w:r>
         <w:rPr>
           <w:rFonts w:ascii="Roboto Mono" w:hAnsi="Roboto Mono"/>
-          <w:lang w:val="en-US"/>
         </w:rPr>
         <w:t>.</w:t>
       </w:r>
@@ -7439,15 +7875,13 @@
       <w:pPr>
         <w:rPr>
           <w:rFonts w:ascii="Roboto Mono" w:hAnsi="Roboto Mono"/>
-          <w:lang w:val="en-US"/>
-        </w:rPr>
-      </w:pPr>
-      <w:r>
-        <w:rPr>
-          <w:rFonts w:ascii="Roboto Mono" w:hAnsi="Roboto Mono"/>
-          <w:lang w:val="en-US"/>
-        </w:rPr>
-        <w:pict w14:anchorId="4BDFE926">
+        </w:rPr>
+      </w:pPr>
+      <w:r>
+        <w:rPr>
+          <w:rFonts w:ascii="Roboto Mono" w:hAnsi="Roboto Mono"/>
+        </w:rPr>
+        <w:pict w14:anchorId="1C6E39D9">
           <v:rect id="_x0000_i1052" style="width:0;height:1.5pt" o:hralign="center" o:hrstd="t" o:hr="t" fillcolor="#a0a0a0" stroked="f"/>
         </w:pict>
       </w:r>
@@ -7458,7 +7892,6 @@
           <w:rFonts w:ascii="Roboto Mono" w:hAnsi="Roboto Mono"/>
           <w:b/>
           <w:bCs/>
-          <w:lang w:val="en-US"/>
         </w:rPr>
       </w:pPr>
       <w:r>
@@ -7466,7 +7899,6 @@
           <w:rFonts w:ascii="Roboto Mono" w:hAnsi="Roboto Mono"/>
           <w:b/>
           <w:bCs/>
-          <w:lang w:val="en-US"/>
         </w:rPr>
         <w:t>1️</w:t>
       </w:r>
@@ -7475,7 +7907,6 @@
           <w:rFonts w:ascii="Segoe UI Symbol" w:hAnsi="Segoe UI Symbol" w:cs="Segoe UI Symbol"/>
           <w:b/>
           <w:bCs/>
-          <w:lang w:val="en-US"/>
         </w:rPr>
         <w:t>⃣</w:t>
       </w:r>
@@ -7484,7 +7915,6 @@
           <w:rFonts w:ascii="Roboto Mono" w:hAnsi="Roboto Mono"/>
           <w:b/>
           <w:bCs/>
-          <w:lang w:val="en-US"/>
         </w:rPr>
         <w:t xml:space="preserve"> Single Boundary Value Analysis (Single BVA)</w:t>
       </w:r>
@@ -7493,20 +7923,17 @@
       <w:pPr>
         <w:rPr>
           <w:rFonts w:ascii="Roboto Mono" w:hAnsi="Roboto Mono"/>
-          <w:lang w:val="en-US"/>
         </w:rPr>
       </w:pPr>
       <w:r>
         <w:rPr>
           <w:rFonts w:ascii="Segoe UI Emoji" w:hAnsi="Segoe UI Emoji" w:cs="Segoe UI Emoji"/>
-          <w:lang w:val="en-US"/>
         </w:rPr>
         <w:t>👉</w:t>
       </w:r>
       <w:r>
         <w:rPr>
           <w:rFonts w:ascii="Roboto Mono" w:hAnsi="Roboto Mono"/>
-          <w:lang w:val="en-US"/>
         </w:rPr>
         <w:t xml:space="preserve"> Only </w:t>
       </w:r>
@@ -7515,14 +7942,12 @@
           <w:rFonts w:ascii="Roboto Mono" w:hAnsi="Roboto Mono"/>
           <w:b/>
           <w:bCs/>
-          <w:lang w:val="en-US"/>
         </w:rPr>
         <w:t>one side</w:t>
       </w:r>
       <w:r>
         <w:rPr>
           <w:rFonts w:ascii="Roboto Mono" w:hAnsi="Roboto Mono"/>
-          <w:lang w:val="en-US"/>
         </w:rPr>
         <w:t xml:space="preserve"> of the range is tested (either lower or upper).</w:t>
       </w:r>
@@ -7533,15 +7958,14 @@
           <w:ilvl w:val="0"/>
           <w:numId w:val="25"/>
         </w:numPr>
-        <w:rPr>
-          <w:rFonts w:ascii="Roboto Mono" w:hAnsi="Roboto Mono"/>
-          <w:lang w:val="en-US"/>
-        </w:rPr>
-      </w:pPr>
-      <w:r>
-        <w:rPr>
-          <w:rFonts w:ascii="Roboto Mono" w:hAnsi="Roboto Mono"/>
-          <w:lang w:val="en-US"/>
+        <w:spacing w:after="0" w:line="276" w:lineRule="auto"/>
+        <w:rPr>
+          <w:rFonts w:ascii="Roboto Mono" w:hAnsi="Roboto Mono"/>
+        </w:rPr>
+      </w:pPr>
+      <w:r>
+        <w:rPr>
+          <w:rFonts w:ascii="Roboto Mono" w:hAnsi="Roboto Mono"/>
         </w:rPr>
         <w:t>Boundaries (choosing lower side): {18, 17}</w:t>
       </w:r>
@@ -7552,15 +7976,14 @@
           <w:ilvl w:val="0"/>
           <w:numId w:val="25"/>
         </w:numPr>
-        <w:rPr>
-          <w:rFonts w:ascii="Roboto Mono" w:hAnsi="Roboto Mono"/>
-          <w:lang w:val="en-US"/>
-        </w:rPr>
-      </w:pPr>
-      <w:r>
-        <w:rPr>
-          <w:rFonts w:ascii="Roboto Mono" w:hAnsi="Roboto Mono"/>
-          <w:lang w:val="en-US"/>
+        <w:spacing w:after="0" w:line="276" w:lineRule="auto"/>
+        <w:rPr>
+          <w:rFonts w:ascii="Roboto Mono" w:hAnsi="Roboto Mono"/>
+        </w:rPr>
+      </w:pPr>
+      <w:r>
+        <w:rPr>
+          <w:rFonts w:ascii="Roboto Mono" w:hAnsi="Roboto Mono"/>
         </w:rPr>
         <w:t>Total = 2 boundary values</w:t>
       </w:r>
@@ -7569,7 +7992,6 @@
       <w:pPr>
         <w:rPr>
           <w:rFonts w:ascii="Roboto Mono" w:hAnsi="Roboto Mono"/>
-          <w:lang w:val="en-US"/>
         </w:rPr>
       </w:pPr>
       <w:r>
@@ -7577,7 +7999,6 @@
           <w:rFonts w:ascii="Roboto Mono" w:hAnsi="Roboto Mono"/>
           <w:b/>
           <w:bCs/>
-          <w:lang w:val="en-US"/>
         </w:rPr>
         <w:t>Coverage Example:</w:t>
       </w:r>
@@ -7588,28 +8009,23 @@
           <w:ilvl w:val="0"/>
           <w:numId w:val="26"/>
         </w:numPr>
-        <w:rPr>
-          <w:rFonts w:ascii="Roboto Mono" w:hAnsi="Roboto Mono"/>
-          <w:lang w:val="en-US"/>
-        </w:rPr>
-      </w:pPr>
-      <w:r>
-        <w:rPr>
-          <w:rFonts w:ascii="Roboto Mono" w:hAnsi="Roboto Mono"/>
-          <w:lang w:val="en-US"/>
+        <w:spacing w:after="0" w:line="276" w:lineRule="auto"/>
+        <w:rPr>
+          <w:rFonts w:ascii="Roboto Mono" w:hAnsi="Roboto Mono"/>
+        </w:rPr>
+      </w:pPr>
+      <w:r>
+        <w:rPr>
+          <w:rFonts w:ascii="Roboto Mono" w:hAnsi="Roboto Mono"/>
         </w:rPr>
         <w:t xml:space="preserve">If you test {18 only} </w:t>
       </w:r>
       <w:r>
-        <w:rPr>
-          <w:lang w:val="en-US"/>
-        </w:rPr>
         <w:t>→</w:t>
       </w:r>
       <w:r>
         <w:rPr>
           <w:rFonts w:ascii="Roboto Mono" w:hAnsi="Roboto Mono"/>
-          <w:lang w:val="en-US"/>
         </w:rPr>
         <w:t xml:space="preserve"> 1/2 = </w:t>
       </w:r>
@@ -7618,7 +8034,6 @@
           <w:rFonts w:ascii="Roboto Mono" w:hAnsi="Roboto Mono"/>
           <w:b/>
           <w:bCs/>
-          <w:lang w:val="en-US"/>
         </w:rPr>
         <w:t>50% coverage</w:t>
       </w:r>
@@ -7629,28 +8044,23 @@
           <w:ilvl w:val="0"/>
           <w:numId w:val="26"/>
         </w:numPr>
-        <w:rPr>
-          <w:rFonts w:ascii="Roboto Mono" w:hAnsi="Roboto Mono"/>
-          <w:lang w:val="en-US"/>
-        </w:rPr>
-      </w:pPr>
-      <w:r>
-        <w:rPr>
-          <w:rFonts w:ascii="Roboto Mono" w:hAnsi="Roboto Mono"/>
-          <w:lang w:val="en-US"/>
+        <w:spacing w:after="0" w:line="276" w:lineRule="auto"/>
+        <w:rPr>
+          <w:rFonts w:ascii="Roboto Mono" w:hAnsi="Roboto Mono"/>
+        </w:rPr>
+      </w:pPr>
+      <w:r>
+        <w:rPr>
+          <w:rFonts w:ascii="Roboto Mono" w:hAnsi="Roboto Mono"/>
         </w:rPr>
         <w:t xml:space="preserve">If you test {18, 17} </w:t>
       </w:r>
       <w:r>
-        <w:rPr>
-          <w:lang w:val="en-US"/>
-        </w:rPr>
         <w:t>→</w:t>
       </w:r>
       <w:r>
         <w:rPr>
           <w:rFonts w:ascii="Roboto Mono" w:hAnsi="Roboto Mono"/>
-          <w:lang w:val="en-US"/>
         </w:rPr>
         <w:t xml:space="preserve"> 2/2 = </w:t>
       </w:r>
@@ -7659,7 +8069,6 @@
           <w:rFonts w:ascii="Roboto Mono" w:hAnsi="Roboto Mono"/>
           <w:b/>
           <w:bCs/>
-          <w:lang w:val="en-US"/>
         </w:rPr>
         <w:t>100% coverage</w:t>
       </w:r>
@@ -7668,16 +8077,13 @@
       <w:pPr>
         <w:rPr>
           <w:rFonts w:ascii="Roboto Mono" w:hAnsi="Roboto Mono"/>
-          <w:lang w:val="en-US"/>
-        </w:rPr>
-      </w:pPr>
-      <w:r>
-        <w:rPr>
-          <w:rFonts w:ascii="Roboto Mono" w:hAnsi="Roboto Mono"/>
-          <w:lang w:val="en-US"/>
-        </w:rPr>
-        <w:lastRenderedPageBreak/>
-        <w:pict w14:anchorId="68003E34">
+        </w:rPr>
+      </w:pPr>
+      <w:r>
+        <w:rPr>
+          <w:rFonts w:ascii="Roboto Mono" w:hAnsi="Roboto Mono"/>
+        </w:rPr>
+        <w:pict w14:anchorId="4BADF5A0">
           <v:rect id="_x0000_i1053" style="width:0;height:1.5pt" o:hralign="center" o:hrstd="t" o:hr="t" fillcolor="#a0a0a0" stroked="f"/>
         </w:pict>
       </w:r>
@@ -7688,7 +8094,6 @@
           <w:rFonts w:ascii="Roboto Mono" w:hAnsi="Roboto Mono"/>
           <w:b/>
           <w:bCs/>
-          <w:lang w:val="en-US"/>
         </w:rPr>
       </w:pPr>
       <w:r>
@@ -7696,7 +8101,6 @@
           <w:rFonts w:ascii="Roboto Mono" w:hAnsi="Roboto Mono"/>
           <w:b/>
           <w:bCs/>
-          <w:lang w:val="en-US"/>
         </w:rPr>
         <w:t>2️</w:t>
       </w:r>
@@ -7705,7 +8109,6 @@
           <w:rFonts w:ascii="Segoe UI Symbol" w:hAnsi="Segoe UI Symbol" w:cs="Segoe UI Symbol"/>
           <w:b/>
           <w:bCs/>
-          <w:lang w:val="en-US"/>
         </w:rPr>
         <w:t>⃣</w:t>
       </w:r>
@@ -7714,7 +8117,6 @@
           <w:rFonts w:ascii="Roboto Mono" w:hAnsi="Roboto Mono"/>
           <w:b/>
           <w:bCs/>
-          <w:lang w:val="en-US"/>
         </w:rPr>
         <w:t xml:space="preserve"> Double (Two-Sided) Boundary Value Analysis</w:t>
       </w:r>
@@ -7723,20 +8125,17 @@
       <w:pPr>
         <w:rPr>
           <w:rFonts w:ascii="Roboto Mono" w:hAnsi="Roboto Mono"/>
-          <w:lang w:val="en-US"/>
         </w:rPr>
       </w:pPr>
       <w:r>
         <w:rPr>
           <w:rFonts w:ascii="Segoe UI Emoji" w:hAnsi="Segoe UI Emoji" w:cs="Segoe UI Emoji"/>
-          <w:lang w:val="en-US"/>
         </w:rPr>
         <w:t>👉</w:t>
       </w:r>
       <w:r>
         <w:rPr>
           <w:rFonts w:ascii="Roboto Mono" w:hAnsi="Roboto Mono"/>
-          <w:lang w:val="en-US"/>
         </w:rPr>
         <w:t xml:space="preserve"> Both </w:t>
       </w:r>
@@ -7745,14 +8144,12 @@
           <w:rFonts w:ascii="Roboto Mono" w:hAnsi="Roboto Mono"/>
           <w:b/>
           <w:bCs/>
-          <w:lang w:val="en-US"/>
         </w:rPr>
         <w:t>lower and upper sides</w:t>
       </w:r>
       <w:r>
         <w:rPr>
           <w:rFonts w:ascii="Roboto Mono" w:hAnsi="Roboto Mono"/>
-          <w:lang w:val="en-US"/>
         </w:rPr>
         <w:t xml:space="preserve"> are tested.</w:t>
       </w:r>
@@ -7763,15 +8160,14 @@
           <w:ilvl w:val="0"/>
           <w:numId w:val="27"/>
         </w:numPr>
-        <w:rPr>
-          <w:rFonts w:ascii="Roboto Mono" w:hAnsi="Roboto Mono"/>
-          <w:lang w:val="en-US"/>
-        </w:rPr>
-      </w:pPr>
-      <w:r>
-        <w:rPr>
-          <w:rFonts w:ascii="Roboto Mono" w:hAnsi="Roboto Mono"/>
-          <w:lang w:val="en-US"/>
+        <w:spacing w:after="0" w:line="276" w:lineRule="auto"/>
+        <w:rPr>
+          <w:rFonts w:ascii="Roboto Mono" w:hAnsi="Roboto Mono"/>
+        </w:rPr>
+      </w:pPr>
+      <w:r>
+        <w:rPr>
+          <w:rFonts w:ascii="Roboto Mono" w:hAnsi="Roboto Mono"/>
         </w:rPr>
         <w:t>Boundaries: {18, 60, 17, 61}</w:t>
       </w:r>
@@ -7782,15 +8178,14 @@
           <w:ilvl w:val="0"/>
           <w:numId w:val="27"/>
         </w:numPr>
-        <w:rPr>
-          <w:rFonts w:ascii="Roboto Mono" w:hAnsi="Roboto Mono"/>
-          <w:lang w:val="en-US"/>
-        </w:rPr>
-      </w:pPr>
-      <w:r>
-        <w:rPr>
-          <w:rFonts w:ascii="Roboto Mono" w:hAnsi="Roboto Mono"/>
-          <w:lang w:val="en-US"/>
+        <w:spacing w:after="0" w:line="276" w:lineRule="auto"/>
+        <w:rPr>
+          <w:rFonts w:ascii="Roboto Mono" w:hAnsi="Roboto Mono"/>
+        </w:rPr>
+      </w:pPr>
+      <w:r>
+        <w:rPr>
+          <w:rFonts w:ascii="Roboto Mono" w:hAnsi="Roboto Mono"/>
         </w:rPr>
         <w:t>Total = 4 boundary values</w:t>
       </w:r>
@@ -7799,7 +8194,6 @@
       <w:pPr>
         <w:rPr>
           <w:rFonts w:ascii="Roboto Mono" w:hAnsi="Roboto Mono"/>
-          <w:lang w:val="en-US"/>
         </w:rPr>
       </w:pPr>
       <w:r>
@@ -7807,7 +8201,6 @@
           <w:rFonts w:ascii="Roboto Mono" w:hAnsi="Roboto Mono"/>
           <w:b/>
           <w:bCs/>
-          <w:lang w:val="en-US"/>
         </w:rPr>
         <w:t>Coverage Example:</w:t>
       </w:r>
@@ -7818,28 +8211,23 @@
           <w:ilvl w:val="0"/>
           <w:numId w:val="28"/>
         </w:numPr>
-        <w:rPr>
-          <w:rFonts w:ascii="Roboto Mono" w:hAnsi="Roboto Mono"/>
-          <w:lang w:val="en-US"/>
-        </w:rPr>
-      </w:pPr>
-      <w:r>
-        <w:rPr>
-          <w:rFonts w:ascii="Roboto Mono" w:hAnsi="Roboto Mono"/>
-          <w:lang w:val="en-US"/>
+        <w:spacing w:after="0" w:line="276" w:lineRule="auto"/>
+        <w:rPr>
+          <w:rFonts w:ascii="Roboto Mono" w:hAnsi="Roboto Mono"/>
+        </w:rPr>
+      </w:pPr>
+      <w:r>
+        <w:rPr>
+          <w:rFonts w:ascii="Roboto Mono" w:hAnsi="Roboto Mono"/>
         </w:rPr>
         <w:t xml:space="preserve">If you test {18, 60} </w:t>
       </w:r>
       <w:r>
-        <w:rPr>
-          <w:lang w:val="en-US"/>
-        </w:rPr>
         <w:t>→</w:t>
       </w:r>
       <w:r>
         <w:rPr>
           <w:rFonts w:ascii="Roboto Mono" w:hAnsi="Roboto Mono"/>
-          <w:lang w:val="en-US"/>
         </w:rPr>
         <w:t xml:space="preserve"> 2/4 = </w:t>
       </w:r>
@@ -7848,7 +8236,6 @@
           <w:rFonts w:ascii="Roboto Mono" w:hAnsi="Roboto Mono"/>
           <w:b/>
           <w:bCs/>
-          <w:lang w:val="en-US"/>
         </w:rPr>
         <w:t>50% coverage</w:t>
       </w:r>
@@ -7859,28 +8246,23 @@
           <w:ilvl w:val="0"/>
           <w:numId w:val="28"/>
         </w:numPr>
-        <w:rPr>
-          <w:rFonts w:ascii="Roboto Mono" w:hAnsi="Roboto Mono"/>
-          <w:lang w:val="en-US"/>
-        </w:rPr>
-      </w:pPr>
-      <w:r>
-        <w:rPr>
-          <w:rFonts w:ascii="Roboto Mono" w:hAnsi="Roboto Mono"/>
-          <w:lang w:val="en-US"/>
+        <w:spacing w:after="0" w:line="276" w:lineRule="auto"/>
+        <w:rPr>
+          <w:rFonts w:ascii="Roboto Mono" w:hAnsi="Roboto Mono"/>
+        </w:rPr>
+      </w:pPr>
+      <w:r>
+        <w:rPr>
+          <w:rFonts w:ascii="Roboto Mono" w:hAnsi="Roboto Mono"/>
         </w:rPr>
         <w:t xml:space="preserve">If you test {18, 60, 17, 61} </w:t>
       </w:r>
       <w:r>
-        <w:rPr>
-          <w:lang w:val="en-US"/>
-        </w:rPr>
         <w:t>→</w:t>
       </w:r>
       <w:r>
         <w:rPr>
           <w:rFonts w:ascii="Roboto Mono" w:hAnsi="Roboto Mono"/>
-          <w:lang w:val="en-US"/>
         </w:rPr>
         <w:t xml:space="preserve"> 4/4 = </w:t>
       </w:r>
@@ -7889,7 +8271,6 @@
           <w:rFonts w:ascii="Roboto Mono" w:hAnsi="Roboto Mono"/>
           <w:b/>
           <w:bCs/>
-          <w:lang w:val="en-US"/>
         </w:rPr>
         <w:t>100% coverage</w:t>
       </w:r>
@@ -7898,15 +8279,13 @@
       <w:pPr>
         <w:rPr>
           <w:rFonts w:ascii="Roboto Mono" w:hAnsi="Roboto Mono"/>
-          <w:lang w:val="en-US"/>
-        </w:rPr>
-      </w:pPr>
-      <w:r>
-        <w:rPr>
-          <w:rFonts w:ascii="Roboto Mono" w:hAnsi="Roboto Mono"/>
-          <w:lang w:val="en-US"/>
-        </w:rPr>
-        <w:pict w14:anchorId="6C5F4434">
+        </w:rPr>
+      </w:pPr>
+      <w:r>
+        <w:rPr>
+          <w:rFonts w:ascii="Roboto Mono" w:hAnsi="Roboto Mono"/>
+        </w:rPr>
+        <w:pict w14:anchorId="6BB4D303">
           <v:rect id="_x0000_i1054" style="width:0;height:1.5pt" o:hralign="center" o:hrstd="t" o:hr="t" fillcolor="#a0a0a0" stroked="f"/>
         </w:pict>
       </w:r>
@@ -7917,7 +8296,6 @@
           <w:rFonts w:ascii="Roboto Mono" w:hAnsi="Roboto Mono"/>
           <w:b/>
           <w:bCs/>
-          <w:lang w:val="en-US"/>
         </w:rPr>
       </w:pPr>
       <w:r>
@@ -7925,7 +8303,6 @@
           <w:rFonts w:ascii="Roboto Mono" w:hAnsi="Roboto Mono"/>
           <w:b/>
           <w:bCs/>
-          <w:lang w:val="en-US"/>
         </w:rPr>
         <w:t>3️</w:t>
       </w:r>
@@ -7934,7 +8311,6 @@
           <w:rFonts w:ascii="Segoe UI Symbol" w:hAnsi="Segoe UI Symbol" w:cs="Segoe UI Symbol"/>
           <w:b/>
           <w:bCs/>
-          <w:lang w:val="en-US"/>
         </w:rPr>
         <w:t>⃣</w:t>
       </w:r>
@@ -7943,7 +8319,6 @@
           <w:rFonts w:ascii="Roboto Mono" w:hAnsi="Roboto Mono"/>
           <w:b/>
           <w:bCs/>
-          <w:lang w:val="en-US"/>
         </w:rPr>
         <w:t xml:space="preserve"> Robust Boundary Value Analysis</w:t>
       </w:r>
@@ -7952,20 +8327,17 @@
       <w:pPr>
         <w:rPr>
           <w:rFonts w:ascii="Roboto Mono" w:hAnsi="Roboto Mono"/>
-          <w:lang w:val="en-US"/>
         </w:rPr>
       </w:pPr>
       <w:r>
         <w:rPr>
           <w:rFonts w:ascii="Segoe UI Emoji" w:hAnsi="Segoe UI Emoji" w:cs="Segoe UI Emoji"/>
-          <w:lang w:val="en-US"/>
         </w:rPr>
         <w:t>👉</w:t>
       </w:r>
       <w:r>
         <w:rPr>
           <w:rFonts w:ascii="Roboto Mono" w:hAnsi="Roboto Mono"/>
-          <w:lang w:val="en-US"/>
         </w:rPr>
         <w:t xml:space="preserve"> Same as Double BVA </w:t>
       </w:r>
@@ -7974,14 +8346,12 @@
           <w:rFonts w:ascii="Roboto Mono" w:hAnsi="Roboto Mono"/>
           <w:b/>
           <w:bCs/>
-          <w:lang w:val="en-US"/>
         </w:rPr>
         <w:t>plus invalid values just outside the range</w:t>
       </w:r>
       <w:r>
         <w:rPr>
           <w:rFonts w:ascii="Roboto Mono" w:hAnsi="Roboto Mono"/>
-          <w:lang w:val="en-US"/>
         </w:rPr>
         <w:t>.</w:t>
       </w:r>
@@ -7992,15 +8362,14 @@
           <w:ilvl w:val="0"/>
           <w:numId w:val="29"/>
         </w:numPr>
-        <w:rPr>
-          <w:rFonts w:ascii="Roboto Mono" w:hAnsi="Roboto Mono"/>
-          <w:lang w:val="en-US"/>
-        </w:rPr>
-      </w:pPr>
-      <w:r>
-        <w:rPr>
-          <w:rFonts w:ascii="Roboto Mono" w:hAnsi="Roboto Mono"/>
-          <w:lang w:val="en-US"/>
+        <w:spacing w:after="0" w:line="276" w:lineRule="auto"/>
+        <w:rPr>
+          <w:rFonts w:ascii="Roboto Mono" w:hAnsi="Roboto Mono"/>
+        </w:rPr>
+      </w:pPr>
+      <w:r>
+        <w:rPr>
+          <w:rFonts w:ascii="Roboto Mono" w:hAnsi="Roboto Mono"/>
         </w:rPr>
         <w:t>Boundaries: {18, 60, 17, 61} (already includes invalids)</w:t>
       </w:r>
@@ -8011,15 +8380,14 @@
           <w:ilvl w:val="0"/>
           <w:numId w:val="29"/>
         </w:numPr>
-        <w:rPr>
-          <w:rFonts w:ascii="Roboto Mono" w:hAnsi="Roboto Mono"/>
-          <w:lang w:val="en-US"/>
-        </w:rPr>
-      </w:pPr>
-      <w:r>
-        <w:rPr>
-          <w:rFonts w:ascii="Roboto Mono" w:hAnsi="Roboto Mono"/>
-          <w:lang w:val="en-US"/>
+        <w:spacing w:after="0" w:line="276" w:lineRule="auto"/>
+        <w:rPr>
+          <w:rFonts w:ascii="Roboto Mono" w:hAnsi="Roboto Mono"/>
+        </w:rPr>
+      </w:pPr>
+      <w:r>
+        <w:rPr>
+          <w:rFonts w:ascii="Roboto Mono" w:hAnsi="Roboto Mono"/>
         </w:rPr>
         <w:t>Sometimes extended further (e.g., adding 16, 62 if “robust” means further outside).</w:t>
       </w:r>
@@ -8028,7 +8396,6 @@
       <w:pPr>
         <w:rPr>
           <w:rFonts w:ascii="Roboto Mono" w:hAnsi="Roboto Mono"/>
-          <w:lang w:val="en-US"/>
         </w:rPr>
       </w:pPr>
       <w:r>
@@ -8036,7 +8403,6 @@
           <w:rFonts w:ascii="Roboto Mono" w:hAnsi="Roboto Mono"/>
           <w:b/>
           <w:bCs/>
-          <w:lang w:val="en-US"/>
         </w:rPr>
         <w:t>Coverage Example:</w:t>
       </w:r>
@@ -8047,28 +8413,23 @@
           <w:ilvl w:val="0"/>
           <w:numId w:val="30"/>
         </w:numPr>
-        <w:rPr>
-          <w:rFonts w:ascii="Roboto Mono" w:hAnsi="Roboto Mono"/>
-          <w:lang w:val="en-US"/>
-        </w:rPr>
-      </w:pPr>
-      <w:r>
-        <w:rPr>
-          <w:rFonts w:ascii="Roboto Mono" w:hAnsi="Roboto Mono"/>
-          <w:lang w:val="en-US"/>
+        <w:spacing w:after="0" w:line="276" w:lineRule="auto"/>
+        <w:rPr>
+          <w:rFonts w:ascii="Roboto Mono" w:hAnsi="Roboto Mono"/>
+        </w:rPr>
+      </w:pPr>
+      <w:r>
+        <w:rPr>
+          <w:rFonts w:ascii="Roboto Mono" w:hAnsi="Roboto Mono"/>
         </w:rPr>
         <w:t xml:space="preserve">If only 18 and 60 tested </w:t>
       </w:r>
       <w:r>
-        <w:rPr>
-          <w:lang w:val="en-US"/>
-        </w:rPr>
         <w:t>→</w:t>
       </w:r>
       <w:r>
         <w:rPr>
           <w:rFonts w:ascii="Roboto Mono" w:hAnsi="Roboto Mono"/>
-          <w:lang w:val="en-US"/>
         </w:rPr>
         <w:t xml:space="preserve"> partial coverage</w:t>
       </w:r>
@@ -8079,28 +8440,23 @@
           <w:ilvl w:val="0"/>
           <w:numId w:val="30"/>
         </w:numPr>
-        <w:rPr>
-          <w:rFonts w:ascii="Roboto Mono" w:hAnsi="Roboto Mono"/>
-          <w:lang w:val="en-US"/>
-        </w:rPr>
-      </w:pPr>
-      <w:r>
-        <w:rPr>
-          <w:rFonts w:ascii="Roboto Mono" w:hAnsi="Roboto Mono"/>
-          <w:lang w:val="en-US"/>
+        <w:spacing w:after="0" w:line="276" w:lineRule="auto"/>
+        <w:rPr>
+          <w:rFonts w:ascii="Roboto Mono" w:hAnsi="Roboto Mono"/>
+        </w:rPr>
+      </w:pPr>
+      <w:r>
+        <w:rPr>
+          <w:rFonts w:ascii="Roboto Mono" w:hAnsi="Roboto Mono"/>
         </w:rPr>
         <w:t xml:space="preserve">If all {17, 18, 60, 61} tested </w:t>
       </w:r>
       <w:r>
-        <w:rPr>
-          <w:lang w:val="en-US"/>
-        </w:rPr>
         <w:t>→</w:t>
       </w:r>
       <w:r>
         <w:rPr>
           <w:rFonts w:ascii="Roboto Mono" w:hAnsi="Roboto Mono"/>
-          <w:lang w:val="en-US"/>
         </w:rPr>
         <w:t xml:space="preserve"> 100% coverage</w:t>
       </w:r>
@@ -8109,15 +8465,13 @@
       <w:pPr>
         <w:rPr>
           <w:rFonts w:ascii="Roboto Mono" w:hAnsi="Roboto Mono"/>
-          <w:lang w:val="en-US"/>
-        </w:rPr>
-      </w:pPr>
-      <w:r>
-        <w:rPr>
-          <w:rFonts w:ascii="Roboto Mono" w:hAnsi="Roboto Mono"/>
-          <w:lang w:val="en-US"/>
-        </w:rPr>
-        <w:pict w14:anchorId="1DC86DA3">
+        </w:rPr>
+      </w:pPr>
+      <w:r>
+        <w:rPr>
+          <w:rFonts w:ascii="Roboto Mono" w:hAnsi="Roboto Mono"/>
+        </w:rPr>
+        <w:pict w14:anchorId="13101CC5">
           <v:rect id="_x0000_i1055" style="width:0;height:1.5pt" o:hralign="center" o:hrstd="t" o:hr="t" fillcolor="#a0a0a0" stroked="f"/>
         </w:pict>
       </w:r>
@@ -8128,7 +8482,6 @@
           <w:rFonts w:ascii="Roboto Mono" w:hAnsi="Roboto Mono"/>
           <w:b/>
           <w:bCs/>
-          <w:lang w:val="en-US"/>
         </w:rPr>
       </w:pPr>
       <w:r>
@@ -8136,7 +8489,6 @@
           <w:rFonts w:ascii="Roboto Mono" w:hAnsi="Roboto Mono"/>
           <w:b/>
           <w:bCs/>
-          <w:lang w:val="en-US"/>
         </w:rPr>
         <w:t>4️</w:t>
       </w:r>
@@ -8145,7 +8497,6 @@
           <w:rFonts w:ascii="Segoe UI Symbol" w:hAnsi="Segoe UI Symbol" w:cs="Segoe UI Symbol"/>
           <w:b/>
           <w:bCs/>
-          <w:lang w:val="en-US"/>
         </w:rPr>
         <w:t>⃣</w:t>
       </w:r>
@@ -8154,7 +8505,6 @@
           <w:rFonts w:ascii="Roboto Mono" w:hAnsi="Roboto Mono"/>
           <w:b/>
           <w:bCs/>
-          <w:lang w:val="en-US"/>
         </w:rPr>
         <w:t xml:space="preserve"> Value-Count Variations (2-Value / 3-Value)</w:t>
       </w:r>
@@ -8163,20 +8513,17 @@
       <w:pPr>
         <w:rPr>
           <w:rFonts w:ascii="Roboto Mono" w:hAnsi="Roboto Mono"/>
-          <w:lang w:val="en-US"/>
         </w:rPr>
       </w:pPr>
       <w:r>
         <w:rPr>
           <w:rFonts w:ascii="Segoe UI Emoji" w:hAnsi="Segoe UI Emoji" w:cs="Segoe UI Emoji"/>
-          <w:lang w:val="en-US"/>
         </w:rPr>
         <w:t>👉</w:t>
       </w:r>
       <w:r>
         <w:rPr>
           <w:rFonts w:ascii="Roboto Mono" w:hAnsi="Roboto Mono"/>
-          <w:lang w:val="en-US"/>
         </w:rPr>
         <w:t xml:space="preserve"> Number of test values taken </w:t>
       </w:r>
@@ -8185,14 +8532,12 @@
           <w:rFonts w:ascii="Roboto Mono" w:hAnsi="Roboto Mono"/>
           <w:b/>
           <w:bCs/>
-          <w:lang w:val="en-US"/>
         </w:rPr>
         <w:t>at each boundary</w:t>
       </w:r>
       <w:r>
         <w:rPr>
           <w:rFonts w:ascii="Roboto Mono" w:hAnsi="Roboto Mono"/>
-          <w:lang w:val="en-US"/>
         </w:rPr>
         <w:t>.</w:t>
       </w:r>
@@ -8203,9 +8548,9 @@
           <w:ilvl w:val="0"/>
           <w:numId w:val="31"/>
         </w:numPr>
-        <w:rPr>
-          <w:rFonts w:ascii="Roboto Mono" w:hAnsi="Roboto Mono"/>
-          <w:lang w:val="en-US"/>
+        <w:spacing w:after="0" w:line="276" w:lineRule="auto"/>
+        <w:rPr>
+          <w:rFonts w:ascii="Roboto Mono" w:hAnsi="Roboto Mono"/>
         </w:rPr>
       </w:pPr>
       <w:r>
@@ -8213,27 +8558,21 @@
           <w:rFonts w:ascii="Roboto Mono" w:hAnsi="Roboto Mono"/>
           <w:b/>
           <w:bCs/>
-          <w:lang w:val="en-US"/>
         </w:rPr>
         <w:t>2-Value</w:t>
       </w:r>
       <w:r>
         <w:rPr>
           <w:rFonts w:ascii="Roboto Mono" w:hAnsi="Roboto Mono"/>
-          <w:lang w:val="en-US"/>
         </w:rPr>
         <w:t xml:space="preserve"> </w:t>
       </w:r>
       <w:r>
-        <w:rPr>
-          <w:lang w:val="en-US"/>
-        </w:rPr>
         <w:t>→</w:t>
       </w:r>
       <w:r>
         <w:rPr>
           <w:rFonts w:ascii="Roboto Mono" w:hAnsi="Roboto Mono"/>
-          <w:lang w:val="en-US"/>
         </w:rPr>
         <w:t xml:space="preserve"> One valid + one invalid at each boundary</w:t>
       </w:r>
@@ -8244,15 +8583,14 @@
           <w:ilvl w:val="1"/>
           <w:numId w:val="31"/>
         </w:numPr>
-        <w:rPr>
-          <w:rFonts w:ascii="Roboto Mono" w:hAnsi="Roboto Mono"/>
-          <w:lang w:val="en-US"/>
-        </w:rPr>
-      </w:pPr>
-      <w:r>
-        <w:rPr>
-          <w:rFonts w:ascii="Roboto Mono" w:hAnsi="Roboto Mono"/>
-          <w:lang w:val="en-US"/>
+        <w:spacing w:after="0" w:line="276" w:lineRule="auto"/>
+        <w:rPr>
+          <w:rFonts w:ascii="Roboto Mono" w:hAnsi="Roboto Mono"/>
+        </w:rPr>
+      </w:pPr>
+      <w:r>
+        <w:rPr>
+          <w:rFonts w:ascii="Roboto Mono" w:hAnsi="Roboto Mono"/>
         </w:rPr>
         <w:t>Lower side: {17, 18}</w:t>
       </w:r>
@@ -8263,15 +8601,14 @@
           <w:ilvl w:val="1"/>
           <w:numId w:val="31"/>
         </w:numPr>
-        <w:rPr>
-          <w:rFonts w:ascii="Roboto Mono" w:hAnsi="Roboto Mono"/>
-          <w:lang w:val="en-US"/>
-        </w:rPr>
-      </w:pPr>
-      <w:r>
-        <w:rPr>
-          <w:rFonts w:ascii="Roboto Mono" w:hAnsi="Roboto Mono"/>
-          <w:lang w:val="en-US"/>
+        <w:spacing w:after="0" w:line="276" w:lineRule="auto"/>
+        <w:rPr>
+          <w:rFonts w:ascii="Roboto Mono" w:hAnsi="Roboto Mono"/>
+        </w:rPr>
+      </w:pPr>
+      <w:r>
+        <w:rPr>
+          <w:rFonts w:ascii="Roboto Mono" w:hAnsi="Roboto Mono"/>
         </w:rPr>
         <w:t>Upper side: {60, 61}</w:t>
       </w:r>
@@ -8282,15 +8619,14 @@
           <w:ilvl w:val="1"/>
           <w:numId w:val="31"/>
         </w:numPr>
-        <w:rPr>
-          <w:rFonts w:ascii="Roboto Mono" w:hAnsi="Roboto Mono"/>
-          <w:lang w:val="en-US"/>
-        </w:rPr>
-      </w:pPr>
-      <w:r>
-        <w:rPr>
-          <w:rFonts w:ascii="Roboto Mono" w:hAnsi="Roboto Mono"/>
-          <w:lang w:val="en-US"/>
+        <w:spacing w:after="0" w:line="276" w:lineRule="auto"/>
+        <w:rPr>
+          <w:rFonts w:ascii="Roboto Mono" w:hAnsi="Roboto Mono"/>
+        </w:rPr>
+      </w:pPr>
+      <w:r>
+        <w:rPr>
+          <w:rFonts w:ascii="Roboto Mono" w:hAnsi="Roboto Mono"/>
         </w:rPr>
         <w:t>Total = 4 values</w:t>
       </w:r>
@@ -8301,9 +8637,9 @@
           <w:ilvl w:val="0"/>
           <w:numId w:val="31"/>
         </w:numPr>
-        <w:rPr>
-          <w:rFonts w:ascii="Roboto Mono" w:hAnsi="Roboto Mono"/>
-          <w:lang w:val="en-US"/>
+        <w:spacing w:after="0" w:line="276" w:lineRule="auto"/>
+        <w:rPr>
+          <w:rFonts w:ascii="Roboto Mono" w:hAnsi="Roboto Mono"/>
         </w:rPr>
       </w:pPr>
       <w:r>
@@ -8311,27 +8647,21 @@
           <w:rFonts w:ascii="Roboto Mono" w:hAnsi="Roboto Mono"/>
           <w:b/>
           <w:bCs/>
-          <w:lang w:val="en-US"/>
         </w:rPr>
         <w:t>3-Value</w:t>
       </w:r>
       <w:r>
         <w:rPr>
           <w:rFonts w:ascii="Roboto Mono" w:hAnsi="Roboto Mono"/>
-          <w:lang w:val="en-US"/>
         </w:rPr>
         <w:t xml:space="preserve"> </w:t>
       </w:r>
       <w:r>
-        <w:rPr>
-          <w:lang w:val="en-US"/>
-        </w:rPr>
         <w:t>→</w:t>
       </w:r>
       <w:r>
         <w:rPr>
           <w:rFonts w:ascii="Roboto Mono" w:hAnsi="Roboto Mono"/>
-          <w:lang w:val="en-US"/>
         </w:rPr>
         <w:t xml:space="preserve"> One just below, one at, and one just above</w:t>
       </w:r>
@@ -8342,15 +8672,14 @@
           <w:ilvl w:val="1"/>
           <w:numId w:val="31"/>
         </w:numPr>
-        <w:rPr>
-          <w:rFonts w:ascii="Roboto Mono" w:hAnsi="Roboto Mono"/>
-          <w:lang w:val="en-US"/>
-        </w:rPr>
-      </w:pPr>
-      <w:r>
-        <w:rPr>
-          <w:rFonts w:ascii="Roboto Mono" w:hAnsi="Roboto Mono"/>
-          <w:lang w:val="en-US"/>
+        <w:spacing w:after="0" w:line="276" w:lineRule="auto"/>
+        <w:rPr>
+          <w:rFonts w:ascii="Roboto Mono" w:hAnsi="Roboto Mono"/>
+        </w:rPr>
+      </w:pPr>
+      <w:r>
+        <w:rPr>
+          <w:rFonts w:ascii="Roboto Mono" w:hAnsi="Roboto Mono"/>
         </w:rPr>
         <w:t>Lower side: {17, 18, 19}</w:t>
       </w:r>
@@ -8361,15 +8690,14 @@
           <w:ilvl w:val="1"/>
           <w:numId w:val="31"/>
         </w:numPr>
-        <w:rPr>
-          <w:rFonts w:ascii="Roboto Mono" w:hAnsi="Roboto Mono"/>
-          <w:lang w:val="en-US"/>
-        </w:rPr>
-      </w:pPr>
-      <w:r>
-        <w:rPr>
-          <w:rFonts w:ascii="Roboto Mono" w:hAnsi="Roboto Mono"/>
-          <w:lang w:val="en-US"/>
+        <w:spacing w:after="0" w:line="276" w:lineRule="auto"/>
+        <w:rPr>
+          <w:rFonts w:ascii="Roboto Mono" w:hAnsi="Roboto Mono"/>
+        </w:rPr>
+      </w:pPr>
+      <w:r>
+        <w:rPr>
+          <w:rFonts w:ascii="Roboto Mono" w:hAnsi="Roboto Mono"/>
         </w:rPr>
         <w:t>Upper side: {59, 60, 61}</w:t>
       </w:r>
@@ -8380,15 +8708,14 @@
           <w:ilvl w:val="1"/>
           <w:numId w:val="31"/>
         </w:numPr>
-        <w:rPr>
-          <w:rFonts w:ascii="Roboto Mono" w:hAnsi="Roboto Mono"/>
-          <w:lang w:val="en-US"/>
-        </w:rPr>
-      </w:pPr>
-      <w:r>
-        <w:rPr>
-          <w:rFonts w:ascii="Roboto Mono" w:hAnsi="Roboto Mono"/>
-          <w:lang w:val="en-US"/>
+        <w:spacing w:after="0" w:line="276" w:lineRule="auto"/>
+        <w:rPr>
+          <w:rFonts w:ascii="Roboto Mono" w:hAnsi="Roboto Mono"/>
+        </w:rPr>
+      </w:pPr>
+      <w:r>
+        <w:rPr>
+          <w:rFonts w:ascii="Roboto Mono" w:hAnsi="Roboto Mono"/>
         </w:rPr>
         <w:t>Total = 6 values</w:t>
       </w:r>
@@ -8397,7 +8724,6 @@
       <w:pPr>
         <w:rPr>
           <w:rFonts w:ascii="Roboto Mono" w:hAnsi="Roboto Mono"/>
-          <w:lang w:val="en-US"/>
         </w:rPr>
       </w:pPr>
       <w:r>
@@ -8405,7 +8731,6 @@
           <w:rFonts w:ascii="Roboto Mono" w:hAnsi="Roboto Mono"/>
           <w:b/>
           <w:bCs/>
-          <w:lang w:val="en-US"/>
         </w:rPr>
         <w:t>Coverage Example:</w:t>
       </w:r>
@@ -8416,28 +8741,23 @@
           <w:ilvl w:val="0"/>
           <w:numId w:val="32"/>
         </w:numPr>
-        <w:rPr>
-          <w:rFonts w:ascii="Roboto Mono" w:hAnsi="Roboto Mono"/>
-          <w:lang w:val="en-US"/>
-        </w:rPr>
-      </w:pPr>
-      <w:r>
-        <w:rPr>
-          <w:rFonts w:ascii="Roboto Mono" w:hAnsi="Roboto Mono"/>
-          <w:lang w:val="en-US"/>
+        <w:spacing w:after="0" w:line="276" w:lineRule="auto"/>
+        <w:rPr>
+          <w:rFonts w:ascii="Roboto Mono" w:hAnsi="Roboto Mono"/>
+        </w:rPr>
+      </w:pPr>
+      <w:r>
+        <w:rPr>
+          <w:rFonts w:ascii="Roboto Mono" w:hAnsi="Roboto Mono"/>
         </w:rPr>
         <w:t xml:space="preserve">2-Value </w:t>
       </w:r>
       <w:r>
-        <w:rPr>
-          <w:lang w:val="en-US"/>
-        </w:rPr>
         <w:t>→</w:t>
       </w:r>
       <w:r>
         <w:rPr>
           <w:rFonts w:ascii="Roboto Mono" w:hAnsi="Roboto Mono"/>
-          <w:lang w:val="en-US"/>
         </w:rPr>
         <w:t xml:space="preserve"> 4 values; coverage = tested / 4</w:t>
       </w:r>
@@ -8448,28 +8768,23 @@
           <w:ilvl w:val="0"/>
           <w:numId w:val="32"/>
         </w:numPr>
-        <w:rPr>
-          <w:rFonts w:ascii="Roboto Mono" w:hAnsi="Roboto Mono"/>
-          <w:lang w:val="en-US"/>
-        </w:rPr>
-      </w:pPr>
-      <w:r>
-        <w:rPr>
-          <w:rFonts w:ascii="Roboto Mono" w:hAnsi="Roboto Mono"/>
-          <w:lang w:val="en-US"/>
+        <w:spacing w:after="0" w:line="276" w:lineRule="auto"/>
+        <w:rPr>
+          <w:rFonts w:ascii="Roboto Mono" w:hAnsi="Roboto Mono"/>
+        </w:rPr>
+      </w:pPr>
+      <w:r>
+        <w:rPr>
+          <w:rFonts w:ascii="Roboto Mono" w:hAnsi="Roboto Mono"/>
         </w:rPr>
         <w:t xml:space="preserve">3-Value </w:t>
       </w:r>
       <w:r>
-        <w:rPr>
-          <w:lang w:val="en-US"/>
-        </w:rPr>
         <w:t>→</w:t>
       </w:r>
       <w:r>
         <w:rPr>
           <w:rFonts w:ascii="Roboto Mono" w:hAnsi="Roboto Mono"/>
-          <w:lang w:val="en-US"/>
         </w:rPr>
         <w:t xml:space="preserve"> 6 values; coverage = tested / 6</w:t>
       </w:r>
@@ -8478,15 +8793,13 @@
       <w:pPr>
         <w:rPr>
           <w:rFonts w:ascii="Roboto Mono" w:hAnsi="Roboto Mono"/>
-          <w:lang w:val="en-US"/>
-        </w:rPr>
-      </w:pPr>
-      <w:r>
-        <w:rPr>
-          <w:rFonts w:ascii="Roboto Mono" w:hAnsi="Roboto Mono"/>
-          <w:lang w:val="en-US"/>
-        </w:rPr>
-        <w:pict w14:anchorId="2D22CBAD">
+        </w:rPr>
+      </w:pPr>
+      <w:r>
+        <w:rPr>
+          <w:rFonts w:ascii="Roboto Mono" w:hAnsi="Roboto Mono"/>
+        </w:rPr>
+        <w:pict w14:anchorId="6C2C5CA6">
           <v:rect id="_x0000_i1056" style="width:0;height:1.5pt" o:hralign="center" o:hrstd="t" o:hr="t" fillcolor="#a0a0a0" stroked="f"/>
         </w:pict>
       </w:r>
@@ -8495,20 +8808,17 @@
       <w:pPr>
         <w:rPr>
           <w:rFonts w:ascii="Roboto Mono" w:hAnsi="Roboto Mono"/>
-          <w:lang w:val="en-US"/>
         </w:rPr>
       </w:pPr>
       <w:r>
         <w:rPr>
           <w:rFonts w:ascii="Segoe UI Emoji" w:hAnsi="Segoe UI Emoji" w:cs="Segoe UI Emoji"/>
-          <w:lang w:val="en-US"/>
         </w:rPr>
         <w:t>✅</w:t>
       </w:r>
       <w:r>
         <w:rPr>
           <w:rFonts w:ascii="Roboto Mono" w:hAnsi="Roboto Mono"/>
-          <w:lang w:val="en-US"/>
         </w:rPr>
         <w:t xml:space="preserve"> So, the coverage depends on </w:t>
       </w:r>
@@ -8517,14 +8827,12 @@
           <w:rFonts w:ascii="Roboto Mono" w:hAnsi="Roboto Mono"/>
           <w:b/>
           <w:bCs/>
-          <w:lang w:val="en-US"/>
         </w:rPr>
         <w:t>which variation of BVA you apply</w:t>
       </w:r>
       <w:r>
         <w:rPr>
           <w:rFonts w:ascii="Roboto Mono" w:hAnsi="Roboto Mono"/>
-          <w:lang w:val="en-US"/>
         </w:rPr>
         <w:t xml:space="preserve"> and how many boundaries you include in your test set.</w:t>
       </w:r>
@@ -8533,15 +8841,13 @@
       <w:pPr>
         <w:rPr>
           <w:rFonts w:ascii="Roboto Mono" w:hAnsi="Roboto Mono"/>
-          <w:lang w:val="en-US"/>
-        </w:rPr>
-      </w:pPr>
-      <w:r>
-        <w:rPr>
-          <w:rFonts w:ascii="Roboto Mono" w:hAnsi="Roboto Mono"/>
-          <w:lang w:val="en-US"/>
-        </w:rPr>
-        <w:pict w14:anchorId="2AEC6DF0">
+        </w:rPr>
+      </w:pPr>
+      <w:r>
+        <w:rPr>
+          <w:rFonts w:ascii="Roboto Mono" w:hAnsi="Roboto Mono"/>
+        </w:rPr>
+        <w:pict w14:anchorId="7CEB3726">
           <v:rect id="_x0000_i1057" style="width:0;height:1.5pt" o:hralign="center" o:hrstd="t" o:hr="t" fillcolor="#a0a0a0" stroked="f"/>
         </w:pict>
       </w:r>
@@ -8550,16 +8856,16 @@
       <w:pPr>
         <w:rPr>
           <w:rFonts w:ascii="Roboto Mono" w:hAnsi="Roboto Mono"/>
-          <w:lang w:val="en-US"/>
-        </w:rPr>
-      </w:pPr>
-    </w:p>
+        </w:rPr>
+      </w:pPr>
+    </w:p>
+    <w:p/>
     <w:p/>
     <w:sectPr>
       <w:pgSz w:w="12240" w:h="15840"/>
       <w:pgMar w:top="1440" w:right="1440" w:bottom="1440" w:left="1440" w:header="720" w:footer="720" w:gutter="0"/>
-      <w:pgNumType w:start="1"/>
       <w:cols w:space="720"/>
+      <w:docGrid w:linePitch="360"/>
     </w:sectPr>
   </w:body>
 </w:document>
@@ -13294,18 +13600,6 @@
   <w:style w:type="paragraph" w:default="1" w:styleId="Normal">
     <w:name w:val="Normal"/>
     <w:qFormat/>
-    <w:rsid w:val="006B6389"/>
-    <w:pPr>
-      <w:spacing w:after="0" w:line="276" w:lineRule="auto"/>
-    </w:pPr>
-    <w:rPr>
-      <w:rFonts w:ascii="Arial" w:eastAsia="Arial" w:hAnsi="Arial" w:cs="Arial"/>
-      <w:kern w:val="0"/>
-      <w:sz w:val="22"/>
-      <w:szCs w:val="22"/>
-      <w:lang w:val="en"/>
-      <w14:ligatures w14:val="none"/>
-    </w:rPr>
   </w:style>
   <w:style w:type="paragraph" w:styleId="Heading1">
     <w:name w:val="heading 1"/>
@@ -13314,7 +13608,7 @@
     <w:link w:val="Heading1Char"/>
     <w:uiPriority w:val="9"/>
     <w:qFormat/>
-    <w:rsid w:val="00D9673F"/>
+    <w:rsid w:val="00116095"/>
     <w:pPr>
       <w:keepNext/>
       <w:keepLines/>
@@ -13336,7 +13630,7 @@
     <w:uiPriority w:val="9"/>
     <w:unhideWhenUsed/>
     <w:qFormat/>
-    <w:rsid w:val="00D9673F"/>
+    <w:rsid w:val="00116095"/>
     <w:pPr>
       <w:keepNext/>
       <w:keepLines/>
@@ -13358,7 +13652,7 @@
     <w:uiPriority w:val="9"/>
     <w:unhideWhenUsed/>
     <w:qFormat/>
-    <w:rsid w:val="00D9673F"/>
+    <w:rsid w:val="00116095"/>
     <w:pPr>
       <w:keepNext/>
       <w:keepLines/>
@@ -13380,7 +13674,7 @@
     <w:uiPriority w:val="9"/>
     <w:unhideWhenUsed/>
     <w:qFormat/>
-    <w:rsid w:val="00D9673F"/>
+    <w:rsid w:val="00116095"/>
     <w:pPr>
       <w:keepNext/>
       <w:keepLines/>
@@ -13402,7 +13696,7 @@
     <w:uiPriority w:val="9"/>
     <w:unhideWhenUsed/>
     <w:qFormat/>
-    <w:rsid w:val="00D9673F"/>
+    <w:rsid w:val="00116095"/>
     <w:pPr>
       <w:keepNext/>
       <w:keepLines/>
@@ -13422,11 +13716,11 @@
     <w:uiPriority w:val="9"/>
     <w:unhideWhenUsed/>
     <w:qFormat/>
-    <w:rsid w:val="00D9673F"/>
+    <w:rsid w:val="00116095"/>
     <w:pPr>
       <w:keepNext/>
       <w:keepLines/>
-      <w:spacing w:before="40"/>
+      <w:spacing w:before="40" w:after="0"/>
       <w:outlineLvl w:val="5"/>
     </w:pPr>
     <w:rPr>
@@ -13445,11 +13739,11 @@
     <w:semiHidden/>
     <w:unhideWhenUsed/>
     <w:qFormat/>
-    <w:rsid w:val="00D9673F"/>
+    <w:rsid w:val="00116095"/>
     <w:pPr>
       <w:keepNext/>
       <w:keepLines/>
-      <w:spacing w:before="40"/>
+      <w:spacing w:before="40" w:after="0"/>
       <w:outlineLvl w:val="6"/>
     </w:pPr>
     <w:rPr>
@@ -13466,10 +13760,11 @@
     <w:semiHidden/>
     <w:unhideWhenUsed/>
     <w:qFormat/>
-    <w:rsid w:val="00D9673F"/>
+    <w:rsid w:val="00116095"/>
     <w:pPr>
       <w:keepNext/>
       <w:keepLines/>
+      <w:spacing w:after="0"/>
       <w:outlineLvl w:val="7"/>
     </w:pPr>
     <w:rPr>
@@ -13488,10 +13783,11 @@
     <w:semiHidden/>
     <w:unhideWhenUsed/>
     <w:qFormat/>
-    <w:rsid w:val="00D9673F"/>
+    <w:rsid w:val="00116095"/>
     <w:pPr>
       <w:keepNext/>
       <w:keepLines/>
+      <w:spacing w:after="0"/>
       <w:outlineLvl w:val="8"/>
     </w:pPr>
     <w:rPr>
@@ -13531,7 +13827,7 @@
     <w:basedOn w:val="DefaultParagraphFont"/>
     <w:link w:val="Heading1"/>
     <w:uiPriority w:val="9"/>
-    <w:rsid w:val="00D9673F"/>
+    <w:rsid w:val="00116095"/>
     <w:rPr>
       <w:rFonts w:asciiTheme="majorHAnsi" w:eastAsiaTheme="majorEastAsia" w:hAnsiTheme="majorHAnsi" w:cstheme="majorBidi"/>
       <w:color w:val="2F5496" w:themeColor="accent1" w:themeShade="BF"/>
@@ -13544,7 +13840,7 @@
     <w:basedOn w:val="DefaultParagraphFont"/>
     <w:link w:val="Heading2"/>
     <w:uiPriority w:val="9"/>
-    <w:rsid w:val="00D9673F"/>
+    <w:rsid w:val="00116095"/>
     <w:rPr>
       <w:rFonts w:asciiTheme="majorHAnsi" w:eastAsiaTheme="majorEastAsia" w:hAnsiTheme="majorHAnsi" w:cstheme="majorBidi"/>
       <w:color w:val="2F5496" w:themeColor="accent1" w:themeShade="BF"/>
@@ -13557,7 +13853,7 @@
     <w:basedOn w:val="DefaultParagraphFont"/>
     <w:link w:val="Heading3"/>
     <w:uiPriority w:val="9"/>
-    <w:rsid w:val="00D9673F"/>
+    <w:rsid w:val="00116095"/>
     <w:rPr>
       <w:rFonts w:eastAsiaTheme="majorEastAsia" w:cstheme="majorBidi"/>
       <w:color w:val="2F5496" w:themeColor="accent1" w:themeShade="BF"/>
@@ -13570,7 +13866,7 @@
     <w:basedOn w:val="DefaultParagraphFont"/>
     <w:link w:val="Heading4"/>
     <w:uiPriority w:val="9"/>
-    <w:rsid w:val="00D9673F"/>
+    <w:rsid w:val="00116095"/>
     <w:rPr>
       <w:rFonts w:eastAsiaTheme="majorEastAsia" w:cstheme="majorBidi"/>
       <w:i/>
@@ -13583,7 +13879,7 @@
     <w:basedOn w:val="DefaultParagraphFont"/>
     <w:link w:val="Heading5"/>
     <w:uiPriority w:val="9"/>
-    <w:rsid w:val="00D9673F"/>
+    <w:rsid w:val="00116095"/>
     <w:rPr>
       <w:rFonts w:eastAsiaTheme="majorEastAsia" w:cstheme="majorBidi"/>
       <w:color w:val="2F5496" w:themeColor="accent1" w:themeShade="BF"/>
@@ -13594,7 +13890,7 @@
     <w:basedOn w:val="DefaultParagraphFont"/>
     <w:link w:val="Heading6"/>
     <w:uiPriority w:val="9"/>
-    <w:rsid w:val="00D9673F"/>
+    <w:rsid w:val="00116095"/>
     <w:rPr>
       <w:rFonts w:eastAsiaTheme="majorEastAsia" w:cstheme="majorBidi"/>
       <w:i/>
@@ -13608,7 +13904,7 @@
     <w:link w:val="Heading7"/>
     <w:uiPriority w:val="9"/>
     <w:semiHidden/>
-    <w:rsid w:val="00D9673F"/>
+    <w:rsid w:val="00116095"/>
     <w:rPr>
       <w:rFonts w:eastAsiaTheme="majorEastAsia" w:cstheme="majorBidi"/>
       <w:color w:val="595959" w:themeColor="text1" w:themeTint="A6"/>
@@ -13620,7 +13916,7 @@
     <w:link w:val="Heading8"/>
     <w:uiPriority w:val="9"/>
     <w:semiHidden/>
-    <w:rsid w:val="00D9673F"/>
+    <w:rsid w:val="00116095"/>
     <w:rPr>
       <w:rFonts w:eastAsiaTheme="majorEastAsia" w:cstheme="majorBidi"/>
       <w:i/>
@@ -13634,7 +13930,7 @@
     <w:link w:val="Heading9"/>
     <w:uiPriority w:val="9"/>
     <w:semiHidden/>
-    <w:rsid w:val="00D9673F"/>
+    <w:rsid w:val="00116095"/>
     <w:rPr>
       <w:rFonts w:eastAsiaTheme="majorEastAsia" w:cstheme="majorBidi"/>
       <w:color w:val="272727" w:themeColor="text1" w:themeTint="D8"/>
@@ -13647,7 +13943,7 @@
     <w:link w:val="TitleChar"/>
     <w:uiPriority w:val="10"/>
     <w:qFormat/>
-    <w:rsid w:val="00D9673F"/>
+    <w:rsid w:val="00116095"/>
     <w:pPr>
       <w:spacing w:after="80" w:line="240" w:lineRule="auto"/>
       <w:contextualSpacing/>
@@ -13665,7 +13961,7 @@
     <w:basedOn w:val="DefaultParagraphFont"/>
     <w:link w:val="Title"/>
     <w:uiPriority w:val="10"/>
-    <w:rsid w:val="00D9673F"/>
+    <w:rsid w:val="00116095"/>
     <w:rPr>
       <w:rFonts w:asciiTheme="majorHAnsi" w:eastAsiaTheme="majorEastAsia" w:hAnsiTheme="majorHAnsi" w:cstheme="majorBidi"/>
       <w:spacing w:val="-10"/>
@@ -13681,7 +13977,7 @@
     <w:link w:val="SubtitleChar"/>
     <w:uiPriority w:val="11"/>
     <w:qFormat/>
-    <w:rsid w:val="00D9673F"/>
+    <w:rsid w:val="00116095"/>
     <w:pPr>
       <w:numPr>
         <w:ilvl w:val="1"/>
@@ -13700,7 +13996,7 @@
     <w:basedOn w:val="DefaultParagraphFont"/>
     <w:link w:val="Subtitle"/>
     <w:uiPriority w:val="11"/>
-    <w:rsid w:val="00D9673F"/>
+    <w:rsid w:val="00116095"/>
     <w:rPr>
       <w:rFonts w:eastAsiaTheme="majorEastAsia" w:cstheme="majorBidi"/>
       <w:color w:val="595959" w:themeColor="text1" w:themeTint="A6"/>
@@ -13716,7 +14012,7 @@
     <w:link w:val="QuoteChar"/>
     <w:uiPriority w:val="29"/>
     <w:qFormat/>
-    <w:rsid w:val="00D9673F"/>
+    <w:rsid w:val="00116095"/>
     <w:pPr>
       <w:spacing w:before="160"/>
       <w:jc w:val="center"/>
@@ -13732,7 +14028,7 @@
     <w:basedOn w:val="DefaultParagraphFont"/>
     <w:link w:val="Quote"/>
     <w:uiPriority w:val="29"/>
-    <w:rsid w:val="00D9673F"/>
+    <w:rsid w:val="00116095"/>
     <w:rPr>
       <w:i/>
       <w:iCs/>
@@ -13744,7 +14040,7 @@
     <w:basedOn w:val="Normal"/>
     <w:uiPriority w:val="34"/>
     <w:qFormat/>
-    <w:rsid w:val="00D9673F"/>
+    <w:rsid w:val="00116095"/>
     <w:pPr>
       <w:ind w:left="720"/>
       <w:contextualSpacing/>
@@ -13755,7 +14051,7 @@
     <w:basedOn w:val="DefaultParagraphFont"/>
     <w:uiPriority w:val="21"/>
     <w:qFormat/>
-    <w:rsid w:val="00D9673F"/>
+    <w:rsid w:val="00116095"/>
     <w:rPr>
       <w:i/>
       <w:iCs/>
@@ -13769,7 +14065,7 @@
     <w:link w:val="IntenseQuoteChar"/>
     <w:uiPriority w:val="30"/>
     <w:qFormat/>
-    <w:rsid w:val="00D9673F"/>
+    <w:rsid w:val="00116095"/>
     <w:pPr>
       <w:pBdr>
         <w:top w:val="single" w:sz="4" w:space="10" w:color="2F5496" w:themeColor="accent1" w:themeShade="BF"/>
@@ -13790,7 +14086,7 @@
     <w:basedOn w:val="DefaultParagraphFont"/>
     <w:link w:val="IntenseQuote"/>
     <w:uiPriority w:val="30"/>
-    <w:rsid w:val="00D9673F"/>
+    <w:rsid w:val="00116095"/>
     <w:rPr>
       <w:i/>
       <w:iCs/>
@@ -13802,7 +14098,7 @@
     <w:basedOn w:val="DefaultParagraphFont"/>
     <w:uiPriority w:val="32"/>
     <w:qFormat/>
-    <w:rsid w:val="00D9673F"/>
+    <w:rsid w:val="00116095"/>
     <w:rPr>
       <w:b/>
       <w:bCs/>
